--- a/05-数字电路/01-组合逻辑电路/或非门电路/或非门电路.docx
+++ b/05-数字电路/01-组合逻辑电路/或非门电路/或非门电路.docx
@@ -1966,6 +1966,20 @@
     </w:p>
     <w:bookmarkEnd w:id="26"/>
     <w:bookmarkEnd w:id="27"/>
+    <w:p>
+      <w:pPr>
+        <w:spacing w:before="360"/>
+        <w:jc w:val="center"/>
+      </w:pPr>
+      <w:r>
+        <w:rPr>
+          <w:rFonts w:ascii="Times New Roman" w:hAnsi="Times New Roman"/>
+          <w:color w:val="555555"/>
+          <w:sz w:val="21"/>
+        </w:rPr>
+        <w:t>材料收集者：杜文杰</w:t>
+      </w:r>
+    </w:p>
     <w:sectPr>
       <w:headerReference r:id="rId9" w:type="default"/>
       <w:footerReference r:id="rId10" w:type="default"/>

--- a/05-数字电路/01-组合逻辑电路/或非门电路/或非门电路.docx
+++ b/05-数字电路/01-组合逻辑电路/或非门电路/或非门电路.docx
@@ -1,6 +1,6 @@
 
 <file path=word/document.xml><?xml version="1.0" encoding="utf-8"?>
-<w:document xmlns:w="http://schemas.openxmlformats.org/wordprocessingml/2006/main" xmlns:m="http://schemas.openxmlformats.org/officeDocument/2006/math" xmlns:r="http://schemas.openxmlformats.org/officeDocument/2006/relationships" xmlns:o="urn:schemas-microsoft-com:office:office" xmlns:v="urn:schemas-microsoft-com:vml" xmlns:w10="urn:schemas-microsoft-com:office:word" xmlns:a="http://schemas.openxmlformats.org/drawingml/2006/main" xmlns:pic="http://schemas.openxmlformats.org/drawingml/2006/picture" xmlns:wp="http://schemas.openxmlformats.org/drawingml/2006/wordprocessingDrawing">
+<w:document xmlns:m="http://schemas.openxmlformats.org/officeDocument/2006/math" xmlns:r="http://schemas.openxmlformats.org/officeDocument/2006/relationships" xmlns:w="http://schemas.openxmlformats.org/wordprocessingml/2006/main" xmlns:o="urn:schemas-microsoft-com:office:office" xmlns:v="urn:schemas-microsoft-com:vml" xmlns:w10="urn:schemas-microsoft-com:office:word" xmlns:a="http://schemas.openxmlformats.org/drawingml/2006/main" xmlns:pic="http://schemas.openxmlformats.org/drawingml/2006/picture" xmlns:wp="http://schemas.openxmlformats.org/drawingml/2006/wordprocessingDrawing">
   <w:body>
     <w:bookmarkStart w:id="27" w:name="或非门电路nor-门"/>
     <w:p>
@@ -9,16 +9,19 @@
       </w:pPr>
       <w:r>
         <w:rPr>
-          <w:rFonts w:hint="eastAsia"/>
+          <w:rFonts w:hint="eastAsia" w:eastAsia="黑体"/>
         </w:rPr>
         <w:t xml:space="preserve">或非门电路（NOR</w:t>
       </w:r>
       <w:r>
+        <w:rPr>
+          <w:rFonts w:eastAsia="黑体"/>
+        </w:rPr>
         <w:t xml:space="preserve"> </w:t>
       </w:r>
       <w:r>
         <w:rPr>
-          <w:rFonts w:hint="eastAsia"/>
+          <w:rFonts w:hint="eastAsia" w:eastAsia="黑体"/>
         </w:rPr>
         <w:t xml:space="preserve">门）</w:t>
       </w:r>
@@ -30,7 +33,7 @@
       </w:pPr>
       <w:r>
         <w:rPr>
-          <w:rFonts w:hint="eastAsia"/>
+          <w:rFonts w:hint="eastAsia" w:eastAsia="黑体"/>
         </w:rPr>
         <w:t xml:space="preserve">拓扑描述</w:t>
       </w:r>
@@ -41,13 +44,13 @@
       </w:pPr>
       <w:r>
         <w:rPr>
-          <w:rFonts w:hint="eastAsia"/>
+          <w:rFonts w:hint="eastAsia" w:eastAsia="黑体"/>
         </w:rPr>
         <w:t xml:space="preserve">由</w:t>
       </w:r>
       <w:r>
         <w:rPr>
-          <w:rFonts w:hint="eastAsia"/>
+          <w:rFonts w:hint="eastAsia" w:eastAsia="黑体"/>
           <w:b/>
           <w:bCs/>
         </w:rPr>
@@ -55,23 +58,27 @@
       </w:r>
       <w:r>
         <w:rPr>
+          <w:rFonts w:eastAsia="黑体"/>
           <w:b/>
           <w:bCs/>
         </w:rPr>
         <w:t xml:space="preserve"> A1</w:t>
       </w:r>
       <w:r>
+        <w:rPr>
+          <w:rFonts w:eastAsia="黑体"/>
+        </w:rPr>
         <w:t xml:space="preserve"> </w:t>
       </w:r>
       <w:r>
         <w:rPr>
-          <w:rFonts w:hint="eastAsia"/>
+          <w:rFonts w:hint="eastAsia" w:eastAsia="黑体"/>
         </w:rPr>
         <w:t xml:space="preserve">与</w:t>
       </w:r>
       <w:r>
         <w:rPr>
-          <w:rFonts w:hint="eastAsia"/>
+          <w:rFonts w:hint="eastAsia" w:eastAsia="黑体"/>
           <w:b/>
           <w:bCs/>
         </w:rPr>
@@ -79,32 +86,39 @@
       </w:r>
       <w:r>
         <w:rPr>
+          <w:rFonts w:eastAsia="黑体"/>
           <w:b/>
           <w:bCs/>
         </w:rPr>
         <w:t xml:space="preserve"> A2</w:t>
       </w:r>
       <w:r>
+        <w:rPr>
+          <w:rFonts w:eastAsia="黑体"/>
+        </w:rPr>
         <w:t xml:space="preserve"> </w:t>
       </w:r>
       <w:r>
         <w:rPr>
-          <w:rFonts w:hint="eastAsia"/>
+          <w:rFonts w:hint="eastAsia" w:eastAsia="黑体"/>
         </w:rPr>
         <w:t xml:space="preserve">级联组成，实现”先或后非”。电路共有</w:t>
       </w:r>
       <w:r>
+        <w:rPr>
+          <w:rFonts w:eastAsia="黑体"/>
+        </w:rPr>
         <w:t xml:space="preserve"> 4 </w:t>
       </w:r>
       <w:r>
         <w:rPr>
-          <w:rFonts w:hint="eastAsia"/>
+          <w:rFonts w:hint="eastAsia" w:eastAsia="黑体"/>
         </w:rPr>
         <w:t xml:space="preserve">个关键节点：</w:t>
       </w:r>
       <w:r>
         <w:rPr>
-          <w:rFonts w:hint="eastAsia"/>
+          <w:rFonts w:hint="eastAsia" w:eastAsia="黑体"/>
           <w:b/>
           <w:bCs/>
         </w:rPr>
@@ -112,6 +126,7 @@
       </w:r>
       <w:r>
         <w:rPr>
+          <w:rFonts w:eastAsia="黑体"/>
           <w:b/>
           <w:bCs/>
         </w:rPr>
@@ -119,7 +134,7 @@
       </w:r>
       <w:r>
         <w:rPr>
-          <w:rFonts w:hint="eastAsia"/>
+          <w:rFonts w:hint="eastAsia" w:eastAsia="黑体"/>
           <w:b/>
           <w:bCs/>
         </w:rPr>
@@ -127,6 +142,7 @@
       </w:r>
       <w:r>
         <w:rPr>
+          <w:rFonts w:eastAsia="黑体"/>
           <w:b/>
           <w:bCs/>
         </w:rPr>
@@ -134,11 +150,14 @@
       </w:r>
       <w:r>
         <w:rPr>
-          <w:rFonts w:hint="eastAsia"/>
+          <w:rFonts w:hint="eastAsia" w:eastAsia="黑体"/>
         </w:rPr>
         <w:t xml:space="preserve">（外部输入信号</w:t>
       </w:r>
       <w:r>
+        <w:rPr>
+          <w:rFonts w:eastAsia="黑体"/>
+        </w:rPr>
         <w:t xml:space="preserve"> </w:t>
       </w:r>
       <m:oMath>
@@ -147,35 +166,44 @@
         </m:r>
       </m:oMath>
       <w:r>
+        <w:rPr>
+          <w:rFonts w:eastAsia="黑体"/>
+        </w:rPr>
         <w:t xml:space="preserve"> </w:t>
       </w:r>
       <w:r>
         <w:rPr>
-          <w:rFonts w:hint="eastAsia"/>
+          <w:rFonts w:hint="eastAsia" w:eastAsia="黑体"/>
         </w:rPr>
         <w:t xml:space="preserve">与</w:t>
       </w:r>
       <w:r>
+        <w:rPr>
+          <w:rFonts w:eastAsia="黑体"/>
+        </w:rPr>
         <w:t xml:space="preserve"> A1 </w:t>
       </w:r>
       <w:r>
         <w:rPr>
-          <w:rFonts w:hint="eastAsia"/>
+          <w:rFonts w:hint="eastAsia" w:eastAsia="黑体"/>
         </w:rPr>
         <w:t xml:space="preserve">的</w:t>
       </w:r>
       <w:r>
+        <w:rPr>
+          <w:rFonts w:eastAsia="黑体"/>
+        </w:rPr>
         <w:t xml:space="preserve"> A </w:t>
       </w:r>
       <w:r>
         <w:rPr>
-          <w:rFonts w:hint="eastAsia"/>
+          <w:rFonts w:hint="eastAsia" w:eastAsia="黑体"/>
         </w:rPr>
         <w:t xml:space="preserve">端相连）；</w:t>
       </w:r>
       <w:r>
         <w:rPr>
-          <w:rFonts w:hint="eastAsia"/>
+          <w:rFonts w:hint="eastAsia" w:eastAsia="黑体"/>
           <w:b/>
           <w:bCs/>
         </w:rPr>
@@ -183,6 +211,7 @@
       </w:r>
       <w:r>
         <w:rPr>
+          <w:rFonts w:eastAsia="黑体"/>
           <w:b/>
           <w:bCs/>
         </w:rPr>
@@ -190,7 +219,7 @@
       </w:r>
       <w:r>
         <w:rPr>
-          <w:rFonts w:hint="eastAsia"/>
+          <w:rFonts w:hint="eastAsia" w:eastAsia="黑体"/>
           <w:b/>
           <w:bCs/>
         </w:rPr>
@@ -198,6 +227,7 @@
       </w:r>
       <w:r>
         <w:rPr>
+          <w:rFonts w:eastAsia="黑体"/>
           <w:b/>
           <w:bCs/>
         </w:rPr>
@@ -205,11 +235,14 @@
       </w:r>
       <w:r>
         <w:rPr>
-          <w:rFonts w:hint="eastAsia"/>
+          <w:rFonts w:hint="eastAsia" w:eastAsia="黑体"/>
         </w:rPr>
         <w:t xml:space="preserve">（外部输入信号</w:t>
       </w:r>
       <w:r>
+        <w:rPr>
+          <w:rFonts w:eastAsia="黑体"/>
+        </w:rPr>
         <w:t xml:space="preserve"> </w:t>
       </w:r>
       <m:oMath>
@@ -218,35 +251,44 @@
         </m:r>
       </m:oMath>
       <w:r>
+        <w:rPr>
+          <w:rFonts w:eastAsia="黑体"/>
+        </w:rPr>
         <w:t xml:space="preserve"> </w:t>
       </w:r>
       <w:r>
         <w:rPr>
-          <w:rFonts w:hint="eastAsia"/>
+          <w:rFonts w:hint="eastAsia" w:eastAsia="黑体"/>
         </w:rPr>
         <w:t xml:space="preserve">与</w:t>
       </w:r>
       <w:r>
+        <w:rPr>
+          <w:rFonts w:eastAsia="黑体"/>
+        </w:rPr>
         <w:t xml:space="preserve"> A1 </w:t>
       </w:r>
       <w:r>
         <w:rPr>
-          <w:rFonts w:hint="eastAsia"/>
+          <w:rFonts w:hint="eastAsia" w:eastAsia="黑体"/>
         </w:rPr>
         <w:t xml:space="preserve">的</w:t>
       </w:r>
       <w:r>
+        <w:rPr>
+          <w:rFonts w:eastAsia="黑体"/>
+        </w:rPr>
         <w:t xml:space="preserve"> B </w:t>
       </w:r>
       <w:r>
         <w:rPr>
-          <w:rFonts w:hint="eastAsia"/>
+          <w:rFonts w:hint="eastAsia" w:eastAsia="黑体"/>
         </w:rPr>
         <w:t xml:space="preserve">端相连）；</w:t>
       </w:r>
       <w:r>
         <w:rPr>
-          <w:rFonts w:hint="eastAsia"/>
+          <w:rFonts w:hint="eastAsia" w:eastAsia="黑体"/>
           <w:b/>
           <w:bCs/>
         </w:rPr>
@@ -254,6 +296,7 @@
       </w:r>
       <w:r>
         <w:rPr>
+          <w:rFonts w:eastAsia="黑体"/>
           <w:b/>
           <w:bCs/>
         </w:rPr>
@@ -261,7 +304,7 @@
       </w:r>
       <w:r>
         <w:rPr>
-          <w:rFonts w:hint="eastAsia"/>
+          <w:rFonts w:hint="eastAsia" w:eastAsia="黑体"/>
           <w:b/>
           <w:bCs/>
         </w:rPr>
@@ -269,6 +312,7 @@
       </w:r>
       <w:r>
         <w:rPr>
+          <w:rFonts w:eastAsia="黑体"/>
           <w:b/>
           <w:bCs/>
         </w:rPr>
@@ -276,47 +320,62 @@
       </w:r>
       <w:r>
         <w:rPr>
-          <w:rFonts w:hint="eastAsia"/>
+          <w:rFonts w:hint="eastAsia" w:eastAsia="黑体"/>
         </w:rPr>
         <w:t xml:space="preserve">（A1</w:t>
       </w:r>
       <w:r>
+        <w:rPr>
+          <w:rFonts w:eastAsia="黑体"/>
+        </w:rPr>
         <w:t xml:space="preserve"> </w:t>
       </w:r>
       <w:r>
         <w:rPr>
-          <w:rFonts w:hint="eastAsia"/>
+          <w:rFonts w:hint="eastAsia" w:eastAsia="黑体"/>
         </w:rPr>
         <w:t xml:space="preserve">的输出</w:t>
       </w:r>
       <w:r>
+        <w:rPr>
+          <w:rFonts w:eastAsia="黑体"/>
+        </w:rPr>
         <w:t xml:space="preserve"> Y </w:t>
       </w:r>
       <w:r>
         <w:rPr>
-          <w:rFonts w:hint="eastAsia"/>
+          <w:rFonts w:hint="eastAsia" w:eastAsia="黑体"/>
         </w:rPr>
         <w:t xml:space="preserve">与</w:t>
       </w:r>
       <w:r>
+        <w:rPr>
+          <w:rFonts w:eastAsia="黑体"/>
+        </w:rPr>
         <w:t xml:space="preserve"> A2 </w:t>
       </w:r>
       <w:r>
         <w:rPr>
-          <w:rFonts w:hint="eastAsia"/>
+          <w:rFonts w:hint="eastAsia" w:eastAsia="黑体"/>
         </w:rPr>
         <w:t xml:space="preserve">的</w:t>
       </w:r>
       <w:r>
+        <w:rPr>
+          <w:rFonts w:eastAsia="黑体"/>
+        </w:rPr>
         <w:t xml:space="preserve"> A </w:t>
       </w:r>
       <w:r>
         <w:rPr>
-          <w:rFonts w:hint="eastAsia"/>
+          <w:rFonts w:hint="eastAsia" w:eastAsia="黑体"/>
         </w:rPr>
         <w:t xml:space="preserve">端相连，携带</w:t>
       </w:r>
       <w:r>
+        <w:rPr>
+          <w:rFonts w:eastAsia="黑体"/>
+        </w:rPr>
         <w:t xml:space="preserve"> </w:t>
       </w:r>
       <m:oMath>
@@ -335,13 +394,13 @@
       </m:oMath>
       <w:r>
         <w:rPr>
-          <w:rFonts w:hint="eastAsia"/>
+          <w:rFonts w:hint="eastAsia" w:eastAsia="黑体"/>
         </w:rPr>
         <w:t xml:space="preserve">）；</w:t>
       </w:r>
       <w:r>
         <w:rPr>
-          <w:rFonts w:hint="eastAsia"/>
+          <w:rFonts w:hint="eastAsia" w:eastAsia="黑体"/>
           <w:b/>
           <w:bCs/>
         </w:rPr>
@@ -349,6 +408,7 @@
       </w:r>
       <w:r>
         <w:rPr>
+          <w:rFonts w:eastAsia="黑体"/>
           <w:b/>
           <w:bCs/>
         </w:rPr>
@@ -356,7 +416,7 @@
       </w:r>
       <w:r>
         <w:rPr>
-          <w:rFonts w:hint="eastAsia"/>
+          <w:rFonts w:hint="eastAsia" w:eastAsia="黑体"/>
           <w:b/>
           <w:bCs/>
         </w:rPr>
@@ -364,6 +424,7 @@
       </w:r>
       <w:r>
         <w:rPr>
+          <w:rFonts w:eastAsia="黑体"/>
           <w:b/>
           <w:bCs/>
         </w:rPr>
@@ -371,29 +432,38 @@
       </w:r>
       <w:r>
         <w:rPr>
-          <w:rFonts w:hint="eastAsia"/>
+          <w:rFonts w:hint="eastAsia" w:eastAsia="黑体"/>
         </w:rPr>
         <w:t xml:space="preserve">（A2</w:t>
       </w:r>
       <w:r>
+        <w:rPr>
+          <w:rFonts w:eastAsia="黑体"/>
+        </w:rPr>
         <w:t xml:space="preserve"> </w:t>
       </w:r>
       <w:r>
         <w:rPr>
-          <w:rFonts w:hint="eastAsia"/>
+          <w:rFonts w:hint="eastAsia" w:eastAsia="黑体"/>
         </w:rPr>
         <w:t xml:space="preserve">的输出</w:t>
       </w:r>
       <w:r>
+        <w:rPr>
+          <w:rFonts w:eastAsia="黑体"/>
+        </w:rPr>
         <w:t xml:space="preserve"> Y </w:t>
       </w:r>
       <w:r>
         <w:rPr>
-          <w:rFonts w:hint="eastAsia"/>
+          <w:rFonts w:hint="eastAsia" w:eastAsia="黑体"/>
         </w:rPr>
         <w:t xml:space="preserve">作为电路输出，携带</w:t>
       </w:r>
       <w:r>
+        <w:rPr>
+          <w:rFonts w:eastAsia="黑体"/>
+        </w:rPr>
         <w:t xml:space="preserve"> </w:t>
       </w:r>
       <m:oMath>
@@ -419,7 +489,7 @@
       </m:oMath>
       <w:r>
         <w:rPr>
-          <w:rFonts w:hint="eastAsia"/>
+          <w:rFonts w:hint="eastAsia" w:eastAsia="黑体"/>
         </w:rPr>
         <w:t xml:space="preserve">）。</w:t>
       </w:r>
@@ -428,82 +498,106 @@
       <w:pPr/>
       <w:r>
         <w:rPr>
-          <w:rFonts w:hint="eastAsia"/>
+          <w:rFonts w:hint="eastAsia" w:eastAsia="黑体"/>
         </w:rPr>
         <w:t xml:space="preserve">各门管脚连接：</w:t>
       </w:r>
       <w:r>
         <w:rPr>
-          <w:rFonts w:hint="eastAsia"/>
+          <w:rFonts w:hint="eastAsia" w:eastAsia="黑体"/>
           <w:b/>
           <w:bCs/>
         </w:rPr>
         <w:t xml:space="preserve">A1（或门）</w:t>
       </w:r>
       <w:r>
+        <w:rPr>
+          <w:rFonts w:eastAsia="黑体"/>
+        </w:rPr>
         <w:t xml:space="preserve"> </w:t>
       </w:r>
       <w:r>
         <w:rPr>
-          <w:rFonts w:hint="eastAsia"/>
+          <w:rFonts w:hint="eastAsia" w:eastAsia="黑体"/>
         </w:rPr>
         <w:t xml:space="preserve">的</w:t>
       </w:r>
       <w:r>
+        <w:rPr>
+          <w:rFonts w:eastAsia="黑体"/>
+        </w:rPr>
         <w:t xml:space="preserve"> A </w:t>
       </w:r>
       <w:r>
         <w:rPr>
-          <w:rFonts w:hint="eastAsia"/>
+          <w:rFonts w:hint="eastAsia" w:eastAsia="黑体"/>
         </w:rPr>
         <w:t xml:space="preserve">端接输入节点</w:t>
       </w:r>
       <w:r>
+        <w:rPr>
+          <w:rFonts w:eastAsia="黑体"/>
+        </w:rPr>
         <w:t xml:space="preserve"> A、B </w:t>
       </w:r>
       <w:r>
         <w:rPr>
-          <w:rFonts w:hint="eastAsia"/>
+          <w:rFonts w:hint="eastAsia" w:eastAsia="黑体"/>
         </w:rPr>
         <w:t xml:space="preserve">端接输入节点</w:t>
       </w:r>
       <w:r>
+        <w:rPr>
+          <w:rFonts w:eastAsia="黑体"/>
+        </w:rPr>
         <w:t xml:space="preserve"> </w:t>
       </w:r>
       <w:r>
         <w:rPr>
-          <w:rFonts w:hint="eastAsia"/>
+          <w:rFonts w:hint="eastAsia" w:eastAsia="黑体"/>
         </w:rPr>
         <w:t xml:space="preserve">B、输出</w:t>
       </w:r>
       <w:r>
+        <w:rPr>
+          <w:rFonts w:eastAsia="黑体"/>
+        </w:rPr>
         <w:t xml:space="preserve"> Y </w:t>
       </w:r>
       <w:r>
         <w:rPr>
-          <w:rFonts w:hint="eastAsia"/>
+          <w:rFonts w:hint="eastAsia" w:eastAsia="黑体"/>
         </w:rPr>
         <w:t xml:space="preserve">端接中间节点</w:t>
       </w:r>
       <w:r>
+        <w:rPr>
+          <w:rFonts w:eastAsia="黑体"/>
+        </w:rPr>
         <w:t xml:space="preserve"> </w:t>
       </w:r>
       <w:r>
         <w:rPr>
-          <w:rFonts w:hint="eastAsia"/>
+          <w:rFonts w:hint="eastAsia" w:eastAsia="黑体"/>
         </w:rPr>
         <w:t xml:space="preserve">S，正电源脚</w:t>
       </w:r>
       <w:r>
+        <w:rPr>
+          <w:rFonts w:eastAsia="黑体"/>
+        </w:rPr>
         <w:t xml:space="preserve"> VDD </w:t>
       </w:r>
       <w:r>
         <w:rPr>
-          <w:rFonts w:hint="eastAsia"/>
+          <w:rFonts w:hint="eastAsia" w:eastAsia="黑体"/>
         </w:rPr>
         <w:t xml:space="preserve">接</w:t>
       </w:r>
       <w:r>
+        <w:rPr>
+          <w:rFonts w:eastAsia="黑体"/>
+        </w:rPr>
         <w:t xml:space="preserve"> </w:t>
       </w:r>
       <m:oMath>
@@ -531,91 +625,118 @@
       </m:oMath>
       <w:r>
         <w:rPr>
-          <w:rFonts w:hint="eastAsia"/>
+          <w:rFonts w:hint="eastAsia" w:eastAsia="黑体"/>
         </w:rPr>
         <w:t xml:space="preserve">、接地脚</w:t>
       </w:r>
       <w:r>
+        <w:rPr>
+          <w:rFonts w:eastAsia="黑体"/>
+        </w:rPr>
         <w:t xml:space="preserve"> GND </w:t>
       </w:r>
       <w:r>
         <w:rPr>
-          <w:rFonts w:hint="eastAsia"/>
+          <w:rFonts w:hint="eastAsia" w:eastAsia="黑体"/>
         </w:rPr>
         <w:t xml:space="preserve">接</w:t>
       </w:r>
       <w:r>
+        <w:rPr>
+          <w:rFonts w:eastAsia="黑体"/>
+        </w:rPr>
         <w:t xml:space="preserve"> </w:t>
       </w:r>
       <w:r>
         <w:rPr>
-          <w:rFonts w:hint="eastAsia"/>
+          <w:rFonts w:hint="eastAsia" w:eastAsia="黑体"/>
         </w:rPr>
         <w:t xml:space="preserve">GND；</w:t>
       </w:r>
       <w:r>
         <w:rPr>
-          <w:rFonts w:hint="eastAsia"/>
+          <w:rFonts w:hint="eastAsia" w:eastAsia="黑体"/>
           <w:b/>
           <w:bCs/>
         </w:rPr>
         <w:t xml:space="preserve">A2（非门）</w:t>
       </w:r>
       <w:r>
+        <w:rPr>
+          <w:rFonts w:eastAsia="黑体"/>
+        </w:rPr>
         <w:t xml:space="preserve"> </w:t>
       </w:r>
       <w:r>
         <w:rPr>
-          <w:rFonts w:hint="eastAsia"/>
+          <w:rFonts w:hint="eastAsia" w:eastAsia="黑体"/>
         </w:rPr>
         <w:t xml:space="preserve">的</w:t>
       </w:r>
       <w:r>
+        <w:rPr>
+          <w:rFonts w:eastAsia="黑体"/>
+        </w:rPr>
         <w:t xml:space="preserve"> A </w:t>
       </w:r>
       <w:r>
         <w:rPr>
-          <w:rFonts w:hint="eastAsia"/>
+          <w:rFonts w:hint="eastAsia" w:eastAsia="黑体"/>
         </w:rPr>
         <w:t xml:space="preserve">端（输入端）接中间节点</w:t>
       </w:r>
       <w:r>
+        <w:rPr>
+          <w:rFonts w:eastAsia="黑体"/>
+        </w:rPr>
         <w:t xml:space="preserve"> </w:t>
       </w:r>
       <w:r>
         <w:rPr>
-          <w:rFonts w:hint="eastAsia"/>
+          <w:rFonts w:hint="eastAsia" w:eastAsia="黑体"/>
         </w:rPr>
         <w:t xml:space="preserve">S、输出</w:t>
       </w:r>
       <w:r>
+        <w:rPr>
+          <w:rFonts w:eastAsia="黑体"/>
+        </w:rPr>
         <w:t xml:space="preserve"> Y </w:t>
       </w:r>
       <w:r>
         <w:rPr>
-          <w:rFonts w:hint="eastAsia"/>
+          <w:rFonts w:hint="eastAsia" w:eastAsia="黑体"/>
         </w:rPr>
         <w:t xml:space="preserve">端接输出节点</w:t>
       </w:r>
       <w:r>
+        <w:rPr>
+          <w:rFonts w:eastAsia="黑体"/>
+        </w:rPr>
         <w:t xml:space="preserve"> </w:t>
       </w:r>
       <w:r>
         <w:rPr>
-          <w:rFonts w:hint="eastAsia"/>
+          <w:rFonts w:hint="eastAsia" w:eastAsia="黑体"/>
         </w:rPr>
         <w:t xml:space="preserve">Y，正电源脚</w:t>
       </w:r>
       <w:r>
+        <w:rPr>
+          <w:rFonts w:eastAsia="黑体"/>
+        </w:rPr>
         <w:t xml:space="preserve"> VDD </w:t>
       </w:r>
       <w:r>
         <w:rPr>
-          <w:rFonts w:hint="eastAsia"/>
+          <w:rFonts w:hint="eastAsia" w:eastAsia="黑体"/>
         </w:rPr>
         <w:t xml:space="preserve">接</w:t>
       </w:r>
       <w:r>
+        <w:rPr>
+          <w:rFonts w:eastAsia="黑体"/>
+        </w:rPr>
         <w:t xml:space="preserve"> </w:t>
       </w:r>
       <m:oMath>
@@ -643,110 +764,146 @@
       </m:oMath>
       <w:r>
         <w:rPr>
-          <w:rFonts w:hint="eastAsia"/>
+          <w:rFonts w:hint="eastAsia" w:eastAsia="黑体"/>
         </w:rPr>
         <w:t xml:space="preserve">、接地脚</w:t>
       </w:r>
       <w:r>
+        <w:rPr>
+          <w:rFonts w:eastAsia="黑体"/>
+        </w:rPr>
         <w:t xml:space="preserve"> GND </w:t>
       </w:r>
       <w:r>
         <w:rPr>
-          <w:rFonts w:hint="eastAsia"/>
+          <w:rFonts w:hint="eastAsia" w:eastAsia="黑体"/>
         </w:rPr>
         <w:t xml:space="preserve">接</w:t>
       </w:r>
       <w:r>
+        <w:rPr>
+          <w:rFonts w:eastAsia="黑体"/>
+        </w:rPr>
         <w:t xml:space="preserve"> </w:t>
       </w:r>
       <w:r>
         <w:rPr>
-          <w:rFonts w:hint="eastAsia"/>
+          <w:rFonts w:hint="eastAsia" w:eastAsia="黑体"/>
         </w:rPr>
         <w:t xml:space="preserve">GND。在</w:t>
       </w:r>
       <w:r>
+        <w:rPr>
+          <w:rFonts w:eastAsia="黑体"/>
+        </w:rPr>
         <w:t xml:space="preserve"> CMOS </w:t>
       </w:r>
       <w:r>
         <w:rPr>
-          <w:rFonts w:hint="eastAsia"/>
+          <w:rFonts w:hint="eastAsia" w:eastAsia="黑体"/>
         </w:rPr>
         <w:t xml:space="preserve">实现中，A1</w:t>
       </w:r>
       <w:r>
+        <w:rPr>
+          <w:rFonts w:eastAsia="黑体"/>
+        </w:rPr>
         <w:t xml:space="preserve"> </w:t>
       </w:r>
       <w:r>
         <w:rPr>
-          <w:rFonts w:hint="eastAsia"/>
+          <w:rFonts w:hint="eastAsia" w:eastAsia="黑体"/>
         </w:rPr>
         <w:t xml:space="preserve">与</w:t>
       </w:r>
       <w:r>
+        <w:rPr>
+          <w:rFonts w:eastAsia="黑体"/>
+        </w:rPr>
         <w:t xml:space="preserve"> A2 </w:t>
       </w:r>
       <w:r>
         <w:rPr>
-          <w:rFonts w:hint="eastAsia"/>
+          <w:rFonts w:hint="eastAsia" w:eastAsia="黑体"/>
         </w:rPr>
         <w:t xml:space="preserve">合并为”两个</w:t>
       </w:r>
       <w:r>
+        <w:rPr>
+          <w:rFonts w:eastAsia="黑体"/>
+        </w:rPr>
         <w:t xml:space="preserve"> PMOS </w:t>
       </w:r>
       <w:r>
         <w:rPr>
-          <w:rFonts w:hint="eastAsia"/>
+          <w:rFonts w:hint="eastAsia" w:eastAsia="黑体"/>
         </w:rPr>
         <w:t xml:space="preserve">串联、两个</w:t>
       </w:r>
       <w:r>
+        <w:rPr>
+          <w:rFonts w:eastAsia="黑体"/>
+        </w:rPr>
         <w:t xml:space="preserve"> NMOS </w:t>
       </w:r>
       <w:r>
         <w:rPr>
-          <w:rFonts w:hint="eastAsia"/>
+          <w:rFonts w:hint="eastAsia" w:eastAsia="黑体"/>
         </w:rPr>
         <w:t xml:space="preserve">并联”的互补结构，即任一</w:t>
       </w:r>
       <w:r>
+        <w:rPr>
+          <w:rFonts w:eastAsia="黑体"/>
+        </w:rPr>
         <w:t xml:space="preserve"> NMOS </w:t>
       </w:r>
       <w:r>
         <w:rPr>
-          <w:rFonts w:hint="eastAsia"/>
+          <w:rFonts w:hint="eastAsia" w:eastAsia="黑体"/>
         </w:rPr>
         <w:t xml:space="preserve">导通即把输出拉低，仅当所有输入为</w:t>
       </w:r>
       <w:r>
+        <w:rPr>
+          <w:rFonts w:eastAsia="黑体"/>
+        </w:rPr>
         <w:t xml:space="preserve"> 0 </w:t>
       </w:r>
       <w:r>
         <w:rPr>
-          <w:rFonts w:hint="eastAsia"/>
+          <w:rFonts w:hint="eastAsia" w:eastAsia="黑体"/>
         </w:rPr>
         <w:t xml:space="preserve">时才由并联</w:t>
       </w:r>
       <w:r>
+        <w:rPr>
+          <w:rFonts w:eastAsia="黑体"/>
+        </w:rPr>
         <w:t xml:space="preserve"> PMOS </w:t>
       </w:r>
       <w:r>
         <w:rPr>
-          <w:rFonts w:hint="eastAsia"/>
+          <w:rFonts w:hint="eastAsia" w:eastAsia="黑体"/>
         </w:rPr>
         <w:t xml:space="preserve">把输出拉高，此时只有一个</w:t>
       </w:r>
       <w:r>
+        <w:rPr>
+          <w:rFonts w:eastAsia="黑体"/>
+        </w:rPr>
         <w:t xml:space="preserve"> VDD </w:t>
       </w:r>
       <w:r>
         <w:rPr>
-          <w:rFonts w:hint="eastAsia"/>
+          <w:rFonts w:hint="eastAsia" w:eastAsia="黑体"/>
         </w:rPr>
         <w:t xml:space="preserve">与一个</w:t>
       </w:r>
       <w:r>
+        <w:rPr>
+          <w:rFonts w:eastAsia="黑体"/>
+        </w:rPr>
         <w:t xml:space="preserve"> GND。</w:t>
       </w:r>
     </w:p>
@@ -754,11 +911,14 @@
       <w:pPr/>
       <w:r>
         <w:rPr>
-          <w:rFonts w:hint="eastAsia"/>
+          <w:rFonts w:hint="eastAsia" w:eastAsia="黑体"/>
         </w:rPr>
         <w:t xml:space="preserve">由此构成”或门输出再经非门取反”的二输入或非组态，输出</w:t>
       </w:r>
       <w:r>
+        <w:rPr>
+          <w:rFonts w:eastAsia="黑体"/>
+        </w:rPr>
         <w:t xml:space="preserve"> </w:t>
       </w:r>
       <m:oMath>
@@ -793,43 +953,55 @@
       </m:oMath>
       <w:r>
         <w:rPr>
-          <w:rFonts w:hint="eastAsia"/>
+          <w:rFonts w:hint="eastAsia" w:eastAsia="黑体"/>
         </w:rPr>
         <w:t xml:space="preserve">，仅当所有输入都为</w:t>
       </w:r>
       <w:r>
+        <w:rPr>
+          <w:rFonts w:eastAsia="黑体"/>
+        </w:rPr>
         <w:t xml:space="preserve"> 0 </w:t>
       </w:r>
       <w:r>
         <w:rPr>
-          <w:rFonts w:hint="eastAsia"/>
+          <w:rFonts w:hint="eastAsia" w:eastAsia="黑体"/>
         </w:rPr>
         <w:t xml:space="preserve">时输出为</w:t>
       </w:r>
       <w:r>
+        <w:rPr>
+          <w:rFonts w:eastAsia="黑体"/>
+        </w:rPr>
         <w:t xml:space="preserve"> </w:t>
       </w:r>
       <w:r>
         <w:rPr>
-          <w:rFonts w:hint="eastAsia"/>
+          <w:rFonts w:hint="eastAsia" w:eastAsia="黑体"/>
         </w:rPr>
         <w:t xml:space="preserve">1，其余输入组合输出为</w:t>
       </w:r>
       <w:r>
+        <w:rPr>
+          <w:rFonts w:eastAsia="黑体"/>
+        </w:rPr>
         <w:t xml:space="preserve"> </w:t>
       </w:r>
       <w:r>
         <w:rPr>
-          <w:rFonts w:hint="eastAsia"/>
+          <w:rFonts w:hint="eastAsia" w:eastAsia="黑体"/>
         </w:rPr>
         <w:t xml:space="preserve">0；由于</w:t>
       </w:r>
       <w:r>
+        <w:rPr>
+          <w:rFonts w:eastAsia="黑体"/>
+        </w:rPr>
         <w:t xml:space="preserve"> NOR </w:t>
       </w:r>
       <w:r>
         <w:rPr>
-          <w:rFonts w:hint="eastAsia"/>
+          <w:rFonts w:hint="eastAsia" w:eastAsia="黑体"/>
         </w:rPr>
         <w:t xml:space="preserve">也是通用逻辑门，仅用或非门即可搭建任意逻辑功能。</w:t>
       </w:r>
@@ -842,7 +1014,7 @@
       </w:pPr>
       <w:r>
         <w:rPr>
-          <w:rFonts w:hint="eastAsia"/>
+          <w:rFonts w:hint="eastAsia" w:eastAsia="黑体"/>
         </w:rPr>
         <w:t xml:space="preserve">工作原理</w:t>
       </w:r>
@@ -853,61 +1025,79 @@
       </w:pPr>
       <w:r>
         <w:rPr>
-          <w:rFonts w:hint="eastAsia"/>
+          <w:rFonts w:hint="eastAsia" w:eastAsia="黑体"/>
         </w:rPr>
         <w:t xml:space="preserve">当任一输入为高电平</w:t>
       </w:r>
       <w:r>
+        <w:rPr>
+          <w:rFonts w:eastAsia="黑体"/>
+        </w:rPr>
         <w:t xml:space="preserve"> 1 </w:t>
       </w:r>
       <w:r>
         <w:rPr>
-          <w:rFonts w:hint="eastAsia"/>
+          <w:rFonts w:hint="eastAsia" w:eastAsia="黑体"/>
         </w:rPr>
         <w:t xml:space="preserve">时输出为低电平</w:t>
       </w:r>
       <w:r>
+        <w:rPr>
+          <w:rFonts w:eastAsia="黑体"/>
+        </w:rPr>
         <w:t xml:space="preserve"> </w:t>
       </w:r>
       <w:r>
         <w:rPr>
-          <w:rFonts w:hint="eastAsia"/>
+          <w:rFonts w:hint="eastAsia" w:eastAsia="黑体"/>
         </w:rPr>
         <w:t xml:space="preserve">0，仅当所有输入都为</w:t>
       </w:r>
       <w:r>
+        <w:rPr>
+          <w:rFonts w:eastAsia="黑体"/>
+        </w:rPr>
         <w:t xml:space="preserve"> 0 </w:t>
       </w:r>
       <w:r>
         <w:rPr>
-          <w:rFonts w:hint="eastAsia"/>
+          <w:rFonts w:hint="eastAsia" w:eastAsia="黑体"/>
         </w:rPr>
         <w:t xml:space="preserve">时输出才为</w:t>
       </w:r>
       <w:r>
+        <w:rPr>
+          <w:rFonts w:eastAsia="黑体"/>
+        </w:rPr>
         <w:t xml:space="preserve"> 1。CMOS </w:t>
       </w:r>
       <w:r>
         <w:rPr>
-          <w:rFonts w:hint="eastAsia"/>
+          <w:rFonts w:hint="eastAsia" w:eastAsia="黑体"/>
         </w:rPr>
         <w:t xml:space="preserve">中，任一</w:t>
       </w:r>
       <w:r>
+        <w:rPr>
+          <w:rFonts w:eastAsia="黑体"/>
+        </w:rPr>
         <w:t xml:space="preserve"> NMOS </w:t>
       </w:r>
       <w:r>
         <w:rPr>
-          <w:rFonts w:hint="eastAsia"/>
+          <w:rFonts w:hint="eastAsia" w:eastAsia="黑体"/>
         </w:rPr>
         <w:t xml:space="preserve">导通即可把输出拉低，所有</w:t>
       </w:r>
       <w:r>
+        <w:rPr>
+          <w:rFonts w:eastAsia="黑体"/>
+        </w:rPr>
         <w:t xml:space="preserve"> PMOS </w:t>
       </w:r>
       <w:r>
         <w:rPr>
-          <w:rFonts w:hint="eastAsia"/>
+          <w:rFonts w:hint="eastAsia" w:eastAsia="黑体"/>
         </w:rPr>
         <w:t xml:space="preserve">同时导通才把输出拉高，从而实现或非逻辑。</w:t>
       </w:r>
@@ -920,7 +1110,7 @@
       </w:pPr>
       <w:r>
         <w:rPr>
-          <w:rFonts w:hint="eastAsia"/>
+          <w:rFonts w:hint="eastAsia" w:eastAsia="黑体"/>
         </w:rPr>
         <w:t xml:space="preserve">关键计算公式</w:t>
       </w:r>
@@ -934,7 +1124,7 @@
       </w:pPr>
       <w:r>
         <w:rPr>
-          <w:rFonts w:hint="eastAsia"/>
+          <w:rFonts w:hint="eastAsia" w:eastAsia="黑体"/>
         </w:rPr>
         <w:t xml:space="preserve">二输入或非逻辑：</w:t>
       </w:r>
@@ -989,7 +1179,7 @@
       </w:pPr>
       <w:r>
         <w:rPr>
-          <w:rFonts w:hint="eastAsia"/>
+          <w:rFonts w:hint="eastAsia" w:eastAsia="黑体"/>
         </w:rPr>
         <w:t xml:space="preserve">德摩根等价形式：</w:t>
       </w:r>
@@ -1050,11 +1240,14 @@
         </w:numPr>
       </w:pPr>
       <w:r>
+        <w:rPr>
+          <w:rFonts w:eastAsia="黑体"/>
+        </w:rPr>
         <w:t xml:space="preserve">n </w:t>
       </w:r>
       <w:r>
         <w:rPr>
-          <w:rFonts w:hint="eastAsia"/>
+          <w:rFonts w:hint="eastAsia" w:eastAsia="黑体"/>
         </w:rPr>
         <w:t xml:space="preserve">输入或非：</w:t>
       </w:r>
@@ -1157,16 +1350,19 @@
       </w:pPr>
       <w:r>
         <w:rPr>
-          <w:rFonts w:hint="eastAsia"/>
+          <w:rFonts w:hint="eastAsia" w:eastAsia="黑体"/>
         </w:rPr>
         <w:t xml:space="preserve">用</w:t>
       </w:r>
       <w:r>
+        <w:rPr>
+          <w:rFonts w:eastAsia="黑体"/>
+        </w:rPr>
         <w:t xml:space="preserve"> NOR </w:t>
       </w:r>
       <w:r>
         <w:rPr>
-          <w:rFonts w:hint="eastAsia"/>
+          <w:rFonts w:hint="eastAsia" w:eastAsia="黑体"/>
         </w:rPr>
         <w:t xml:space="preserve">门表示非：</w:t>
       </w:r>
@@ -1250,7 +1446,7 @@
             </w:pPr>
             <w:r>
               <w:rPr>
-                <w:rFonts w:hint="eastAsia"/>
+                <w:rFonts w:hint="eastAsia" w:eastAsia="黑体"/>
               </w:rPr>
               <w:t xml:space="preserve">符号</w:t>
             </w:r>
@@ -1264,7 +1460,7 @@
             </w:pPr>
             <w:r>
               <w:rPr>
-                <w:rFonts w:hint="eastAsia"/>
+                <w:rFonts w:hint="eastAsia" w:eastAsia="黑体"/>
               </w:rPr>
               <w:t xml:space="preserve">含义</w:t>
             </w:r>
@@ -1278,7 +1474,7 @@
             </w:pPr>
             <w:r>
               <w:rPr>
-                <w:rFonts w:hint="eastAsia"/>
+                <w:rFonts w:hint="eastAsia" w:eastAsia="黑体"/>
               </w:rPr>
               <w:t xml:space="preserve">单位</w:t>
             </w:r>
@@ -1307,6 +1503,9 @@
               </m:r>
             </m:oMath>
             <w:r>
+              <w:rPr>
+                <w:rFonts w:eastAsia="黑体"/>
+              </w:rPr>
               <w:t xml:space="preserve">​</w:t>
             </w:r>
           </w:p>
@@ -1319,7 +1518,7 @@
             </w:pPr>
             <w:r>
               <w:rPr>
-                <w:rFonts w:hint="eastAsia"/>
+                <w:rFonts w:hint="eastAsia" w:eastAsia="黑体"/>
               </w:rPr>
               <w:t xml:space="preserve">输入</w:t>
             </w:r>
@@ -1332,6 +1531,9 @@
               <w:pStyle w:val="Compact"/>
             </w:pPr>
             <w:r>
+              <w:rPr>
+                <w:rFonts w:eastAsia="黑体"/>
+              </w:rPr>
               <w:t xml:space="preserve">—</w:t>
             </w:r>
           </w:p>
@@ -1350,6 +1552,9 @@
               </m:r>
             </m:oMath>
             <w:r>
+              <w:rPr>
+                <w:rFonts w:eastAsia="黑体"/>
+              </w:rPr>
               <w:t xml:space="preserve">​</w:t>
             </w:r>
           </w:p>
@@ -1362,7 +1567,7 @@
             </w:pPr>
             <w:r>
               <w:rPr>
-                <w:rFonts w:hint="eastAsia"/>
+                <w:rFonts w:hint="eastAsia" w:eastAsia="黑体"/>
               </w:rPr>
               <w:t xml:space="preserve">输出</w:t>
             </w:r>
@@ -1375,6 +1580,9 @@
               <w:pStyle w:val="Compact"/>
             </w:pPr>
             <w:r>
+              <w:rPr>
+                <w:rFonts w:eastAsia="黑体"/>
+              </w:rPr>
               <w:t xml:space="preserve">—</w:t>
             </w:r>
           </w:p>
@@ -1389,7 +1597,7 @@
       </w:pPr>
       <w:r>
         <w:rPr>
-          <w:rFonts w:hint="eastAsia"/>
+          <w:rFonts w:hint="eastAsia" w:eastAsia="黑体"/>
         </w:rPr>
         <w:t xml:space="preserve">元件调整影响</w:t>
       </w:r>
@@ -1404,7 +1612,7 @@
       </w:pPr>
       <w:r>
         <w:rPr>
-          <w:rFonts w:hint="eastAsia"/>
+          <w:rFonts w:hint="eastAsia" w:eastAsia="黑体"/>
         </w:rPr>
         <w:t xml:space="preserve">属基本逻辑门，无模拟调整参数；驱动能力、速度取决于工艺与电源电压。</w:t>
       </w:r>
@@ -1419,7 +1627,7 @@
       </w:pPr>
       <w:r>
         <w:rPr>
-          <w:rFonts w:hint="eastAsia"/>
+          <w:rFonts w:hint="eastAsia" w:eastAsia="黑体"/>
         </w:rPr>
         <w:t xml:space="preserve">增大晶体管宽长比可提高驱动电流、加快翻转，但功耗与面积增大。</w:t>
       </w:r>
@@ -1434,16 +1642,19 @@
       </w:pPr>
       <w:r>
         <w:rPr>
-          <w:rFonts w:hint="eastAsia"/>
+          <w:rFonts w:hint="eastAsia" w:eastAsia="黑体"/>
         </w:rPr>
         <w:t xml:space="preserve">提高电源电压可加快速度，但功耗上升，需在</w:t>
       </w:r>
       <w:r>
+        <w:rPr>
+          <w:rFonts w:eastAsia="黑体"/>
+        </w:rPr>
         <w:t xml:space="preserve"> VDD </w:t>
       </w:r>
       <w:r>
         <w:rPr>
-          <w:rFonts w:hint="eastAsia"/>
+          <w:rFonts w:hint="eastAsia" w:eastAsia="黑体"/>
         </w:rPr>
         <w:t xml:space="preserve">允许范围内。</w:t>
       </w:r>
@@ -1456,7 +1667,7 @@
       </w:pPr>
       <w:r>
         <w:rPr>
-          <w:rFonts w:hint="eastAsia"/>
+          <w:rFonts w:hint="eastAsia" w:eastAsia="黑体"/>
         </w:rPr>
         <w:t xml:space="preserve">典型参数示例</w:t>
       </w:r>
@@ -1471,11 +1682,14 @@
       </w:pPr>
       <w:r>
         <w:rPr>
-          <w:rFonts w:hint="eastAsia"/>
+          <w:rFonts w:hint="eastAsia" w:eastAsia="黑体"/>
         </w:rPr>
         <w:t xml:space="preserve">二输入真值表：当</w:t>
       </w:r>
       <w:r>
+        <w:rPr>
+          <w:rFonts w:eastAsia="黑体"/>
+        </w:rPr>
         <w:t xml:space="preserve"> </w:t>
       </w:r>
       <m:oMath>
@@ -1511,15 +1725,21 @@
         </m:r>
       </m:oMath>
       <w:r>
+        <w:rPr>
+          <w:rFonts w:eastAsia="黑体"/>
+        </w:rPr>
         <w:t xml:space="preserve"> </w:t>
       </w:r>
       <w:r>
         <w:rPr>
-          <w:rFonts w:hint="eastAsia"/>
+          <w:rFonts w:hint="eastAsia" w:eastAsia="黑体"/>
         </w:rPr>
         <w:t xml:space="preserve">时</w:t>
       </w:r>
       <w:r>
+        <w:rPr>
+          <w:rFonts w:eastAsia="黑体"/>
+        </w:rPr>
         <w:t xml:space="preserve"> </w:t>
       </w:r>
       <m:oMath>
@@ -1563,11 +1783,14 @@
       </m:oMath>
       <w:r>
         <w:rPr>
-          <w:rFonts w:hint="eastAsia"/>
+          <w:rFonts w:hint="eastAsia" w:eastAsia="黑体"/>
         </w:rPr>
         <w:t xml:space="preserve">；当</w:t>
       </w:r>
       <w:r>
+        <w:rPr>
+          <w:rFonts w:eastAsia="黑体"/>
+        </w:rPr>
         <w:t xml:space="preserve"> </w:t>
       </w:r>
       <m:oMath>
@@ -1603,15 +1826,21 @@
         </m:r>
       </m:oMath>
       <w:r>
+        <w:rPr>
+          <w:rFonts w:eastAsia="黑体"/>
+        </w:rPr>
         <w:t xml:space="preserve"> </w:t>
       </w:r>
       <w:r>
         <w:rPr>
-          <w:rFonts w:hint="eastAsia"/>
+          <w:rFonts w:hint="eastAsia" w:eastAsia="黑体"/>
         </w:rPr>
         <w:t xml:space="preserve">时</w:t>
       </w:r>
       <w:r>
+        <w:rPr>
+          <w:rFonts w:eastAsia="黑体"/>
+        </w:rPr>
         <w:t xml:space="preserve"> </w:t>
       </w:r>
       <m:oMath>
@@ -1655,7 +1884,7 @@
       </m:oMath>
       <w:r>
         <w:rPr>
-          <w:rFonts w:hint="eastAsia"/>
+          <w:rFonts w:hint="eastAsia" w:eastAsia="黑体"/>
         </w:rPr>
         <w:t xml:space="preserve">；</w:t>
       </w:r>
@@ -1692,15 +1921,21 @@
         </m:r>
       </m:oMath>
       <w:r>
+        <w:rPr>
+          <w:rFonts w:eastAsia="黑体"/>
+        </w:rPr>
         <w:t xml:space="preserve"> </w:t>
       </w:r>
       <w:r>
         <w:rPr>
-          <w:rFonts w:hint="eastAsia"/>
+          <w:rFonts w:hint="eastAsia" w:eastAsia="黑体"/>
         </w:rPr>
         <w:t xml:space="preserve">时</w:t>
       </w:r>
       <w:r>
+        <w:rPr>
+          <w:rFonts w:eastAsia="黑体"/>
+        </w:rPr>
         <w:t xml:space="preserve"> </w:t>
       </w:r>
       <m:oMath>
@@ -1718,6 +1953,9 @@
         </m:r>
       </m:oMath>
       <w:r>
+        <w:rPr>
+          <w:rFonts w:eastAsia="黑体"/>
+        </w:rPr>
         <w:t xml:space="preserve">。</w:t>
       </w:r>
     </w:p>
@@ -1729,7 +1967,7 @@
       </w:pPr>
       <w:r>
         <w:rPr>
-          <w:rFonts w:hint="eastAsia"/>
+          <w:rFonts w:hint="eastAsia" w:eastAsia="黑体"/>
         </w:rPr>
         <w:t xml:space="preserve">常见器件型号</w:t>
       </w:r>
@@ -1744,43 +1982,55 @@
       </w:pPr>
       <w:r>
         <w:rPr>
-          <w:rFonts w:hint="eastAsia"/>
+          <w:rFonts w:hint="eastAsia" w:eastAsia="黑体"/>
         </w:rPr>
         <w:t xml:space="preserve">74HC02（四</w:t>
       </w:r>
       <w:r>
+        <w:rPr>
+          <w:rFonts w:eastAsia="黑体"/>
+        </w:rPr>
         <w:t xml:space="preserve"> 2 </w:t>
       </w:r>
       <w:r>
         <w:rPr>
-          <w:rFonts w:hint="eastAsia"/>
+          <w:rFonts w:hint="eastAsia" w:eastAsia="黑体"/>
         </w:rPr>
         <w:t xml:space="preserve">输入</w:t>
       </w:r>
       <w:r>
+        <w:rPr>
+          <w:rFonts w:eastAsia="黑体"/>
+        </w:rPr>
         <w:t xml:space="preserve"> NOR </w:t>
       </w:r>
       <w:r>
         <w:rPr>
-          <w:rFonts w:hint="eastAsia"/>
+          <w:rFonts w:hint="eastAsia" w:eastAsia="黑体"/>
         </w:rPr>
         <w:t xml:space="preserve">门）、74LS02、CD4001（四</w:t>
       </w:r>
       <w:r>
+        <w:rPr>
+          <w:rFonts w:eastAsia="黑体"/>
+        </w:rPr>
         <w:t xml:space="preserve"> 2 </w:t>
       </w:r>
       <w:r>
         <w:rPr>
-          <w:rFonts w:hint="eastAsia"/>
+          <w:rFonts w:hint="eastAsia" w:eastAsia="黑体"/>
         </w:rPr>
         <w:t xml:space="preserve">输入</w:t>
       </w:r>
       <w:r>
+        <w:rPr>
+          <w:rFonts w:eastAsia="黑体"/>
+        </w:rPr>
         <w:t xml:space="preserve"> NOR </w:t>
       </w:r>
       <w:r>
         <w:rPr>
-          <w:rFonts w:hint="eastAsia"/>
+          <w:rFonts w:hint="eastAsia" w:eastAsia="黑体"/>
         </w:rPr>
         <w:t xml:space="preserve">门）、74HC27（三输入）。</w:t>
       </w:r>
@@ -1795,25 +2045,31 @@
       </w:pPr>
       <w:r>
         <w:rPr>
-          <w:rFonts w:hint="eastAsia"/>
+          <w:rFonts w:hint="eastAsia" w:eastAsia="黑体"/>
         </w:rPr>
         <w:t xml:space="preserve">可编程阵列：GAL22V10</w:t>
       </w:r>
       <w:r>
+        <w:rPr>
+          <w:rFonts w:eastAsia="黑体"/>
+        </w:rPr>
         <w:t xml:space="preserve"> </w:t>
       </w:r>
       <w:r>
         <w:rPr>
-          <w:rFonts w:hint="eastAsia"/>
+          <w:rFonts w:hint="eastAsia" w:eastAsia="黑体"/>
         </w:rPr>
         <w:t xml:space="preserve">等（可配置为实现</w:t>
       </w:r>
       <w:r>
+        <w:rPr>
+          <w:rFonts w:eastAsia="黑体"/>
+        </w:rPr>
         <w:t xml:space="preserve"> NOR </w:t>
       </w:r>
       <w:r>
         <w:rPr>
-          <w:rFonts w:hint="eastAsia"/>
+          <w:rFonts w:hint="eastAsia" w:eastAsia="黑体"/>
         </w:rPr>
         <w:t xml:space="preserve">逻辑）。</w:t>
       </w:r>
@@ -1826,7 +2082,7 @@
       </w:pPr>
       <w:r>
         <w:rPr>
-          <w:rFonts w:hint="eastAsia"/>
+          <w:rFonts w:hint="eastAsia" w:eastAsia="黑体"/>
         </w:rPr>
         <w:t xml:space="preserve">注意事项</w:t>
       </w:r>
@@ -1841,25 +2097,31 @@
       </w:pPr>
       <w:r>
         <w:rPr>
-          <w:rFonts w:hint="eastAsia"/>
+          <w:rFonts w:hint="eastAsia" w:eastAsia="黑体"/>
         </w:rPr>
         <w:t xml:space="preserve">未使用输入端应按逻辑接</w:t>
       </w:r>
       <w:r>
+        <w:rPr>
+          <w:rFonts w:eastAsia="黑体"/>
+        </w:rPr>
         <w:t xml:space="preserve"> VDD </w:t>
       </w:r>
       <w:r>
         <w:rPr>
-          <w:rFonts w:hint="eastAsia"/>
+          <w:rFonts w:hint="eastAsia" w:eastAsia="黑体"/>
         </w:rPr>
         <w:t xml:space="preserve">或</w:t>
       </w:r>
       <w:r>
+        <w:rPr>
+          <w:rFonts w:eastAsia="黑体"/>
+        </w:rPr>
         <w:t xml:space="preserve"> </w:t>
       </w:r>
       <w:r>
         <w:rPr>
-          <w:rFonts w:hint="eastAsia"/>
+          <w:rFonts w:hint="eastAsia" w:eastAsia="黑体"/>
         </w:rPr>
         <w:t xml:space="preserve">GND，避免悬空引起噪声与功耗问题。</w:t>
       </w:r>
@@ -1873,20 +2135,26 @@
         </w:numPr>
       </w:pPr>
       <w:r>
+        <w:rPr>
+          <w:rFonts w:eastAsia="黑体"/>
+        </w:rPr>
         <w:t xml:space="preserve">CMOS </w:t>
       </w:r>
       <w:r>
         <w:rPr>
-          <w:rFonts w:hint="eastAsia"/>
+          <w:rFonts w:hint="eastAsia" w:eastAsia="黑体"/>
         </w:rPr>
         <w:t xml:space="preserve">输出摆幅接近满电源，TTL</w:t>
       </w:r>
       <w:r>
+        <w:rPr>
+          <w:rFonts w:eastAsia="黑体"/>
+        </w:rPr>
         <w:t xml:space="preserve"> </w:t>
       </w:r>
       <w:r>
         <w:rPr>
-          <w:rFonts w:hint="eastAsia"/>
+          <w:rFonts w:hint="eastAsia" w:eastAsia="黑体"/>
         </w:rPr>
         <w:t xml:space="preserve">输入阈值不同，混用时注意电平匹配。</w:t>
       </w:r>
@@ -1901,7 +2169,7 @@
       </w:pPr>
       <w:r>
         <w:rPr>
-          <w:rFonts w:hint="eastAsia"/>
+          <w:rFonts w:hint="eastAsia" w:eastAsia="黑体"/>
         </w:rPr>
         <w:t xml:space="preserve">高速翻转时注意去耦电容，降低开关噪声。</w:t>
       </w:r>
@@ -1914,7 +2182,7 @@
       </w:pPr>
       <w:r>
         <w:rPr>
-          <w:rFonts w:hint="eastAsia"/>
+          <w:rFonts w:hint="eastAsia" w:eastAsia="黑体"/>
         </w:rPr>
         <w:t xml:space="preserve">参考资料</w:t>
       </w:r>
@@ -1928,6 +2196,9 @@
         </w:numPr>
       </w:pPr>
       <w:r>
+        <w:rPr>
+          <w:rFonts w:eastAsia="黑体"/>
+        </w:rPr>
         <w:t xml:space="preserve">Wikipedia: NOR gate。</w:t>
       </w:r>
     </w:p>
@@ -1941,7 +2212,7 @@
       </w:pPr>
       <w:r>
         <w:rPr>
-          <w:rFonts w:hint="eastAsia"/>
+          <w:rFonts w:hint="eastAsia" w:eastAsia="黑体"/>
         </w:rPr>
         <w:t xml:space="preserve">《数字电子技术基础》（阎石）。</w:t>
       </w:r>
@@ -1955,11 +2226,14 @@
         </w:numPr>
       </w:pPr>
       <w:r>
+        <w:rPr>
+          <w:rFonts w:eastAsia="黑体"/>
+        </w:rPr>
         <w:t xml:space="preserve">74HC02 / CD4001 </w:t>
       </w:r>
       <w:r>
         <w:rPr>
-          <w:rFonts w:hint="eastAsia"/>
+          <w:rFonts w:hint="eastAsia" w:eastAsia="黑体"/>
         </w:rPr>
         <w:t xml:space="preserve">数据手册。</w:t>
       </w:r>
@@ -1973,11 +2247,11 @@
       </w:pPr>
       <w:r>
         <w:rPr>
-          <w:rFonts w:ascii="Times New Roman" w:hAnsi="Times New Roman"/>
+          <w:rFonts w:ascii="Times New Roman" w:hAnsi="Times New Roman" w:eastAsia="黑体"/>
           <w:color w:val="555555"/>
           <w:sz w:val="21"/>
         </w:rPr>
-        <w:t>材料收集者：杜文杰</w:t>
+        <w:t>材料收集者：杜文杰，WX手机：19519196569，QQ:3478827729</w:t>
       </w:r>
     </w:p>
     <w:sectPr>
@@ -1997,7 +2271,7 @@
 </file>
 
 <file path=word/footer1.xml><?xml version="1.0" encoding="utf-8"?>
-<w:ftr xmlns:m="http://schemas.openxmlformats.org/officeDocument/2006/math" xmlns:mc="http://schemas.openxmlformats.org/markup-compatibility/2006" xmlns:mo="http://schemas.microsoft.com/office/mac/office/2008/main" xmlns:mv="urn:schemas-microsoft-com:mac:vml" xmlns:o="urn:schemas-microsoft-com:office:office" xmlns:r="http://schemas.openxmlformats.org/officeDocument/2006/relationships" xmlns:v="urn:schemas-microsoft-com:vml" xmlns:w10="urn:schemas-microsoft-com:office:word" xmlns:w14="http://schemas.microsoft.com/office/word/2010/wordml" xmlns:w="http://schemas.openxmlformats.org/wordprocessingml/2006/main" xmlns:wne="http://schemas.microsoft.com/office/word/2006/wordml" xmlns:wp14="http://schemas.microsoft.com/office/word/2010/wordprocessingDrawing" xmlns:wp="http://schemas.openxmlformats.org/drawingml/2006/wordprocessingDrawing" xmlns:wpc="http://schemas.microsoft.com/office/word/2010/wordprocessingCanvas" xmlns:wpg="http://schemas.microsoft.com/office/word/2010/wordprocessingGroup" xmlns:wpi="http://schemas.microsoft.com/office/word/2010/wordprocessingInk" xmlns:wps="http://schemas.microsoft.com/office/word/2010/wordprocessingShape" mc:Ignorable="w14 wp14">
+<w:ftr xmlns:mc="http://schemas.openxmlformats.org/markup-compatibility/2006" xmlns:w="http://schemas.openxmlformats.org/wordprocessingml/2006/main" xmlns:m="http://schemas.openxmlformats.org/officeDocument/2006/math" xmlns:mo="http://schemas.microsoft.com/office/mac/office/2008/main" xmlns:mv="urn:schemas-microsoft-com:mac:vml" xmlns:o="urn:schemas-microsoft-com:office:office" xmlns:r="http://schemas.openxmlformats.org/officeDocument/2006/relationships" xmlns:v="urn:schemas-microsoft-com:vml" xmlns:w10="urn:schemas-microsoft-com:office:word" xmlns:w14="http://schemas.microsoft.com/office/word/2010/wordml" xmlns:wne="http://schemas.microsoft.com/office/word/2006/wordml" xmlns:wp14="http://schemas.microsoft.com/office/word/2010/wordprocessingDrawing" xmlns:wp="http://schemas.openxmlformats.org/drawingml/2006/wordprocessingDrawing" xmlns:wpc="http://schemas.microsoft.com/office/word/2010/wordprocessingCanvas" xmlns:wpg="http://schemas.microsoft.com/office/word/2010/wordprocessingGroup" xmlns:wpi="http://schemas.microsoft.com/office/word/2010/wordprocessingInk" xmlns:wps="http://schemas.microsoft.com/office/word/2010/wordprocessingShape" mc:Ignorable="w14 wp14">
   <w:p>
     <w:pPr>
       <w:pStyle w:val="Footer"/>
@@ -2005,12 +2279,14 @@
     </w:pPr>
     <w:r>
       <w:rPr>
+        <w:rFonts w:eastAsia="黑体"/>
         <w:sz w:val="18"/>
       </w:rPr>
       <w:t xml:space="preserve">第 </w:t>
     </w:r>
     <w:r>
       <w:rPr>
+        <w:rFonts w:eastAsia="黑体"/>
         <w:sz w:val="18"/>
       </w:rPr>
       <w:fldChar w:fldCharType="begin"/>
@@ -2019,6 +2295,7 @@
     </w:r>
     <w:r>
       <w:rPr>
+        <w:rFonts w:eastAsia="黑体"/>
         <w:sz w:val="18"/>
       </w:rPr>
       <w:t xml:space="preserve"> 页</w:t>
@@ -2032,6 +2309,9 @@
   <w:footnote w:type="continuationSeparator" w:id="0">
     <w:p>
       <w:r>
+        <w:rPr>
+          <w:rFonts w:eastAsia="黑体"/>
+        </w:rPr>
         <w:continuationSeparator/>
       </w:r>
     </w:p>
@@ -2039,6 +2319,9 @@
   <w:footnote w:type="separator" w:id="-1">
     <w:p>
       <w:r>
+        <w:rPr>
+          <w:rFonts w:eastAsia="黑体"/>
+        </w:rPr>
         <w:separator/>
       </w:r>
     </w:p>
@@ -2047,7 +2330,7 @@
 </file>
 
 <file path=word/header1.xml><?xml version="1.0" encoding="utf-8"?>
-<w:hdr xmlns:m="http://schemas.openxmlformats.org/officeDocument/2006/math" xmlns:mc="http://schemas.openxmlformats.org/markup-compatibility/2006" xmlns:mo="http://schemas.microsoft.com/office/mac/office/2008/main" xmlns:mv="urn:schemas-microsoft-com:mac:vml" xmlns:o="urn:schemas-microsoft-com:office:office" xmlns:r="http://schemas.openxmlformats.org/officeDocument/2006/relationships" xmlns:v="urn:schemas-microsoft-com:vml" xmlns:w10="urn:schemas-microsoft-com:office:word" xmlns:w14="http://schemas.microsoft.com/office/word/2010/wordml" xmlns:w="http://schemas.openxmlformats.org/wordprocessingml/2006/main" xmlns:wne="http://schemas.microsoft.com/office/word/2006/wordml" xmlns:wp14="http://schemas.microsoft.com/office/word/2010/wordprocessingDrawing" xmlns:wp="http://schemas.openxmlformats.org/drawingml/2006/wordprocessingDrawing" xmlns:wpc="http://schemas.microsoft.com/office/word/2010/wordprocessingCanvas" xmlns:wpg="http://schemas.microsoft.com/office/word/2010/wordprocessingGroup" xmlns:wpi="http://schemas.microsoft.com/office/word/2010/wordprocessingInk" xmlns:wps="http://schemas.microsoft.com/office/word/2010/wordprocessingShape" mc:Ignorable="w14 wp14">
+<w:hdr xmlns:mc="http://schemas.openxmlformats.org/markup-compatibility/2006" xmlns:w="http://schemas.openxmlformats.org/wordprocessingml/2006/main" xmlns:m="http://schemas.openxmlformats.org/officeDocument/2006/math" xmlns:mo="http://schemas.microsoft.com/office/mac/office/2008/main" xmlns:mv="urn:schemas-microsoft-com:mac:vml" xmlns:o="urn:schemas-microsoft-com:office:office" xmlns:r="http://schemas.openxmlformats.org/officeDocument/2006/relationships" xmlns:v="urn:schemas-microsoft-com:vml" xmlns:w10="urn:schemas-microsoft-com:office:word" xmlns:w14="http://schemas.microsoft.com/office/word/2010/wordml" xmlns:wne="http://schemas.microsoft.com/office/word/2006/wordml" xmlns:wp14="http://schemas.microsoft.com/office/word/2010/wordprocessingDrawing" xmlns:wp="http://schemas.openxmlformats.org/drawingml/2006/wordprocessingDrawing" xmlns:wpc="http://schemas.microsoft.com/office/word/2010/wordprocessingCanvas" xmlns:wpg="http://schemas.microsoft.com/office/word/2010/wordprocessingGroup" xmlns:wpi="http://schemas.microsoft.com/office/word/2010/wordprocessingInk" xmlns:wps="http://schemas.microsoft.com/office/word/2010/wordprocessingShape" mc:Ignorable="w14 wp14">
   <w:p>
     <w:pPr>
       <w:pStyle w:val="Header"/>
@@ -2055,7 +2338,7 @@
     </w:pPr>
     <w:r>
       <w:rPr>
-        <w:rFonts w:ascii="Times New Roman" w:hAnsi="Times New Roman"/>
+        <w:rFonts w:ascii="Times New Roman" w:hAnsi="Times New Roman" w:eastAsia="黑体"/>
         <w:sz w:val="18"/>
         <w:rFonts w:eastAsia="黑体"/>
         <w:rFonts w:eastAsia="黑体"/>
@@ -2067,7 +2350,7 @@
 </file>
 
 <file path=word/numbering.xml><?xml version="1.0" encoding="utf-8"?>
-<w:numbering xmlns:m="http://schemas.openxmlformats.org/officeDocument/2006/math" xmlns:mc="http://schemas.openxmlformats.org/markup-compatibility/2006" xmlns:mo="http://schemas.microsoft.com/office/mac/office/2008/main" xmlns:mv="urn:schemas-microsoft-com:mac:vml" xmlns:o="urn:schemas-microsoft-com:office:office" xmlns:r="http://schemas.openxmlformats.org/officeDocument/2006/relationships" xmlns:v="urn:schemas-microsoft-com:vml" xmlns:w="http://schemas.openxmlformats.org/wordprocessingml/2006/main" xmlns:w10="urn:schemas-microsoft-com:office:word" xmlns:w14="http://schemas.microsoft.com/office/word/2010/wordml" xmlns:wne="http://schemas.microsoft.com/office/word/2006/wordml" xmlns:wp="http://schemas.openxmlformats.org/drawingml/2006/wordprocessingDrawing" xmlns:wp14="http://schemas.microsoft.com/office/word/2010/wordprocessingDrawing" xmlns:wpc="http://schemas.microsoft.com/office/word/2010/wordprocessingCanvas" xmlns:wpg="http://schemas.microsoft.com/office/word/2010/wordprocessingGroup" xmlns:wpi="http://schemas.microsoft.com/office/word/2010/wordprocessingInk" xmlns:wps="http://schemas.microsoft.com/office/word/2010/wordprocessingShape" mc:Ignorable="w14 wp14">
+<w:numbering xmlns:mc="http://schemas.openxmlformats.org/markup-compatibility/2006" xmlns:w="http://schemas.openxmlformats.org/wordprocessingml/2006/main" xmlns:m="http://schemas.openxmlformats.org/officeDocument/2006/math" xmlns:mo="http://schemas.microsoft.com/office/mac/office/2008/main" xmlns:mv="urn:schemas-microsoft-com:mac:vml" xmlns:o="urn:schemas-microsoft-com:office:office" xmlns:r="http://schemas.openxmlformats.org/officeDocument/2006/relationships" xmlns:v="urn:schemas-microsoft-com:vml" xmlns:w10="urn:schemas-microsoft-com:office:word" xmlns:w14="http://schemas.microsoft.com/office/word/2010/wordml" xmlns:wne="http://schemas.microsoft.com/office/word/2006/wordml" xmlns:wp="http://schemas.openxmlformats.org/drawingml/2006/wordprocessingDrawing" xmlns:wp14="http://schemas.microsoft.com/office/word/2010/wordprocessingDrawing" xmlns:wpc="http://schemas.microsoft.com/office/word/2010/wordprocessingCanvas" xmlns:wpg="http://schemas.microsoft.com/office/word/2010/wordprocessingGroup" xmlns:wpi="http://schemas.microsoft.com/office/word/2010/wordprocessingInk" xmlns:wps="http://schemas.microsoft.com/office/word/2010/wordprocessingShape" mc:Ignorable="w14 wp14">
   <w:abstractNum w:abstractNumId="0">
     <w:nsid w:val="FFFFFF7C"/>
     <w:multiLevelType w:val="singleLevel"/>
@@ -2154,7 +2437,7 @@
         <w:ind w:hanging="360" w:left="1440"/>
       </w:pPr>
       <w:rPr>
-        <w:rFonts w:ascii="Symbol" w:hAnsi="Symbol" w:hint="default"/>
+        <w:rFonts w:ascii="Symbol" w:hAnsi="Symbol" w:hint="default" w:eastAsia="黑体"/>
       </w:rPr>
     </w:lvl>
   </w:abstractNum>
@@ -2175,7 +2458,7 @@
         <w:ind w:hanging="360" w:left="1080"/>
       </w:pPr>
       <w:rPr>
-        <w:rFonts w:ascii="Symbol" w:hAnsi="Symbol" w:hint="default"/>
+        <w:rFonts w:ascii="Symbol" w:hAnsi="Symbol" w:hint="default" w:eastAsia="黑体"/>
       </w:rPr>
     </w:lvl>
   </w:abstractNum>
@@ -2196,7 +2479,7 @@
         <w:ind w:hanging="360" w:left="720"/>
       </w:pPr>
       <w:rPr>
-        <w:rFonts w:ascii="Symbol" w:hAnsi="Symbol" w:hint="default"/>
+        <w:rFonts w:ascii="Symbol" w:hAnsi="Symbol" w:hint="default" w:eastAsia="黑体"/>
       </w:rPr>
     </w:lvl>
   </w:abstractNum>
@@ -2235,7 +2518,7 @@
         <w:ind w:hanging="360" w:left="360"/>
       </w:pPr>
       <w:rPr>
-        <w:rFonts w:ascii="Symbol" w:hAnsi="Symbol" w:hint="default"/>
+        <w:rFonts w:ascii="Symbol" w:hAnsi="Symbol" w:hint="default" w:eastAsia="黑体"/>
       </w:rPr>
     </w:lvl>
   </w:abstractNum>
@@ -2326,7 +2609,7 @@
         <w:ind w:left="720" w:hanging="360"/>
       </w:pPr>
       <w:rPr>
-        <w:rFonts w:ascii="Symbol" w:hAnsi="Symbol" w:cs="Symbol" w:hint="default"/>
+        <w:rFonts w:ascii="Symbol" w:hAnsi="Symbol" w:cs="Symbol" w:hint="default" w:eastAsia="黑体"/>
       </w:rPr>
     </w:lvl>
     <w:lvl w:ilvl="1">
@@ -2337,7 +2620,7 @@
         <w:ind w:left="1440" w:hanging="360"/>
       </w:pPr>
       <w:rPr>
-        <w:rFonts w:ascii="Courier New" w:hAnsi="Courier New" w:cs="Courier New" w:hint="default"/>
+        <w:rFonts w:ascii="Courier New" w:hAnsi="Courier New" w:cs="Courier New" w:hint="default" w:eastAsia="黑体"/>
       </w:rPr>
     </w:lvl>
     <w:lvl w:ilvl="2">
@@ -2348,7 +2631,7 @@
         <w:ind w:left="2160" w:hanging="360"/>
       </w:pPr>
       <w:rPr>
-        <w:rFonts w:ascii="Wingdings" w:hAnsi="Wingdings" w:cs="Wingdings" w:hint="default"/>
+        <w:rFonts w:ascii="Wingdings" w:hAnsi="Wingdings" w:cs="Wingdings" w:hint="default" w:eastAsia="黑体"/>
       </w:rPr>
     </w:lvl>
     <w:lvl w:ilvl="3">
@@ -2359,7 +2642,7 @@
         <w:ind w:left="2880" w:hanging="360"/>
       </w:pPr>
       <w:rPr>
-        <w:rFonts w:ascii="Symbol" w:hAnsi="Symbol" w:cs="Symbol" w:hint="default"/>
+        <w:rFonts w:ascii="Symbol" w:hAnsi="Symbol" w:cs="Symbol" w:hint="default" w:eastAsia="黑体"/>
       </w:rPr>
     </w:lvl>
     <w:lvl w:ilvl="4">
@@ -2370,7 +2653,7 @@
         <w:ind w:left="3600" w:hanging="360"/>
       </w:pPr>
       <w:rPr>
-        <w:rFonts w:ascii="Courier New" w:hAnsi="Courier New" w:cs="Courier New" w:hint="default"/>
+        <w:rFonts w:ascii="Courier New" w:hAnsi="Courier New" w:cs="Courier New" w:hint="default" w:eastAsia="黑体"/>
       </w:rPr>
     </w:lvl>
     <w:lvl w:ilvl="5">
@@ -2381,7 +2664,7 @@
         <w:ind w:left="4320" w:hanging="360"/>
       </w:pPr>
       <w:rPr>
-        <w:rFonts w:ascii="Wingdings" w:hAnsi="Wingdings" w:cs="Wingdings" w:hint="default"/>
+        <w:rFonts w:ascii="Wingdings" w:hAnsi="Wingdings" w:cs="Wingdings" w:hint="default" w:eastAsia="黑体"/>
       </w:rPr>
     </w:lvl>
     <w:lvl w:ilvl="6">
@@ -2392,7 +2675,7 @@
         <w:ind w:left="5040" w:hanging="360"/>
       </w:pPr>
       <w:rPr>
-        <w:rFonts w:ascii="Symbol" w:hAnsi="Symbol" w:cs="Symbol" w:hint="default"/>
+        <w:rFonts w:ascii="Symbol" w:hAnsi="Symbol" w:cs="Symbol" w:hint="default" w:eastAsia="黑体"/>
       </w:rPr>
     </w:lvl>
     <w:lvl w:ilvl="7">
@@ -2403,7 +2686,7 @@
         <w:ind w:left="5760" w:hanging="360"/>
       </w:pPr>
       <w:rPr>
-        <w:rFonts w:ascii="Courier New" w:hAnsi="Courier New" w:cs="Courier New" w:hint="default"/>
+        <w:rFonts w:ascii="Courier New" w:hAnsi="Courier New" w:cs="Courier New" w:hint="default" w:eastAsia="黑体"/>
       </w:rPr>
     </w:lvl>
     <w:lvl w:ilvl="8">
@@ -2414,7 +2697,7 @@
         <w:ind w:left="6480" w:hanging="360"/>
       </w:pPr>
       <w:rPr>
-        <w:rFonts w:ascii="Wingdings" w:hAnsi="Wingdings" w:cs="Wingdings" w:hint="default"/>
+        <w:rFonts w:ascii="Wingdings" w:hAnsi="Wingdings" w:cs="Wingdings" w:hint="default" w:eastAsia="黑体"/>
       </w:rPr>
     </w:lvl>
   </w:abstractNum>
@@ -2470,11 +2753,11 @@
 </file>
 
 <file path=word/styles.xml><?xml version="1.0" encoding="utf-8"?>
-<w:styles xmlns:mc="http://schemas.openxmlformats.org/markup-compatibility/2006" xmlns:r="http://schemas.openxmlformats.org/officeDocument/2006/relationships" xmlns:w="http://schemas.openxmlformats.org/wordprocessingml/2006/main" xmlns:w14="http://schemas.microsoft.com/office/word/2010/wordml" mc:Ignorable="w14">
+<w:styles xmlns:mc="http://schemas.openxmlformats.org/markup-compatibility/2006" xmlns:w="http://schemas.openxmlformats.org/wordprocessingml/2006/main" xmlns:r="http://schemas.openxmlformats.org/officeDocument/2006/relationships" xmlns:w14="http://schemas.microsoft.com/office/word/2010/wordml" mc:Ignorable="w14">
   <w:docDefaults>
     <w:rPrDefault>
       <w:rPr>
-        <w:rFonts w:asciiTheme="minorHAnsi" w:cstheme="minorBidi" w:eastAsiaTheme="minorEastAsia" w:hAnsiTheme="minorHAnsi"/>
+        <w:rFonts w:asciiTheme="minorHAnsi" w:cstheme="minorBidi" w:hAnsiTheme="minorHAnsi" w:eastAsia="黑体"/>
         <w:sz w:val="22"/>
         <w:szCs w:val="22"/>
         <w:lang w:bidi="ar-SA" w:eastAsia="en-US" w:val="en-US"/>
@@ -2696,7 +2979,7 @@
       <w:outlineLvl w:val="0"/>
     </w:pPr>
     <w:rPr>
-      <w:rFonts w:ascii="Times New Roman" w:asciiTheme="majorHAnsi" w:cstheme="majorBidi" w:eastAsia="黑体" w:eastAsiaTheme="majorEastAsia" w:hAnsi="Times New Roman" w:hAnsiTheme="majorHAnsi"/>
+      <w:rFonts w:ascii="Times New Roman" w:asciiTheme="majorHAnsi" w:cstheme="majorBidi" w:eastAsia="黑体" w:hAnsi="Times New Roman" w:hAnsiTheme="majorHAnsi"/>
       <w:b/>
       <w:bCs/>
       <w:color w:val="1F3864"/>
@@ -2720,7 +3003,7 @@
       <w:outlineLvl w:val="1"/>
     </w:pPr>
     <w:rPr>
-      <w:rFonts w:ascii="Times New Roman" w:asciiTheme="majorHAnsi" w:cstheme="majorBidi" w:eastAsia="黑体" w:eastAsiaTheme="majorEastAsia" w:hAnsi="Times New Roman" w:hAnsiTheme="majorHAnsi"/>
+      <w:rFonts w:ascii="Times New Roman" w:asciiTheme="majorHAnsi" w:cstheme="majorBidi" w:eastAsia="黑体" w:hAnsi="Times New Roman" w:hAnsiTheme="majorHAnsi"/>
       <w:b/>
       <w:bCs/>
       <w:color w:val="2E4E7E"/>
@@ -2744,7 +3027,7 @@
       <w:outlineLvl w:val="2"/>
     </w:pPr>
     <w:rPr>
-      <w:rFonts w:ascii="Times New Roman" w:asciiTheme="majorHAnsi" w:cstheme="majorBidi" w:eastAsia="黑体" w:eastAsiaTheme="majorEastAsia" w:hAnsi="Times New Roman" w:hAnsiTheme="majorHAnsi"/>
+      <w:rFonts w:ascii="Times New Roman" w:asciiTheme="majorHAnsi" w:cstheme="majorBidi" w:eastAsia="黑体" w:hAnsi="Times New Roman" w:hAnsiTheme="majorHAnsi"/>
       <w:b/>
       <w:bCs/>
       <w:color w:val="2E4E7E"/>
@@ -2768,7 +3051,7 @@
       <w:outlineLvl w:val="3"/>
     </w:pPr>
     <w:rPr>
-      <w:rFonts w:ascii="Times New Roman" w:asciiTheme="majorHAnsi" w:cstheme="majorBidi" w:eastAsia="黑体" w:eastAsiaTheme="majorEastAsia" w:hAnsi="Times New Roman" w:hAnsiTheme="majorHAnsi"/>
+      <w:rFonts w:ascii="Times New Roman" w:asciiTheme="majorHAnsi" w:cstheme="majorBidi" w:eastAsia="黑体" w:hAnsi="Times New Roman" w:hAnsiTheme="majorHAnsi"/>
       <w:b/>
       <w:bCs/>
       <w:i/>
@@ -2794,7 +3077,7 @@
       <w:outlineLvl w:val="4"/>
     </w:pPr>
     <w:rPr>
-      <w:rFonts w:ascii="Times New Roman" w:asciiTheme="majorHAnsi" w:cstheme="majorBidi" w:eastAsia="黑体" w:eastAsiaTheme="majorEastAsia" w:hAnsi="Times New Roman" w:hAnsiTheme="majorHAnsi"/>
+      <w:rFonts w:ascii="Times New Roman" w:asciiTheme="majorHAnsi" w:cstheme="majorBidi" w:eastAsia="黑体" w:hAnsi="Times New Roman" w:hAnsiTheme="majorHAnsi"/>
       <w:b/>
       <w:color w:val="333333"/>
       <w:sz w:val="22"/>
@@ -2817,7 +3100,7 @@
       <w:outlineLvl w:val="5"/>
     </w:pPr>
     <w:rPr>
-      <w:rFonts w:asciiTheme="majorHAnsi" w:cstheme="majorBidi" w:eastAsiaTheme="majorEastAsia" w:hAnsiTheme="majorHAnsi"/>
+      <w:rFonts w:asciiTheme="majorHAnsi" w:cstheme="majorBidi" w:hAnsiTheme="majorHAnsi" w:eastAsia="黑体"/>
       <w:i/>
       <w:iCs/>
       <w:color w:themeColor="accent1" w:themeShade="7F" w:val="243F60"/>
@@ -2840,7 +3123,7 @@
       <w:outlineLvl w:val="6"/>
     </w:pPr>
     <w:rPr>
-      <w:rFonts w:asciiTheme="majorHAnsi" w:cstheme="majorBidi" w:eastAsiaTheme="majorEastAsia" w:hAnsiTheme="majorHAnsi"/>
+      <w:rFonts w:asciiTheme="majorHAnsi" w:cstheme="majorBidi" w:hAnsiTheme="majorHAnsi" w:eastAsia="黑体"/>
       <w:i/>
       <w:iCs/>
       <w:color w:themeColor="text1" w:themeTint="BF" w:val="404040"/>
@@ -2863,7 +3146,7 @@
       <w:outlineLvl w:val="7"/>
     </w:pPr>
     <w:rPr>
-      <w:rFonts w:asciiTheme="majorHAnsi" w:cstheme="majorBidi" w:eastAsiaTheme="majorEastAsia" w:hAnsiTheme="majorHAnsi"/>
+      <w:rFonts w:asciiTheme="majorHAnsi" w:cstheme="majorBidi" w:hAnsiTheme="majorHAnsi" w:eastAsia="黑体"/>
       <w:color w:themeColor="accent1" w:val="4F81BD"/>
       <w:sz w:val="20"/>
       <w:szCs w:val="20"/>
@@ -2886,7 +3169,7 @@
       <w:outlineLvl w:val="8"/>
     </w:pPr>
     <w:rPr>
-      <w:rFonts w:asciiTheme="majorHAnsi" w:cstheme="majorBidi" w:eastAsiaTheme="majorEastAsia" w:hAnsiTheme="majorHAnsi"/>
+      <w:rFonts w:asciiTheme="majorHAnsi" w:cstheme="majorBidi" w:hAnsiTheme="majorHAnsi" w:eastAsia="黑体"/>
       <w:i/>
       <w:iCs/>
       <w:color w:themeColor="text1" w:themeTint="BF" w:val="404040"/>
@@ -2937,7 +3220,7 @@
     <w:uiPriority w:val="9"/>
     <w:rsid w:val="00FC693F"/>
     <w:rPr>
-      <w:rFonts w:asciiTheme="majorHAnsi" w:cstheme="majorBidi" w:eastAsiaTheme="majorEastAsia" w:hAnsiTheme="majorHAnsi"/>
+      <w:rFonts w:asciiTheme="majorHAnsi" w:cstheme="majorBidi" w:hAnsiTheme="majorHAnsi" w:eastAsia="黑体"/>
       <w:b/>
       <w:bCs/>
       <w:color w:themeColor="accent1" w:themeShade="BF" w:val="365F91"/>
@@ -2952,7 +3235,7 @@
     <w:uiPriority w:val="9"/>
     <w:rsid w:val="00FC693F"/>
     <w:rPr>
-      <w:rFonts w:asciiTheme="majorHAnsi" w:cstheme="majorBidi" w:eastAsiaTheme="majorEastAsia" w:hAnsiTheme="majorHAnsi"/>
+      <w:rFonts w:asciiTheme="majorHAnsi" w:cstheme="majorBidi" w:hAnsiTheme="majorHAnsi" w:eastAsia="黑体"/>
       <w:b/>
       <w:bCs/>
       <w:color w:themeColor="accent1" w:val="4F81BD"/>
@@ -2967,7 +3250,7 @@
     <w:uiPriority w:val="9"/>
     <w:rsid w:val="00FC693F"/>
     <w:rPr>
-      <w:rFonts w:asciiTheme="majorHAnsi" w:cstheme="majorBidi" w:eastAsiaTheme="majorEastAsia" w:hAnsiTheme="majorHAnsi"/>
+      <w:rFonts w:asciiTheme="majorHAnsi" w:cstheme="majorBidi" w:hAnsiTheme="majorHAnsi" w:eastAsia="黑体"/>
       <w:b/>
       <w:bCs/>
       <w:color w:themeColor="accent1" w:val="4F81BD"/>
@@ -2990,7 +3273,7 @@
       <w:contextualSpacing/>
     </w:pPr>
     <w:rPr>
-      <w:rFonts w:ascii="Times New Roman" w:asciiTheme="majorHAnsi" w:cstheme="majorBidi" w:eastAsia="黑体" w:eastAsiaTheme="majorEastAsia" w:hAnsi="Times New Roman" w:hAnsiTheme="majorHAnsi"/>
+      <w:rFonts w:ascii="Times New Roman" w:asciiTheme="majorHAnsi" w:cstheme="majorBidi" w:eastAsia="黑体" w:hAnsi="Times New Roman" w:hAnsiTheme="majorHAnsi"/>
       <w:b/>
       <w:color w:val="1F3864"/>
       <w:spacing w:val="5"/>
@@ -3006,7 +3289,7 @@
     <w:uiPriority w:val="10"/>
     <w:rsid w:val="00FC693F"/>
     <w:rPr>
-      <w:rFonts w:asciiTheme="majorHAnsi" w:cstheme="majorBidi" w:eastAsiaTheme="majorEastAsia" w:hAnsiTheme="majorHAnsi"/>
+      <w:rFonts w:asciiTheme="majorHAnsi" w:cstheme="majorBidi" w:hAnsiTheme="majorHAnsi" w:eastAsia="黑体"/>
       <w:color w:themeColor="text2" w:themeShade="BF" w:val="17365D"/>
       <w:spacing w:val="5"/>
       <w:kern w:val="28"/>
@@ -3028,7 +3311,7 @@
       </w:numPr>
     </w:pPr>
     <w:rPr>
-      <w:rFonts w:asciiTheme="majorHAnsi" w:cstheme="majorBidi" w:eastAsiaTheme="majorEastAsia" w:hAnsiTheme="majorHAnsi"/>
+      <w:rFonts w:asciiTheme="majorHAnsi" w:cstheme="majorBidi" w:hAnsiTheme="majorHAnsi" w:eastAsia="黑体"/>
       <w:i/>
       <w:iCs/>
       <w:color w:themeColor="accent1" w:val="4F81BD"/>
@@ -3044,7 +3327,7 @@
     <w:uiPriority w:val="11"/>
     <w:rsid w:val="00FC693F"/>
     <w:rPr>
-      <w:rFonts w:asciiTheme="majorHAnsi" w:cstheme="majorBidi" w:eastAsiaTheme="majorEastAsia" w:hAnsiTheme="majorHAnsi"/>
+      <w:rFonts w:asciiTheme="majorHAnsi" w:cstheme="majorBidi" w:hAnsiTheme="majorHAnsi" w:eastAsia="黑体"/>
       <w:i/>
       <w:iCs/>
       <w:color w:themeColor="accent1" w:val="4F81BD"/>
@@ -3111,6 +3394,7 @@
       <w:spacing w:after="120"/>
     </w:pPr>
     <w:rPr>
+      <w:rFonts w:eastAsia="黑体"/>
       <w:sz w:val="16"/>
       <w:szCs w:val="16"/>
     </w:rPr>
@@ -3122,6 +3406,7 @@
     <w:uiPriority w:val="99"/>
     <w:rsid w:val="00AA1D8D"/>
     <w:rPr>
+      <w:rFonts w:eastAsia="黑体"/>
       <w:sz w:val="16"/>
       <w:szCs w:val="16"/>
     </w:rPr>
@@ -3291,7 +3576,7 @@
       </w:tabs>
     </w:pPr>
     <w:rPr>
-      <w:rFonts w:ascii="Courier" w:hAnsi="Courier"/>
+      <w:rFonts w:ascii="Courier" w:hAnsi="Courier" w:eastAsia="黑体"/>
       <w:sz w:val="20"/>
       <w:szCs w:val="20"/>
     </w:rPr>
@@ -3303,7 +3588,7 @@
     <w:uiPriority w:val="99"/>
     <w:rsid w:val="0029639D"/>
     <w:rPr>
-      <w:rFonts w:ascii="Courier" w:hAnsi="Courier"/>
+      <w:rFonts w:ascii="Courier" w:hAnsi="Courier" w:eastAsia="黑体"/>
       <w:sz w:val="20"/>
       <w:szCs w:val="20"/>
     </w:rPr>
@@ -3339,6 +3624,7 @@
     <w:uiPriority w:val="29"/>
     <w:rsid w:val="00FC693F"/>
     <w:rPr>
+      <w:rFonts w:eastAsia="黑体"/>
       <w:i/>
       <w:iCs/>
       <w:color w:themeColor="text1" w:val="000000"/>
@@ -3352,7 +3638,7 @@
     <w:semiHidden/>
     <w:rsid w:val="00FC693F"/>
     <w:rPr>
-      <w:rFonts w:asciiTheme="majorHAnsi" w:cstheme="majorBidi" w:eastAsiaTheme="majorEastAsia" w:hAnsiTheme="majorHAnsi"/>
+      <w:rFonts w:asciiTheme="majorHAnsi" w:cstheme="majorBidi" w:hAnsiTheme="majorHAnsi" w:eastAsia="黑体"/>
       <w:b/>
       <w:bCs/>
       <w:i/>
@@ -3368,7 +3654,7 @@
     <w:semiHidden/>
     <w:rsid w:val="00FC693F"/>
     <w:rPr>
-      <w:rFonts w:asciiTheme="majorHAnsi" w:cstheme="majorBidi" w:eastAsiaTheme="majorEastAsia" w:hAnsiTheme="majorHAnsi"/>
+      <w:rFonts w:asciiTheme="majorHAnsi" w:cstheme="majorBidi" w:hAnsiTheme="majorHAnsi" w:eastAsia="黑体"/>
       <w:color w:themeColor="accent1" w:themeShade="7F" w:val="243F60"/>
     </w:rPr>
   </w:style>
@@ -3380,7 +3666,7 @@
     <w:semiHidden/>
     <w:rsid w:val="00FC693F"/>
     <w:rPr>
-      <w:rFonts w:asciiTheme="majorHAnsi" w:cstheme="majorBidi" w:eastAsiaTheme="majorEastAsia" w:hAnsiTheme="majorHAnsi"/>
+      <w:rFonts w:asciiTheme="majorHAnsi" w:cstheme="majorBidi" w:hAnsiTheme="majorHAnsi" w:eastAsia="黑体"/>
       <w:i/>
       <w:iCs/>
       <w:color w:themeColor="accent1" w:themeShade="7F" w:val="243F60"/>
@@ -3394,7 +3680,7 @@
     <w:semiHidden/>
     <w:rsid w:val="00FC693F"/>
     <w:rPr>
-      <w:rFonts w:asciiTheme="majorHAnsi" w:cstheme="majorBidi" w:eastAsiaTheme="majorEastAsia" w:hAnsiTheme="majorHAnsi"/>
+      <w:rFonts w:asciiTheme="majorHAnsi" w:cstheme="majorBidi" w:hAnsiTheme="majorHAnsi" w:eastAsia="黑体"/>
       <w:i/>
       <w:iCs/>
       <w:color w:themeColor="text1" w:themeTint="BF" w:val="404040"/>
@@ -3408,7 +3694,7 @@
     <w:semiHidden/>
     <w:rsid w:val="00FC693F"/>
     <w:rPr>
-      <w:rFonts w:asciiTheme="majorHAnsi" w:cstheme="majorBidi" w:eastAsiaTheme="majorEastAsia" w:hAnsiTheme="majorHAnsi"/>
+      <w:rFonts w:asciiTheme="majorHAnsi" w:cstheme="majorBidi" w:hAnsiTheme="majorHAnsi" w:eastAsia="黑体"/>
       <w:color w:themeColor="accent1" w:val="4F81BD"/>
       <w:sz w:val="20"/>
       <w:szCs w:val="20"/>
@@ -3422,7 +3708,7 @@
     <w:semiHidden/>
     <w:rsid w:val="00FC693F"/>
     <w:rPr>
-      <w:rFonts w:asciiTheme="majorHAnsi" w:cstheme="majorBidi" w:eastAsiaTheme="majorEastAsia" w:hAnsiTheme="majorHAnsi"/>
+      <w:rFonts w:asciiTheme="majorHAnsi" w:cstheme="majorBidi" w:hAnsiTheme="majorHAnsi" w:eastAsia="黑体"/>
       <w:i/>
       <w:iCs/>
       <w:color w:themeColor="text1" w:themeTint="BF" w:val="404040"/>
@@ -3443,6 +3729,7 @@
       <w:spacing w:line="240" w:lineRule="auto"/>
     </w:pPr>
     <w:rPr>
+      <w:rFonts w:eastAsia="黑体"/>
       <w:b/>
       <w:bCs/>
       <w:color w:themeColor="accent1" w:val="4F81BD"/>
@@ -3457,6 +3744,7 @@
     <w:qFormat/>
     <w:rsid w:val="00FC693F"/>
     <w:rPr>
+      <w:rFonts w:eastAsia="黑体"/>
       <w:b/>
       <w:bCs/>
     </w:rPr>
@@ -3468,6 +3756,7 @@
     <w:qFormat/>
     <w:rsid w:val="00FC693F"/>
     <w:rPr>
+      <w:rFonts w:eastAsia="黑体"/>
       <w:i/>
       <w:iCs/>
     </w:rPr>
@@ -3488,6 +3777,7 @@
       <w:ind w:left="936" w:right="936"/>
     </w:pPr>
     <w:rPr>
+      <w:rFonts w:eastAsia="黑体"/>
       <w:b/>
       <w:bCs/>
       <w:i/>
@@ -3502,6 +3792,7 @@
     <w:uiPriority w:val="30"/>
     <w:rsid w:val="00FC693F"/>
     <w:rPr>
+      <w:rFonts w:eastAsia="黑体"/>
       <w:b/>
       <w:bCs/>
       <w:i/>
@@ -3516,6 +3807,7 @@
     <w:qFormat/>
     <w:rsid w:val="00FC693F"/>
     <w:rPr>
+      <w:rFonts w:eastAsia="黑体"/>
       <w:i/>
       <w:iCs/>
       <w:color w:themeColor="text1" w:themeTint="7F" w:val="808080"/>
@@ -3528,6 +3820,7 @@
     <w:qFormat/>
     <w:rsid w:val="00FC693F"/>
     <w:rPr>
+      <w:rFonts w:eastAsia="黑体"/>
       <w:b/>
       <w:bCs/>
       <w:i/>
@@ -3542,6 +3835,7 @@
     <w:qFormat/>
     <w:rsid w:val="00FC693F"/>
     <w:rPr>
+      <w:rFonts w:eastAsia="黑体"/>
       <w:smallCaps/>
       <w:color w:themeColor="accent2" w:val="C0504D"/>
       <w:u w:val="single"/>
@@ -3554,6 +3848,7 @@
     <w:qFormat/>
     <w:rsid w:val="00FC693F"/>
     <w:rPr>
+      <w:rFonts w:eastAsia="黑体"/>
       <w:b/>
       <w:bCs/>
       <w:smallCaps/>
@@ -3569,6 +3864,7 @@
     <w:qFormat/>
     <w:rsid w:val="00FC693F"/>
     <w:rPr>
+      <w:rFonts w:eastAsia="黑体"/>
       <w:b/>
       <w:bCs/>
       <w:smallCaps/>
@@ -3623,6 +3919,7 @@
       <w:spacing w:after="0" w:line="240" w:lineRule="auto"/>
     </w:pPr>
     <w:rPr>
+      <w:rFonts w:eastAsia="黑体"/>
       <w:color w:themeColor="text1" w:themeShade="BF" w:val="000000"/>
     </w:rPr>
     <w:tblPr>
@@ -3645,6 +3942,7 @@
         <w:spacing w:after="0" w:before="0" w:line="240" w:lineRule="auto"/>
       </w:pPr>
       <w:rPr>
+        <w:rFonts w:eastAsia="黑体"/>
         <w:b/>
         <w:bCs/>
       </w:rPr>
@@ -3665,6 +3963,7 @@
         <w:spacing w:after="0" w:before="0" w:line="240" w:lineRule="auto"/>
       </w:pPr>
       <w:rPr>
+        <w:rFonts w:eastAsia="黑体"/>
         <w:b/>
         <w:bCs/>
       </w:rPr>
@@ -3682,12 +3981,14 @@
     </w:tblStylePr>
     <w:tblStylePr w:type="firstCol">
       <w:rPr>
+        <w:rFonts w:eastAsia="黑体"/>
         <w:b/>
         <w:bCs/>
       </w:rPr>
     </w:tblStylePr>
     <w:tblStylePr w:type="lastCol">
       <w:rPr>
+        <w:rFonts w:eastAsia="黑体"/>
         <w:b/>
         <w:bCs/>
       </w:rPr>
@@ -3726,6 +4027,7 @@
       <w:spacing w:after="0" w:line="240" w:lineRule="auto"/>
     </w:pPr>
     <w:rPr>
+      <w:rFonts w:eastAsia="黑体"/>
       <w:color w:themeColor="accent1" w:themeShade="BF" w:val="365F91"/>
     </w:rPr>
     <w:tblPr>
@@ -3748,6 +4050,7 @@
         <w:spacing w:after="0" w:before="0" w:line="240" w:lineRule="auto"/>
       </w:pPr>
       <w:rPr>
+        <w:rFonts w:eastAsia="黑体"/>
         <w:b/>
         <w:bCs/>
       </w:rPr>
@@ -3768,6 +4071,7 @@
         <w:spacing w:after="0" w:before="0" w:line="240" w:lineRule="auto"/>
       </w:pPr>
       <w:rPr>
+        <w:rFonts w:eastAsia="黑体"/>
         <w:b/>
         <w:bCs/>
       </w:rPr>
@@ -3785,12 +4089,14 @@
     </w:tblStylePr>
     <w:tblStylePr w:type="firstCol">
       <w:rPr>
+        <w:rFonts w:eastAsia="黑体"/>
         <w:b/>
         <w:bCs/>
       </w:rPr>
     </w:tblStylePr>
     <w:tblStylePr w:type="lastCol">
       <w:rPr>
+        <w:rFonts w:eastAsia="黑体"/>
         <w:b/>
         <w:bCs/>
       </w:rPr>
@@ -3829,6 +4135,7 @@
       <w:spacing w:after="0" w:line="240" w:lineRule="auto"/>
     </w:pPr>
     <w:rPr>
+      <w:rFonts w:eastAsia="黑体"/>
       <w:color w:themeColor="accent2" w:themeShade="BF" w:val="943634"/>
     </w:rPr>
     <w:tblPr>
@@ -3851,6 +4158,7 @@
         <w:spacing w:after="0" w:before="0" w:line="240" w:lineRule="auto"/>
       </w:pPr>
       <w:rPr>
+        <w:rFonts w:eastAsia="黑体"/>
         <w:b/>
         <w:bCs/>
       </w:rPr>
@@ -3871,6 +4179,7 @@
         <w:spacing w:after="0" w:before="0" w:line="240" w:lineRule="auto"/>
       </w:pPr>
       <w:rPr>
+        <w:rFonts w:eastAsia="黑体"/>
         <w:b/>
         <w:bCs/>
       </w:rPr>
@@ -3888,12 +4197,14 @@
     </w:tblStylePr>
     <w:tblStylePr w:type="firstCol">
       <w:rPr>
+        <w:rFonts w:eastAsia="黑体"/>
         <w:b/>
         <w:bCs/>
       </w:rPr>
     </w:tblStylePr>
     <w:tblStylePr w:type="lastCol">
       <w:rPr>
+        <w:rFonts w:eastAsia="黑体"/>
         <w:b/>
         <w:bCs/>
       </w:rPr>
@@ -3932,6 +4243,7 @@
       <w:spacing w:after="0" w:line="240" w:lineRule="auto"/>
     </w:pPr>
     <w:rPr>
+      <w:rFonts w:eastAsia="黑体"/>
       <w:color w:themeColor="accent3" w:themeShade="BF" w:val="76923C"/>
     </w:rPr>
     <w:tblPr>
@@ -3954,6 +4266,7 @@
         <w:spacing w:after="0" w:before="0" w:line="240" w:lineRule="auto"/>
       </w:pPr>
       <w:rPr>
+        <w:rFonts w:eastAsia="黑体"/>
         <w:b/>
         <w:bCs/>
       </w:rPr>
@@ -3974,6 +4287,7 @@
         <w:spacing w:after="0" w:before="0" w:line="240" w:lineRule="auto"/>
       </w:pPr>
       <w:rPr>
+        <w:rFonts w:eastAsia="黑体"/>
         <w:b/>
         <w:bCs/>
       </w:rPr>
@@ -3991,12 +4305,14 @@
     </w:tblStylePr>
     <w:tblStylePr w:type="firstCol">
       <w:rPr>
+        <w:rFonts w:eastAsia="黑体"/>
         <w:b/>
         <w:bCs/>
       </w:rPr>
     </w:tblStylePr>
     <w:tblStylePr w:type="lastCol">
       <w:rPr>
+        <w:rFonts w:eastAsia="黑体"/>
         <w:b/>
         <w:bCs/>
       </w:rPr>
@@ -4035,6 +4351,7 @@
       <w:spacing w:after="0" w:line="240" w:lineRule="auto"/>
     </w:pPr>
     <w:rPr>
+      <w:rFonts w:eastAsia="黑体"/>
       <w:color w:themeColor="accent4" w:themeShade="BF" w:val="5F497A"/>
     </w:rPr>
     <w:tblPr>
@@ -4057,6 +4374,7 @@
         <w:spacing w:after="0" w:before="0" w:line="240" w:lineRule="auto"/>
       </w:pPr>
       <w:rPr>
+        <w:rFonts w:eastAsia="黑体"/>
         <w:b/>
         <w:bCs/>
       </w:rPr>
@@ -4077,6 +4395,7 @@
         <w:spacing w:after="0" w:before="0" w:line="240" w:lineRule="auto"/>
       </w:pPr>
       <w:rPr>
+        <w:rFonts w:eastAsia="黑体"/>
         <w:b/>
         <w:bCs/>
       </w:rPr>
@@ -4094,12 +4413,14 @@
     </w:tblStylePr>
     <w:tblStylePr w:type="firstCol">
       <w:rPr>
+        <w:rFonts w:eastAsia="黑体"/>
         <w:b/>
         <w:bCs/>
       </w:rPr>
     </w:tblStylePr>
     <w:tblStylePr w:type="lastCol">
       <w:rPr>
+        <w:rFonts w:eastAsia="黑体"/>
         <w:b/>
         <w:bCs/>
       </w:rPr>
@@ -4138,6 +4459,7 @@
       <w:spacing w:after="0" w:line="240" w:lineRule="auto"/>
     </w:pPr>
     <w:rPr>
+      <w:rFonts w:eastAsia="黑体"/>
       <w:color w:themeColor="accent5" w:themeShade="BF" w:val="31849B"/>
     </w:rPr>
     <w:tblPr>
@@ -4160,6 +4482,7 @@
         <w:spacing w:after="0" w:before="0" w:line="240" w:lineRule="auto"/>
       </w:pPr>
       <w:rPr>
+        <w:rFonts w:eastAsia="黑体"/>
         <w:b/>
         <w:bCs/>
       </w:rPr>
@@ -4180,6 +4503,7 @@
         <w:spacing w:after="0" w:before="0" w:line="240" w:lineRule="auto"/>
       </w:pPr>
       <w:rPr>
+        <w:rFonts w:eastAsia="黑体"/>
         <w:b/>
         <w:bCs/>
       </w:rPr>
@@ -4197,12 +4521,14 @@
     </w:tblStylePr>
     <w:tblStylePr w:type="firstCol">
       <w:rPr>
+        <w:rFonts w:eastAsia="黑体"/>
         <w:b/>
         <w:bCs/>
       </w:rPr>
     </w:tblStylePr>
     <w:tblStylePr w:type="lastCol">
       <w:rPr>
+        <w:rFonts w:eastAsia="黑体"/>
         <w:b/>
         <w:bCs/>
       </w:rPr>
@@ -4241,6 +4567,7 @@
       <w:spacing w:after="0" w:line="240" w:lineRule="auto"/>
     </w:pPr>
     <w:rPr>
+      <w:rFonts w:eastAsia="黑体"/>
       <w:color w:themeColor="accent6" w:themeShade="BF" w:val="E36C0A"/>
     </w:rPr>
     <w:tblPr>
@@ -4263,6 +4590,7 @@
         <w:spacing w:after="0" w:before="0" w:line="240" w:lineRule="auto"/>
       </w:pPr>
       <w:rPr>
+        <w:rFonts w:eastAsia="黑体"/>
         <w:b/>
         <w:bCs/>
       </w:rPr>
@@ -4283,6 +4611,7 @@
         <w:spacing w:after="0" w:before="0" w:line="240" w:lineRule="auto"/>
       </w:pPr>
       <w:rPr>
+        <w:rFonts w:eastAsia="黑体"/>
         <w:b/>
         <w:bCs/>
       </w:rPr>
@@ -4300,12 +4629,14 @@
     </w:tblStylePr>
     <w:tblStylePr w:type="firstCol">
       <w:rPr>
+        <w:rFonts w:eastAsia="黑体"/>
         <w:b/>
         <w:bCs/>
       </w:rPr>
     </w:tblStylePr>
     <w:tblStylePr w:type="lastCol">
       <w:rPr>
+        <w:rFonts w:eastAsia="黑体"/>
         <w:b/>
         <w:bCs/>
       </w:rPr>
@@ -4365,6 +4696,7 @@
         <w:spacing w:after="0" w:before="0" w:line="240" w:lineRule="auto"/>
       </w:pPr>
       <w:rPr>
+        <w:rFonts w:eastAsia="黑体"/>
         <w:b/>
         <w:bCs/>
         <w:color w:themeColor="background1" w:val="FFFFFF"/>
@@ -4379,6 +4711,7 @@
         <w:spacing w:after="0" w:before="0" w:line="240" w:lineRule="auto"/>
       </w:pPr>
       <w:rPr>
+        <w:rFonts w:eastAsia="黑体"/>
         <w:b/>
         <w:bCs/>
       </w:rPr>
@@ -4394,12 +4727,14 @@
     </w:tblStylePr>
     <w:tblStylePr w:type="firstCol">
       <w:rPr>
+        <w:rFonts w:eastAsia="黑体"/>
         <w:b/>
         <w:bCs/>
       </w:rPr>
     </w:tblStylePr>
     <w:tblStylePr w:type="lastCol">
       <w:rPr>
+        <w:rFonts w:eastAsia="黑体"/>
         <w:b/>
         <w:bCs/>
       </w:rPr>
@@ -4457,6 +4792,7 @@
         <w:spacing w:after="0" w:before="0" w:line="240" w:lineRule="auto"/>
       </w:pPr>
       <w:rPr>
+        <w:rFonts w:eastAsia="黑体"/>
         <w:b/>
         <w:bCs/>
         <w:color w:themeColor="background1" w:val="FFFFFF"/>
@@ -4471,6 +4807,7 @@
         <w:spacing w:after="0" w:before="0" w:line="240" w:lineRule="auto"/>
       </w:pPr>
       <w:rPr>
+        <w:rFonts w:eastAsia="黑体"/>
         <w:b/>
         <w:bCs/>
       </w:rPr>
@@ -4486,12 +4823,14 @@
     </w:tblStylePr>
     <w:tblStylePr w:type="firstCol">
       <w:rPr>
+        <w:rFonts w:eastAsia="黑体"/>
         <w:b/>
         <w:bCs/>
       </w:rPr>
     </w:tblStylePr>
     <w:tblStylePr w:type="lastCol">
       <w:rPr>
+        <w:rFonts w:eastAsia="黑体"/>
         <w:b/>
         <w:bCs/>
       </w:rPr>
@@ -4549,6 +4888,7 @@
         <w:spacing w:after="0" w:before="0" w:line="240" w:lineRule="auto"/>
       </w:pPr>
       <w:rPr>
+        <w:rFonts w:eastAsia="黑体"/>
         <w:b/>
         <w:bCs/>
         <w:color w:themeColor="background1" w:val="FFFFFF"/>
@@ -4563,6 +4903,7 @@
         <w:spacing w:after="0" w:before="0" w:line="240" w:lineRule="auto"/>
       </w:pPr>
       <w:rPr>
+        <w:rFonts w:eastAsia="黑体"/>
         <w:b/>
         <w:bCs/>
       </w:rPr>
@@ -4578,12 +4919,14 @@
     </w:tblStylePr>
     <w:tblStylePr w:type="firstCol">
       <w:rPr>
+        <w:rFonts w:eastAsia="黑体"/>
         <w:b/>
         <w:bCs/>
       </w:rPr>
     </w:tblStylePr>
     <w:tblStylePr w:type="lastCol">
       <w:rPr>
+        <w:rFonts w:eastAsia="黑体"/>
         <w:b/>
         <w:bCs/>
       </w:rPr>
@@ -4641,6 +4984,7 @@
         <w:spacing w:after="0" w:before="0" w:line="240" w:lineRule="auto"/>
       </w:pPr>
       <w:rPr>
+        <w:rFonts w:eastAsia="黑体"/>
         <w:b/>
         <w:bCs/>
         <w:color w:themeColor="background1" w:val="FFFFFF"/>
@@ -4655,6 +4999,7 @@
         <w:spacing w:after="0" w:before="0" w:line="240" w:lineRule="auto"/>
       </w:pPr>
       <w:rPr>
+        <w:rFonts w:eastAsia="黑体"/>
         <w:b/>
         <w:bCs/>
       </w:rPr>
@@ -4670,12 +5015,14 @@
     </w:tblStylePr>
     <w:tblStylePr w:type="firstCol">
       <w:rPr>
+        <w:rFonts w:eastAsia="黑体"/>
         <w:b/>
         <w:bCs/>
       </w:rPr>
     </w:tblStylePr>
     <w:tblStylePr w:type="lastCol">
       <w:rPr>
+        <w:rFonts w:eastAsia="黑体"/>
         <w:b/>
         <w:bCs/>
       </w:rPr>
@@ -4733,6 +5080,7 @@
         <w:spacing w:after="0" w:before="0" w:line="240" w:lineRule="auto"/>
       </w:pPr>
       <w:rPr>
+        <w:rFonts w:eastAsia="黑体"/>
         <w:b/>
         <w:bCs/>
         <w:color w:themeColor="background1" w:val="FFFFFF"/>
@@ -4747,6 +5095,7 @@
         <w:spacing w:after="0" w:before="0" w:line="240" w:lineRule="auto"/>
       </w:pPr>
       <w:rPr>
+        <w:rFonts w:eastAsia="黑体"/>
         <w:b/>
         <w:bCs/>
       </w:rPr>
@@ -4762,12 +5111,14 @@
     </w:tblStylePr>
     <w:tblStylePr w:type="firstCol">
       <w:rPr>
+        <w:rFonts w:eastAsia="黑体"/>
         <w:b/>
         <w:bCs/>
       </w:rPr>
     </w:tblStylePr>
     <w:tblStylePr w:type="lastCol">
       <w:rPr>
+        <w:rFonts w:eastAsia="黑体"/>
         <w:b/>
         <w:bCs/>
       </w:rPr>
@@ -4825,6 +5176,7 @@
         <w:spacing w:after="0" w:before="0" w:line="240" w:lineRule="auto"/>
       </w:pPr>
       <w:rPr>
+        <w:rFonts w:eastAsia="黑体"/>
         <w:b/>
         <w:bCs/>
         <w:color w:themeColor="background1" w:val="FFFFFF"/>
@@ -4839,6 +5191,7 @@
         <w:spacing w:after="0" w:before="0" w:line="240" w:lineRule="auto"/>
       </w:pPr>
       <w:rPr>
+        <w:rFonts w:eastAsia="黑体"/>
         <w:b/>
         <w:bCs/>
       </w:rPr>
@@ -4854,12 +5207,14 @@
     </w:tblStylePr>
     <w:tblStylePr w:type="firstCol">
       <w:rPr>
+        <w:rFonts w:eastAsia="黑体"/>
         <w:b/>
         <w:bCs/>
       </w:rPr>
     </w:tblStylePr>
     <w:tblStylePr w:type="lastCol">
       <w:rPr>
+        <w:rFonts w:eastAsia="黑体"/>
         <w:b/>
         <w:bCs/>
       </w:rPr>
@@ -4917,6 +5272,7 @@
         <w:spacing w:after="0" w:before="0" w:line="240" w:lineRule="auto"/>
       </w:pPr>
       <w:rPr>
+        <w:rFonts w:eastAsia="黑体"/>
         <w:b/>
         <w:bCs/>
         <w:color w:themeColor="background1" w:val="FFFFFF"/>
@@ -4931,6 +5287,7 @@
         <w:spacing w:after="0" w:before="0" w:line="240" w:lineRule="auto"/>
       </w:pPr>
       <w:rPr>
+        <w:rFonts w:eastAsia="黑体"/>
         <w:b/>
         <w:bCs/>
       </w:rPr>
@@ -4946,12 +5303,14 @@
     </w:tblStylePr>
     <w:tblStylePr w:type="firstCol">
       <w:rPr>
+        <w:rFonts w:eastAsia="黑体"/>
         <w:b/>
         <w:bCs/>
       </w:rPr>
     </w:tblStylePr>
     <w:tblStylePr w:type="lastCol">
       <w:rPr>
+        <w:rFonts w:eastAsia="黑体"/>
         <w:b/>
         <w:bCs/>
       </w:rPr>
@@ -5011,7 +5370,7 @@
         <w:spacing w:after="0" w:before="0" w:line="240" w:lineRule="auto"/>
       </w:pPr>
       <w:rPr>
-        <w:rFonts w:asciiTheme="majorHAnsi" w:cstheme="majorBidi" w:eastAsiaTheme="majorEastAsia" w:hAnsiTheme="majorHAnsi"/>
+        <w:rFonts w:asciiTheme="majorHAnsi" w:cstheme="majorBidi" w:hAnsiTheme="majorHAnsi" w:eastAsia="黑体"/>
         <w:b/>
         <w:bCs/>
       </w:rPr>
@@ -5032,7 +5391,7 @@
         <w:spacing w:after="0" w:before="0" w:line="240" w:lineRule="auto"/>
       </w:pPr>
       <w:rPr>
-        <w:rFonts w:asciiTheme="majorHAnsi" w:cstheme="majorBidi" w:eastAsiaTheme="majorEastAsia" w:hAnsiTheme="majorHAnsi"/>
+        <w:rFonts w:asciiTheme="majorHAnsi" w:cstheme="majorBidi" w:hAnsiTheme="majorHAnsi" w:eastAsia="黑体"/>
         <w:b/>
         <w:bCs/>
       </w:rPr>
@@ -5050,14 +5409,14 @@
     </w:tblStylePr>
     <w:tblStylePr w:type="firstCol">
       <w:rPr>
-        <w:rFonts w:asciiTheme="majorHAnsi" w:cstheme="majorBidi" w:eastAsiaTheme="majorEastAsia" w:hAnsiTheme="majorHAnsi"/>
+        <w:rFonts w:asciiTheme="majorHAnsi" w:cstheme="majorBidi" w:hAnsiTheme="majorHAnsi" w:eastAsia="黑体"/>
         <w:b/>
         <w:bCs/>
       </w:rPr>
     </w:tblStylePr>
     <w:tblStylePr w:type="lastCol">
       <w:rPr>
-        <w:rFonts w:asciiTheme="majorHAnsi" w:cstheme="majorBidi" w:eastAsiaTheme="majorEastAsia" w:hAnsiTheme="majorHAnsi"/>
+        <w:rFonts w:asciiTheme="majorHAnsi" w:cstheme="majorBidi" w:hAnsiTheme="majorHAnsi" w:eastAsia="黑体"/>
         <w:b/>
         <w:bCs/>
       </w:rPr>
@@ -5141,7 +5500,7 @@
         <w:spacing w:after="0" w:before="0" w:line="240" w:lineRule="auto"/>
       </w:pPr>
       <w:rPr>
-        <w:rFonts w:asciiTheme="majorHAnsi" w:cstheme="majorBidi" w:eastAsiaTheme="majorEastAsia" w:hAnsiTheme="majorHAnsi"/>
+        <w:rFonts w:asciiTheme="majorHAnsi" w:cstheme="majorBidi" w:hAnsiTheme="majorHAnsi" w:eastAsia="黑体"/>
         <w:b/>
         <w:bCs/>
       </w:rPr>
@@ -5162,7 +5521,7 @@
         <w:spacing w:after="0" w:before="0" w:line="240" w:lineRule="auto"/>
       </w:pPr>
       <w:rPr>
-        <w:rFonts w:asciiTheme="majorHAnsi" w:cstheme="majorBidi" w:eastAsiaTheme="majorEastAsia" w:hAnsiTheme="majorHAnsi"/>
+        <w:rFonts w:asciiTheme="majorHAnsi" w:cstheme="majorBidi" w:hAnsiTheme="majorHAnsi" w:eastAsia="黑体"/>
         <w:b/>
         <w:bCs/>
       </w:rPr>
@@ -5180,14 +5539,14 @@
     </w:tblStylePr>
     <w:tblStylePr w:type="firstCol">
       <w:rPr>
-        <w:rFonts w:asciiTheme="majorHAnsi" w:cstheme="majorBidi" w:eastAsiaTheme="majorEastAsia" w:hAnsiTheme="majorHAnsi"/>
+        <w:rFonts w:asciiTheme="majorHAnsi" w:cstheme="majorBidi" w:hAnsiTheme="majorHAnsi" w:eastAsia="黑体"/>
         <w:b/>
         <w:bCs/>
       </w:rPr>
     </w:tblStylePr>
     <w:tblStylePr w:type="lastCol">
       <w:rPr>
-        <w:rFonts w:asciiTheme="majorHAnsi" w:cstheme="majorBidi" w:eastAsiaTheme="majorEastAsia" w:hAnsiTheme="majorHAnsi"/>
+        <w:rFonts w:asciiTheme="majorHAnsi" w:cstheme="majorBidi" w:hAnsiTheme="majorHAnsi" w:eastAsia="黑体"/>
         <w:b/>
         <w:bCs/>
       </w:rPr>
@@ -5271,7 +5630,7 @@
         <w:spacing w:after="0" w:before="0" w:line="240" w:lineRule="auto"/>
       </w:pPr>
       <w:rPr>
-        <w:rFonts w:asciiTheme="majorHAnsi" w:cstheme="majorBidi" w:eastAsiaTheme="majorEastAsia" w:hAnsiTheme="majorHAnsi"/>
+        <w:rFonts w:asciiTheme="majorHAnsi" w:cstheme="majorBidi" w:hAnsiTheme="majorHAnsi" w:eastAsia="黑体"/>
         <w:b/>
         <w:bCs/>
       </w:rPr>
@@ -5292,7 +5651,7 @@
         <w:spacing w:after="0" w:before="0" w:line="240" w:lineRule="auto"/>
       </w:pPr>
       <w:rPr>
-        <w:rFonts w:asciiTheme="majorHAnsi" w:cstheme="majorBidi" w:eastAsiaTheme="majorEastAsia" w:hAnsiTheme="majorHAnsi"/>
+        <w:rFonts w:asciiTheme="majorHAnsi" w:cstheme="majorBidi" w:hAnsiTheme="majorHAnsi" w:eastAsia="黑体"/>
         <w:b/>
         <w:bCs/>
       </w:rPr>
@@ -5310,14 +5669,14 @@
     </w:tblStylePr>
     <w:tblStylePr w:type="firstCol">
       <w:rPr>
-        <w:rFonts w:asciiTheme="majorHAnsi" w:cstheme="majorBidi" w:eastAsiaTheme="majorEastAsia" w:hAnsiTheme="majorHAnsi"/>
+        <w:rFonts w:asciiTheme="majorHAnsi" w:cstheme="majorBidi" w:hAnsiTheme="majorHAnsi" w:eastAsia="黑体"/>
         <w:b/>
         <w:bCs/>
       </w:rPr>
     </w:tblStylePr>
     <w:tblStylePr w:type="lastCol">
       <w:rPr>
-        <w:rFonts w:asciiTheme="majorHAnsi" w:cstheme="majorBidi" w:eastAsiaTheme="majorEastAsia" w:hAnsiTheme="majorHAnsi"/>
+        <w:rFonts w:asciiTheme="majorHAnsi" w:cstheme="majorBidi" w:hAnsiTheme="majorHAnsi" w:eastAsia="黑体"/>
         <w:b/>
         <w:bCs/>
       </w:rPr>
@@ -5401,7 +5760,7 @@
         <w:spacing w:after="0" w:before="0" w:line="240" w:lineRule="auto"/>
       </w:pPr>
       <w:rPr>
-        <w:rFonts w:asciiTheme="majorHAnsi" w:cstheme="majorBidi" w:eastAsiaTheme="majorEastAsia" w:hAnsiTheme="majorHAnsi"/>
+        <w:rFonts w:asciiTheme="majorHAnsi" w:cstheme="majorBidi" w:hAnsiTheme="majorHAnsi" w:eastAsia="黑体"/>
         <w:b/>
         <w:bCs/>
       </w:rPr>
@@ -5422,7 +5781,7 @@
         <w:spacing w:after="0" w:before="0" w:line="240" w:lineRule="auto"/>
       </w:pPr>
       <w:rPr>
-        <w:rFonts w:asciiTheme="majorHAnsi" w:cstheme="majorBidi" w:eastAsiaTheme="majorEastAsia" w:hAnsiTheme="majorHAnsi"/>
+        <w:rFonts w:asciiTheme="majorHAnsi" w:cstheme="majorBidi" w:hAnsiTheme="majorHAnsi" w:eastAsia="黑体"/>
         <w:b/>
         <w:bCs/>
       </w:rPr>
@@ -5440,14 +5799,14 @@
     </w:tblStylePr>
     <w:tblStylePr w:type="firstCol">
       <w:rPr>
-        <w:rFonts w:asciiTheme="majorHAnsi" w:cstheme="majorBidi" w:eastAsiaTheme="majorEastAsia" w:hAnsiTheme="majorHAnsi"/>
+        <w:rFonts w:asciiTheme="majorHAnsi" w:cstheme="majorBidi" w:hAnsiTheme="majorHAnsi" w:eastAsia="黑体"/>
         <w:b/>
         <w:bCs/>
       </w:rPr>
     </w:tblStylePr>
     <w:tblStylePr w:type="lastCol">
       <w:rPr>
-        <w:rFonts w:asciiTheme="majorHAnsi" w:cstheme="majorBidi" w:eastAsiaTheme="majorEastAsia" w:hAnsiTheme="majorHAnsi"/>
+        <w:rFonts w:asciiTheme="majorHAnsi" w:cstheme="majorBidi" w:hAnsiTheme="majorHAnsi" w:eastAsia="黑体"/>
         <w:b/>
         <w:bCs/>
       </w:rPr>
@@ -5531,7 +5890,7 @@
         <w:spacing w:after="0" w:before="0" w:line="240" w:lineRule="auto"/>
       </w:pPr>
       <w:rPr>
-        <w:rFonts w:asciiTheme="majorHAnsi" w:cstheme="majorBidi" w:eastAsiaTheme="majorEastAsia" w:hAnsiTheme="majorHAnsi"/>
+        <w:rFonts w:asciiTheme="majorHAnsi" w:cstheme="majorBidi" w:hAnsiTheme="majorHAnsi" w:eastAsia="黑体"/>
         <w:b/>
         <w:bCs/>
       </w:rPr>
@@ -5552,7 +5911,7 @@
         <w:spacing w:after="0" w:before="0" w:line="240" w:lineRule="auto"/>
       </w:pPr>
       <w:rPr>
-        <w:rFonts w:asciiTheme="majorHAnsi" w:cstheme="majorBidi" w:eastAsiaTheme="majorEastAsia" w:hAnsiTheme="majorHAnsi"/>
+        <w:rFonts w:asciiTheme="majorHAnsi" w:cstheme="majorBidi" w:hAnsiTheme="majorHAnsi" w:eastAsia="黑体"/>
         <w:b/>
         <w:bCs/>
       </w:rPr>
@@ -5570,14 +5929,14 @@
     </w:tblStylePr>
     <w:tblStylePr w:type="firstCol">
       <w:rPr>
-        <w:rFonts w:asciiTheme="majorHAnsi" w:cstheme="majorBidi" w:eastAsiaTheme="majorEastAsia" w:hAnsiTheme="majorHAnsi"/>
+        <w:rFonts w:asciiTheme="majorHAnsi" w:cstheme="majorBidi" w:hAnsiTheme="majorHAnsi" w:eastAsia="黑体"/>
         <w:b/>
         <w:bCs/>
       </w:rPr>
     </w:tblStylePr>
     <w:tblStylePr w:type="lastCol">
       <w:rPr>
-        <w:rFonts w:asciiTheme="majorHAnsi" w:cstheme="majorBidi" w:eastAsiaTheme="majorEastAsia" w:hAnsiTheme="majorHAnsi"/>
+        <w:rFonts w:asciiTheme="majorHAnsi" w:cstheme="majorBidi" w:hAnsiTheme="majorHAnsi" w:eastAsia="黑体"/>
         <w:b/>
         <w:bCs/>
       </w:rPr>
@@ -5661,7 +6020,7 @@
         <w:spacing w:after="0" w:before="0" w:line="240" w:lineRule="auto"/>
       </w:pPr>
       <w:rPr>
-        <w:rFonts w:asciiTheme="majorHAnsi" w:cstheme="majorBidi" w:eastAsiaTheme="majorEastAsia" w:hAnsiTheme="majorHAnsi"/>
+        <w:rFonts w:asciiTheme="majorHAnsi" w:cstheme="majorBidi" w:hAnsiTheme="majorHAnsi" w:eastAsia="黑体"/>
         <w:b/>
         <w:bCs/>
       </w:rPr>
@@ -5682,7 +6041,7 @@
         <w:spacing w:after="0" w:before="0" w:line="240" w:lineRule="auto"/>
       </w:pPr>
       <w:rPr>
-        <w:rFonts w:asciiTheme="majorHAnsi" w:cstheme="majorBidi" w:eastAsiaTheme="majorEastAsia" w:hAnsiTheme="majorHAnsi"/>
+        <w:rFonts w:asciiTheme="majorHAnsi" w:cstheme="majorBidi" w:hAnsiTheme="majorHAnsi" w:eastAsia="黑体"/>
         <w:b/>
         <w:bCs/>
       </w:rPr>
@@ -5700,14 +6059,14 @@
     </w:tblStylePr>
     <w:tblStylePr w:type="firstCol">
       <w:rPr>
-        <w:rFonts w:asciiTheme="majorHAnsi" w:cstheme="majorBidi" w:eastAsiaTheme="majorEastAsia" w:hAnsiTheme="majorHAnsi"/>
+        <w:rFonts w:asciiTheme="majorHAnsi" w:cstheme="majorBidi" w:hAnsiTheme="majorHAnsi" w:eastAsia="黑体"/>
         <w:b/>
         <w:bCs/>
       </w:rPr>
     </w:tblStylePr>
     <w:tblStylePr w:type="lastCol">
       <w:rPr>
-        <w:rFonts w:asciiTheme="majorHAnsi" w:cstheme="majorBidi" w:eastAsiaTheme="majorEastAsia" w:hAnsiTheme="majorHAnsi"/>
+        <w:rFonts w:asciiTheme="majorHAnsi" w:cstheme="majorBidi" w:hAnsiTheme="majorHAnsi" w:eastAsia="黑体"/>
         <w:b/>
         <w:bCs/>
       </w:rPr>
@@ -5791,7 +6150,7 @@
         <w:spacing w:after="0" w:before="0" w:line="240" w:lineRule="auto"/>
       </w:pPr>
       <w:rPr>
-        <w:rFonts w:asciiTheme="majorHAnsi" w:cstheme="majorBidi" w:eastAsiaTheme="majorEastAsia" w:hAnsiTheme="majorHAnsi"/>
+        <w:rFonts w:asciiTheme="majorHAnsi" w:cstheme="majorBidi" w:hAnsiTheme="majorHAnsi" w:eastAsia="黑体"/>
         <w:b/>
         <w:bCs/>
       </w:rPr>
@@ -5812,7 +6171,7 @@
         <w:spacing w:after="0" w:before="0" w:line="240" w:lineRule="auto"/>
       </w:pPr>
       <w:rPr>
-        <w:rFonts w:asciiTheme="majorHAnsi" w:cstheme="majorBidi" w:eastAsiaTheme="majorEastAsia" w:hAnsiTheme="majorHAnsi"/>
+        <w:rFonts w:asciiTheme="majorHAnsi" w:cstheme="majorBidi" w:hAnsiTheme="majorHAnsi" w:eastAsia="黑体"/>
         <w:b/>
         <w:bCs/>
       </w:rPr>
@@ -5830,14 +6189,14 @@
     </w:tblStylePr>
     <w:tblStylePr w:type="firstCol">
       <w:rPr>
-        <w:rFonts w:asciiTheme="majorHAnsi" w:cstheme="majorBidi" w:eastAsiaTheme="majorEastAsia" w:hAnsiTheme="majorHAnsi"/>
+        <w:rFonts w:asciiTheme="majorHAnsi" w:cstheme="majorBidi" w:hAnsiTheme="majorHAnsi" w:eastAsia="黑体"/>
         <w:b/>
         <w:bCs/>
       </w:rPr>
     </w:tblStylePr>
     <w:tblStylePr w:type="lastCol">
       <w:rPr>
-        <w:rFonts w:asciiTheme="majorHAnsi" w:cstheme="majorBidi" w:eastAsiaTheme="majorEastAsia" w:hAnsiTheme="majorHAnsi"/>
+        <w:rFonts w:asciiTheme="majorHAnsi" w:cstheme="majorBidi" w:hAnsiTheme="majorHAnsi" w:eastAsia="黑体"/>
         <w:b/>
         <w:bCs/>
       </w:rPr>
@@ -5920,6 +6279,7 @@
         <w:spacing w:after="0" w:before="0" w:line="240" w:lineRule="auto"/>
       </w:pPr>
       <w:rPr>
+        <w:rFonts w:eastAsia="黑体"/>
         <w:b/>
         <w:bCs/>
         <w:color w:themeColor="background1" w:val="FFFFFF"/>
@@ -5942,6 +6302,7 @@
         <w:spacing w:after="0" w:before="0" w:line="240" w:lineRule="auto"/>
       </w:pPr>
       <w:rPr>
+        <w:rFonts w:eastAsia="黑体"/>
         <w:b/>
         <w:bCs/>
       </w:rPr>
@@ -5959,12 +6320,14 @@
     </w:tblStylePr>
     <w:tblStylePr w:type="firstCol">
       <w:rPr>
+        <w:rFonts w:eastAsia="黑体"/>
         <w:b/>
         <w:bCs/>
       </w:rPr>
     </w:tblStylePr>
     <w:tblStylePr w:type="lastCol">
       <w:rPr>
+        <w:rFonts w:eastAsia="黑体"/>
         <w:b/>
         <w:bCs/>
       </w:rPr>
@@ -6026,6 +6389,7 @@
         <w:spacing w:after="0" w:before="0" w:line="240" w:lineRule="auto"/>
       </w:pPr>
       <w:rPr>
+        <w:rFonts w:eastAsia="黑体"/>
         <w:b/>
         <w:bCs/>
         <w:color w:themeColor="background1" w:val="FFFFFF"/>
@@ -6048,6 +6412,7 @@
         <w:spacing w:after="0" w:before="0" w:line="240" w:lineRule="auto"/>
       </w:pPr>
       <w:rPr>
+        <w:rFonts w:eastAsia="黑体"/>
         <w:b/>
         <w:bCs/>
       </w:rPr>
@@ -6065,12 +6430,14 @@
     </w:tblStylePr>
     <w:tblStylePr w:type="firstCol">
       <w:rPr>
+        <w:rFonts w:eastAsia="黑体"/>
         <w:b/>
         <w:bCs/>
       </w:rPr>
     </w:tblStylePr>
     <w:tblStylePr w:type="lastCol">
       <w:rPr>
+        <w:rFonts w:eastAsia="黑体"/>
         <w:b/>
         <w:bCs/>
       </w:rPr>
@@ -6132,6 +6499,7 @@
         <w:spacing w:after="0" w:before="0" w:line="240" w:lineRule="auto"/>
       </w:pPr>
       <w:rPr>
+        <w:rFonts w:eastAsia="黑体"/>
         <w:b/>
         <w:bCs/>
         <w:color w:themeColor="background1" w:val="FFFFFF"/>
@@ -6154,6 +6522,7 @@
         <w:spacing w:after="0" w:before="0" w:line="240" w:lineRule="auto"/>
       </w:pPr>
       <w:rPr>
+        <w:rFonts w:eastAsia="黑体"/>
         <w:b/>
         <w:bCs/>
       </w:rPr>
@@ -6171,12 +6540,14 @@
     </w:tblStylePr>
     <w:tblStylePr w:type="firstCol">
       <w:rPr>
+        <w:rFonts w:eastAsia="黑体"/>
         <w:b/>
         <w:bCs/>
       </w:rPr>
     </w:tblStylePr>
     <w:tblStylePr w:type="lastCol">
       <w:rPr>
+        <w:rFonts w:eastAsia="黑体"/>
         <w:b/>
         <w:bCs/>
       </w:rPr>
@@ -6238,6 +6609,7 @@
         <w:spacing w:after="0" w:before="0" w:line="240" w:lineRule="auto"/>
       </w:pPr>
       <w:rPr>
+        <w:rFonts w:eastAsia="黑体"/>
         <w:b/>
         <w:bCs/>
         <w:color w:themeColor="background1" w:val="FFFFFF"/>
@@ -6260,6 +6632,7 @@
         <w:spacing w:after="0" w:before="0" w:line="240" w:lineRule="auto"/>
       </w:pPr>
       <w:rPr>
+        <w:rFonts w:eastAsia="黑体"/>
         <w:b/>
         <w:bCs/>
       </w:rPr>
@@ -6277,12 +6650,14 @@
     </w:tblStylePr>
     <w:tblStylePr w:type="firstCol">
       <w:rPr>
+        <w:rFonts w:eastAsia="黑体"/>
         <w:b/>
         <w:bCs/>
       </w:rPr>
     </w:tblStylePr>
     <w:tblStylePr w:type="lastCol">
       <w:rPr>
+        <w:rFonts w:eastAsia="黑体"/>
         <w:b/>
         <w:bCs/>
       </w:rPr>
@@ -6344,6 +6719,7 @@
         <w:spacing w:after="0" w:before="0" w:line="240" w:lineRule="auto"/>
       </w:pPr>
       <w:rPr>
+        <w:rFonts w:eastAsia="黑体"/>
         <w:b/>
         <w:bCs/>
         <w:color w:themeColor="background1" w:val="FFFFFF"/>
@@ -6366,6 +6742,7 @@
         <w:spacing w:after="0" w:before="0" w:line="240" w:lineRule="auto"/>
       </w:pPr>
       <w:rPr>
+        <w:rFonts w:eastAsia="黑体"/>
         <w:b/>
         <w:bCs/>
       </w:rPr>
@@ -6383,12 +6760,14 @@
     </w:tblStylePr>
     <w:tblStylePr w:type="firstCol">
       <w:rPr>
+        <w:rFonts w:eastAsia="黑体"/>
         <w:b/>
         <w:bCs/>
       </w:rPr>
     </w:tblStylePr>
     <w:tblStylePr w:type="lastCol">
       <w:rPr>
+        <w:rFonts w:eastAsia="黑体"/>
         <w:b/>
         <w:bCs/>
       </w:rPr>
@@ -6450,6 +6829,7 @@
         <w:spacing w:after="0" w:before="0" w:line="240" w:lineRule="auto"/>
       </w:pPr>
       <w:rPr>
+        <w:rFonts w:eastAsia="黑体"/>
         <w:b/>
         <w:bCs/>
         <w:color w:themeColor="background1" w:val="FFFFFF"/>
@@ -6472,6 +6852,7 @@
         <w:spacing w:after="0" w:before="0" w:line="240" w:lineRule="auto"/>
       </w:pPr>
       <w:rPr>
+        <w:rFonts w:eastAsia="黑体"/>
         <w:b/>
         <w:bCs/>
       </w:rPr>
@@ -6489,12 +6870,14 @@
     </w:tblStylePr>
     <w:tblStylePr w:type="firstCol">
       <w:rPr>
+        <w:rFonts w:eastAsia="黑体"/>
         <w:b/>
         <w:bCs/>
       </w:rPr>
     </w:tblStylePr>
     <w:tblStylePr w:type="lastCol">
       <w:rPr>
+        <w:rFonts w:eastAsia="黑体"/>
         <w:b/>
         <w:bCs/>
       </w:rPr>
@@ -6556,6 +6939,7 @@
         <w:spacing w:after="0" w:before="0" w:line="240" w:lineRule="auto"/>
       </w:pPr>
       <w:rPr>
+        <w:rFonts w:eastAsia="黑体"/>
         <w:b/>
         <w:bCs/>
         <w:color w:themeColor="background1" w:val="FFFFFF"/>
@@ -6578,6 +6962,7 @@
         <w:spacing w:after="0" w:before="0" w:line="240" w:lineRule="auto"/>
       </w:pPr>
       <w:rPr>
+        <w:rFonts w:eastAsia="黑体"/>
         <w:b/>
         <w:bCs/>
       </w:rPr>
@@ -6595,12 +6980,14 @@
     </w:tblStylePr>
     <w:tblStylePr w:type="firstCol">
       <w:rPr>
+        <w:rFonts w:eastAsia="黑体"/>
         <w:b/>
         <w:bCs/>
       </w:rPr>
     </w:tblStylePr>
     <w:tblStylePr w:type="lastCol">
       <w:rPr>
+        <w:rFonts w:eastAsia="黑体"/>
         <w:b/>
         <w:bCs/>
       </w:rPr>
@@ -6659,6 +7046,7 @@
         <w:spacing w:after="0" w:before="0" w:line="240" w:lineRule="auto"/>
       </w:pPr>
       <w:rPr>
+        <w:rFonts w:eastAsia="黑体"/>
         <w:b/>
         <w:bCs/>
         <w:color w:themeColor="background1" w:val="FFFFFF"/>
@@ -6681,6 +7069,7 @@
         <w:spacing w:after="0" w:before="0" w:line="240" w:lineRule="auto"/>
       </w:pPr>
       <w:rPr>
+        <w:rFonts w:eastAsia="黑体"/>
         <w:color w:val="auto"/>
       </w:rPr>
       <w:tblPr/>
@@ -6698,6 +7087,7 @@
     </w:tblStylePr>
     <w:tblStylePr w:type="firstCol">
       <w:rPr>
+        <w:rFonts w:eastAsia="黑体"/>
         <w:b/>
         <w:bCs/>
         <w:color w:themeColor="background1" w:val="FFFFFF"/>
@@ -6717,6 +7107,7 @@
     </w:tblStylePr>
     <w:tblStylePr w:type="lastCol">
       <w:rPr>
+        <w:rFonts w:eastAsia="黑体"/>
         <w:b/>
         <w:bCs/>
         <w:color w:themeColor="background1" w:val="FFFFFF"/>
@@ -6765,6 +7156,7 @@
     </w:tblStylePr>
     <w:tblStylePr w:type="nwCell">
       <w:rPr>
+        <w:rFonts w:eastAsia="黑体"/>
         <w:color w:themeColor="background1" w:val="FFFFFF"/>
       </w:rPr>
       <w:tblPr/>
@@ -6808,6 +7200,7 @@
         <w:spacing w:after="0" w:before="0" w:line="240" w:lineRule="auto"/>
       </w:pPr>
       <w:rPr>
+        <w:rFonts w:eastAsia="黑体"/>
         <w:b/>
         <w:bCs/>
         <w:color w:themeColor="background1" w:val="FFFFFF"/>
@@ -6830,6 +7223,7 @@
         <w:spacing w:after="0" w:before="0" w:line="240" w:lineRule="auto"/>
       </w:pPr>
       <w:rPr>
+        <w:rFonts w:eastAsia="黑体"/>
         <w:color w:val="auto"/>
       </w:rPr>
       <w:tblPr/>
@@ -6847,6 +7241,7 @@
     </w:tblStylePr>
     <w:tblStylePr w:type="firstCol">
       <w:rPr>
+        <w:rFonts w:eastAsia="黑体"/>
         <w:b/>
         <w:bCs/>
         <w:color w:themeColor="background1" w:val="FFFFFF"/>
@@ -6866,6 +7261,7 @@
     </w:tblStylePr>
     <w:tblStylePr w:type="lastCol">
       <w:rPr>
+        <w:rFonts w:eastAsia="黑体"/>
         <w:b/>
         <w:bCs/>
         <w:color w:themeColor="background1" w:val="FFFFFF"/>
@@ -6914,6 +7310,7 @@
     </w:tblStylePr>
     <w:tblStylePr w:type="nwCell">
       <w:rPr>
+        <w:rFonts w:eastAsia="黑体"/>
         <w:color w:themeColor="background1" w:val="FFFFFF"/>
       </w:rPr>
       <w:tblPr/>
@@ -6957,6 +7354,7 @@
         <w:spacing w:after="0" w:before="0" w:line="240" w:lineRule="auto"/>
       </w:pPr>
       <w:rPr>
+        <w:rFonts w:eastAsia="黑体"/>
         <w:b/>
         <w:bCs/>
         <w:color w:themeColor="background1" w:val="FFFFFF"/>
@@ -6979,6 +7377,7 @@
         <w:spacing w:after="0" w:before="0" w:line="240" w:lineRule="auto"/>
       </w:pPr>
       <w:rPr>
+        <w:rFonts w:eastAsia="黑体"/>
         <w:color w:val="auto"/>
       </w:rPr>
       <w:tblPr/>
@@ -6996,6 +7395,7 @@
     </w:tblStylePr>
     <w:tblStylePr w:type="firstCol">
       <w:rPr>
+        <w:rFonts w:eastAsia="黑体"/>
         <w:b/>
         <w:bCs/>
         <w:color w:themeColor="background1" w:val="FFFFFF"/>
@@ -7015,6 +7415,7 @@
     </w:tblStylePr>
     <w:tblStylePr w:type="lastCol">
       <w:rPr>
+        <w:rFonts w:eastAsia="黑体"/>
         <w:b/>
         <w:bCs/>
         <w:color w:themeColor="background1" w:val="FFFFFF"/>
@@ -7063,6 +7464,7 @@
     </w:tblStylePr>
     <w:tblStylePr w:type="nwCell">
       <w:rPr>
+        <w:rFonts w:eastAsia="黑体"/>
         <w:color w:themeColor="background1" w:val="FFFFFF"/>
       </w:rPr>
       <w:tblPr/>
@@ -7106,6 +7508,7 @@
         <w:spacing w:after="0" w:before="0" w:line="240" w:lineRule="auto"/>
       </w:pPr>
       <w:rPr>
+        <w:rFonts w:eastAsia="黑体"/>
         <w:b/>
         <w:bCs/>
         <w:color w:themeColor="background1" w:val="FFFFFF"/>
@@ -7128,6 +7531,7 @@
         <w:spacing w:after="0" w:before="0" w:line="240" w:lineRule="auto"/>
       </w:pPr>
       <w:rPr>
+        <w:rFonts w:eastAsia="黑体"/>
         <w:color w:val="auto"/>
       </w:rPr>
       <w:tblPr/>
@@ -7145,6 +7549,7 @@
     </w:tblStylePr>
     <w:tblStylePr w:type="firstCol">
       <w:rPr>
+        <w:rFonts w:eastAsia="黑体"/>
         <w:b/>
         <w:bCs/>
         <w:color w:themeColor="background1" w:val="FFFFFF"/>
@@ -7164,6 +7569,7 @@
     </w:tblStylePr>
     <w:tblStylePr w:type="lastCol">
       <w:rPr>
+        <w:rFonts w:eastAsia="黑体"/>
         <w:b/>
         <w:bCs/>
         <w:color w:themeColor="background1" w:val="FFFFFF"/>
@@ -7212,6 +7618,7 @@
     </w:tblStylePr>
     <w:tblStylePr w:type="nwCell">
       <w:rPr>
+        <w:rFonts w:eastAsia="黑体"/>
         <w:color w:themeColor="background1" w:val="FFFFFF"/>
       </w:rPr>
       <w:tblPr/>
@@ -7255,6 +7662,7 @@
         <w:spacing w:after="0" w:before="0" w:line="240" w:lineRule="auto"/>
       </w:pPr>
       <w:rPr>
+        <w:rFonts w:eastAsia="黑体"/>
         <w:b/>
         <w:bCs/>
         <w:color w:themeColor="background1" w:val="FFFFFF"/>
@@ -7277,6 +7685,7 @@
         <w:spacing w:after="0" w:before="0" w:line="240" w:lineRule="auto"/>
       </w:pPr>
       <w:rPr>
+        <w:rFonts w:eastAsia="黑体"/>
         <w:color w:val="auto"/>
       </w:rPr>
       <w:tblPr/>
@@ -7294,6 +7703,7 @@
     </w:tblStylePr>
     <w:tblStylePr w:type="firstCol">
       <w:rPr>
+        <w:rFonts w:eastAsia="黑体"/>
         <w:b/>
         <w:bCs/>
         <w:color w:themeColor="background1" w:val="FFFFFF"/>
@@ -7313,6 +7723,7 @@
     </w:tblStylePr>
     <w:tblStylePr w:type="lastCol">
       <w:rPr>
+        <w:rFonts w:eastAsia="黑体"/>
         <w:b/>
         <w:bCs/>
         <w:color w:themeColor="background1" w:val="FFFFFF"/>
@@ -7361,6 +7772,7 @@
     </w:tblStylePr>
     <w:tblStylePr w:type="nwCell">
       <w:rPr>
+        <w:rFonts w:eastAsia="黑体"/>
         <w:color w:themeColor="background1" w:val="FFFFFF"/>
       </w:rPr>
       <w:tblPr/>
@@ -7404,6 +7816,7 @@
         <w:spacing w:after="0" w:before="0" w:line="240" w:lineRule="auto"/>
       </w:pPr>
       <w:rPr>
+        <w:rFonts w:eastAsia="黑体"/>
         <w:b/>
         <w:bCs/>
         <w:color w:themeColor="background1" w:val="FFFFFF"/>
@@ -7426,6 +7839,7 @@
         <w:spacing w:after="0" w:before="0" w:line="240" w:lineRule="auto"/>
       </w:pPr>
       <w:rPr>
+        <w:rFonts w:eastAsia="黑体"/>
         <w:color w:val="auto"/>
       </w:rPr>
       <w:tblPr/>
@@ -7443,6 +7857,7 @@
     </w:tblStylePr>
     <w:tblStylePr w:type="firstCol">
       <w:rPr>
+        <w:rFonts w:eastAsia="黑体"/>
         <w:b/>
         <w:bCs/>
         <w:color w:themeColor="background1" w:val="FFFFFF"/>
@@ -7462,6 +7877,7 @@
     </w:tblStylePr>
     <w:tblStylePr w:type="lastCol">
       <w:rPr>
+        <w:rFonts w:eastAsia="黑体"/>
         <w:b/>
         <w:bCs/>
         <w:color w:themeColor="background1" w:val="FFFFFF"/>
@@ -7510,6 +7926,7 @@
     </w:tblStylePr>
     <w:tblStylePr w:type="nwCell">
       <w:rPr>
+        <w:rFonts w:eastAsia="黑体"/>
         <w:color w:themeColor="background1" w:val="FFFFFF"/>
       </w:rPr>
       <w:tblPr/>
@@ -7553,6 +7970,7 @@
         <w:spacing w:after="0" w:before="0" w:line="240" w:lineRule="auto"/>
       </w:pPr>
       <w:rPr>
+        <w:rFonts w:eastAsia="黑体"/>
         <w:b/>
         <w:bCs/>
         <w:color w:themeColor="background1" w:val="FFFFFF"/>
@@ -7575,6 +7993,7 @@
         <w:spacing w:after="0" w:before="0" w:line="240" w:lineRule="auto"/>
       </w:pPr>
       <w:rPr>
+        <w:rFonts w:eastAsia="黑体"/>
         <w:color w:val="auto"/>
       </w:rPr>
       <w:tblPr/>
@@ -7592,6 +8011,7 @@
     </w:tblStylePr>
     <w:tblStylePr w:type="firstCol">
       <w:rPr>
+        <w:rFonts w:eastAsia="黑体"/>
         <w:b/>
         <w:bCs/>
         <w:color w:themeColor="background1" w:val="FFFFFF"/>
@@ -7611,6 +8031,7 @@
     </w:tblStylePr>
     <w:tblStylePr w:type="lastCol">
       <w:rPr>
+        <w:rFonts w:eastAsia="黑体"/>
         <w:b/>
         <w:bCs/>
         <w:color w:themeColor="background1" w:val="FFFFFF"/>
@@ -7659,6 +8080,7 @@
     </w:tblStylePr>
     <w:tblStylePr w:type="nwCell">
       <w:rPr>
+        <w:rFonts w:eastAsia="黑体"/>
         <w:color w:themeColor="background1" w:val="FFFFFF"/>
       </w:rPr>
       <w:tblPr/>
@@ -7683,6 +8105,7 @@
       <w:spacing w:after="0" w:line="240" w:lineRule="auto"/>
     </w:pPr>
     <w:rPr>
+      <w:rFonts w:eastAsia="黑体"/>
       <w:color w:themeColor="text1" w:val="000000"/>
     </w:rPr>
     <w:tblPr>
@@ -7702,7 +8125,7 @@
     </w:tblPr>
     <w:tblStylePr w:type="firstRow">
       <w:rPr>
-        <w:rFonts w:asciiTheme="majorHAnsi" w:cstheme="majorBidi" w:eastAsiaTheme="majorEastAsia" w:hAnsiTheme="majorHAnsi"/>
+        <w:rFonts w:asciiTheme="majorHAnsi" w:cstheme="majorBidi" w:hAnsiTheme="majorHAnsi" w:eastAsia="黑体"/>
       </w:rPr>
       <w:tblPr/>
       <w:tcPr>
@@ -7714,6 +8137,7 @@
     </w:tblStylePr>
     <w:tblStylePr w:type="lastRow">
       <w:rPr>
+        <w:rFonts w:eastAsia="黑体"/>
         <w:b/>
         <w:bCs/>
         <w:color w:themeColor="text2" w:val="1F497D"/>
@@ -7728,12 +8152,14 @@
     </w:tblStylePr>
     <w:tblStylePr w:type="firstCol">
       <w:rPr>
+        <w:rFonts w:eastAsia="黑体"/>
         <w:b/>
         <w:bCs/>
       </w:rPr>
     </w:tblStylePr>
     <w:tblStylePr w:type="lastCol">
       <w:rPr>
+        <w:rFonts w:eastAsia="黑体"/>
         <w:b/>
         <w:bCs/>
       </w:rPr>
@@ -7767,6 +8193,7 @@
       <w:spacing w:after="0" w:line="240" w:lineRule="auto"/>
     </w:pPr>
     <w:rPr>
+      <w:rFonts w:eastAsia="黑体"/>
       <w:color w:themeColor="text1" w:val="000000"/>
     </w:rPr>
     <w:tblPr>
@@ -7786,7 +8213,7 @@
     </w:tblPr>
     <w:tblStylePr w:type="firstRow">
       <w:rPr>
-        <w:rFonts w:asciiTheme="majorHAnsi" w:cstheme="majorBidi" w:eastAsiaTheme="majorEastAsia" w:hAnsiTheme="majorHAnsi"/>
+        <w:rFonts w:asciiTheme="majorHAnsi" w:cstheme="majorBidi" w:hAnsiTheme="majorHAnsi" w:eastAsia="黑体"/>
       </w:rPr>
       <w:tblPr/>
       <w:tcPr>
@@ -7798,6 +8225,7 @@
     </w:tblStylePr>
     <w:tblStylePr w:type="lastRow">
       <w:rPr>
+        <w:rFonts w:eastAsia="黑体"/>
         <w:b/>
         <w:bCs/>
         <w:color w:themeColor="text2" w:val="1F497D"/>
@@ -7812,12 +8240,14 @@
     </w:tblStylePr>
     <w:tblStylePr w:type="firstCol">
       <w:rPr>
+        <w:rFonts w:eastAsia="黑体"/>
         <w:b/>
         <w:bCs/>
       </w:rPr>
     </w:tblStylePr>
     <w:tblStylePr w:type="lastCol">
       <w:rPr>
+        <w:rFonts w:eastAsia="黑体"/>
         <w:b/>
         <w:bCs/>
       </w:rPr>
@@ -7851,6 +8281,7 @@
       <w:spacing w:after="0" w:line="240" w:lineRule="auto"/>
     </w:pPr>
     <w:rPr>
+      <w:rFonts w:eastAsia="黑体"/>
       <w:color w:themeColor="text1" w:val="000000"/>
     </w:rPr>
     <w:tblPr>
@@ -7870,7 +8301,7 @@
     </w:tblPr>
     <w:tblStylePr w:type="firstRow">
       <w:rPr>
-        <w:rFonts w:asciiTheme="majorHAnsi" w:cstheme="majorBidi" w:eastAsiaTheme="majorEastAsia" w:hAnsiTheme="majorHAnsi"/>
+        <w:rFonts w:asciiTheme="majorHAnsi" w:cstheme="majorBidi" w:hAnsiTheme="majorHAnsi" w:eastAsia="黑体"/>
       </w:rPr>
       <w:tblPr/>
       <w:tcPr>
@@ -7882,6 +8313,7 @@
     </w:tblStylePr>
     <w:tblStylePr w:type="lastRow">
       <w:rPr>
+        <w:rFonts w:eastAsia="黑体"/>
         <w:b/>
         <w:bCs/>
         <w:color w:themeColor="text2" w:val="1F497D"/>
@@ -7896,12 +8328,14 @@
     </w:tblStylePr>
     <w:tblStylePr w:type="firstCol">
       <w:rPr>
+        <w:rFonts w:eastAsia="黑体"/>
         <w:b/>
         <w:bCs/>
       </w:rPr>
     </w:tblStylePr>
     <w:tblStylePr w:type="lastCol">
       <w:rPr>
+        <w:rFonts w:eastAsia="黑体"/>
         <w:b/>
         <w:bCs/>
       </w:rPr>
@@ -7935,6 +8369,7 @@
       <w:spacing w:after="0" w:line="240" w:lineRule="auto"/>
     </w:pPr>
     <w:rPr>
+      <w:rFonts w:eastAsia="黑体"/>
       <w:color w:themeColor="text1" w:val="000000"/>
     </w:rPr>
     <w:tblPr>
@@ -7954,7 +8389,7 @@
     </w:tblPr>
     <w:tblStylePr w:type="firstRow">
       <w:rPr>
-        <w:rFonts w:asciiTheme="majorHAnsi" w:cstheme="majorBidi" w:eastAsiaTheme="majorEastAsia" w:hAnsiTheme="majorHAnsi"/>
+        <w:rFonts w:asciiTheme="majorHAnsi" w:cstheme="majorBidi" w:hAnsiTheme="majorHAnsi" w:eastAsia="黑体"/>
       </w:rPr>
       <w:tblPr/>
       <w:tcPr>
@@ -7966,6 +8401,7 @@
     </w:tblStylePr>
     <w:tblStylePr w:type="lastRow">
       <w:rPr>
+        <w:rFonts w:eastAsia="黑体"/>
         <w:b/>
         <w:bCs/>
         <w:color w:themeColor="text2" w:val="1F497D"/>
@@ -7980,12 +8416,14 @@
     </w:tblStylePr>
     <w:tblStylePr w:type="firstCol">
       <w:rPr>
+        <w:rFonts w:eastAsia="黑体"/>
         <w:b/>
         <w:bCs/>
       </w:rPr>
     </w:tblStylePr>
     <w:tblStylePr w:type="lastCol">
       <w:rPr>
+        <w:rFonts w:eastAsia="黑体"/>
         <w:b/>
         <w:bCs/>
       </w:rPr>
@@ -8019,6 +8457,7 @@
       <w:spacing w:after="0" w:line="240" w:lineRule="auto"/>
     </w:pPr>
     <w:rPr>
+      <w:rFonts w:eastAsia="黑体"/>
       <w:color w:themeColor="text1" w:val="000000"/>
     </w:rPr>
     <w:tblPr>
@@ -8038,7 +8477,7 @@
     </w:tblPr>
     <w:tblStylePr w:type="firstRow">
       <w:rPr>
-        <w:rFonts w:asciiTheme="majorHAnsi" w:cstheme="majorBidi" w:eastAsiaTheme="majorEastAsia" w:hAnsiTheme="majorHAnsi"/>
+        <w:rFonts w:asciiTheme="majorHAnsi" w:cstheme="majorBidi" w:hAnsiTheme="majorHAnsi" w:eastAsia="黑体"/>
       </w:rPr>
       <w:tblPr/>
       <w:tcPr>
@@ -8050,6 +8489,7 @@
     </w:tblStylePr>
     <w:tblStylePr w:type="lastRow">
       <w:rPr>
+        <w:rFonts w:eastAsia="黑体"/>
         <w:b/>
         <w:bCs/>
         <w:color w:themeColor="text2" w:val="1F497D"/>
@@ -8064,12 +8504,14 @@
     </w:tblStylePr>
     <w:tblStylePr w:type="firstCol">
       <w:rPr>
+        <w:rFonts w:eastAsia="黑体"/>
         <w:b/>
         <w:bCs/>
       </w:rPr>
     </w:tblStylePr>
     <w:tblStylePr w:type="lastCol">
       <w:rPr>
+        <w:rFonts w:eastAsia="黑体"/>
         <w:b/>
         <w:bCs/>
       </w:rPr>
@@ -8103,6 +8545,7 @@
       <w:spacing w:after="0" w:line="240" w:lineRule="auto"/>
     </w:pPr>
     <w:rPr>
+      <w:rFonts w:eastAsia="黑体"/>
       <w:color w:themeColor="text1" w:val="000000"/>
     </w:rPr>
     <w:tblPr>
@@ -8122,7 +8565,7 @@
     </w:tblPr>
     <w:tblStylePr w:type="firstRow">
       <w:rPr>
-        <w:rFonts w:asciiTheme="majorHAnsi" w:cstheme="majorBidi" w:eastAsiaTheme="majorEastAsia" w:hAnsiTheme="majorHAnsi"/>
+        <w:rFonts w:asciiTheme="majorHAnsi" w:cstheme="majorBidi" w:hAnsiTheme="majorHAnsi" w:eastAsia="黑体"/>
       </w:rPr>
       <w:tblPr/>
       <w:tcPr>
@@ -8134,6 +8577,7 @@
     </w:tblStylePr>
     <w:tblStylePr w:type="lastRow">
       <w:rPr>
+        <w:rFonts w:eastAsia="黑体"/>
         <w:b/>
         <w:bCs/>
         <w:color w:themeColor="text2" w:val="1F497D"/>
@@ -8148,12 +8592,14 @@
     </w:tblStylePr>
     <w:tblStylePr w:type="firstCol">
       <w:rPr>
+        <w:rFonts w:eastAsia="黑体"/>
         <w:b/>
         <w:bCs/>
       </w:rPr>
     </w:tblStylePr>
     <w:tblStylePr w:type="lastCol">
       <w:rPr>
+        <w:rFonts w:eastAsia="黑体"/>
         <w:b/>
         <w:bCs/>
       </w:rPr>
@@ -8187,6 +8633,7 @@
       <w:spacing w:after="0" w:line="240" w:lineRule="auto"/>
     </w:pPr>
     <w:rPr>
+      <w:rFonts w:eastAsia="黑体"/>
       <w:color w:themeColor="text1" w:val="000000"/>
     </w:rPr>
     <w:tblPr>
@@ -8206,7 +8653,7 @@
     </w:tblPr>
     <w:tblStylePr w:type="firstRow">
       <w:rPr>
-        <w:rFonts w:asciiTheme="majorHAnsi" w:cstheme="majorBidi" w:eastAsiaTheme="majorEastAsia" w:hAnsiTheme="majorHAnsi"/>
+        <w:rFonts w:asciiTheme="majorHAnsi" w:cstheme="majorBidi" w:hAnsiTheme="majorHAnsi" w:eastAsia="黑体"/>
       </w:rPr>
       <w:tblPr/>
       <w:tcPr>
@@ -8218,6 +8665,7 @@
     </w:tblStylePr>
     <w:tblStylePr w:type="lastRow">
       <w:rPr>
+        <w:rFonts w:eastAsia="黑体"/>
         <w:b/>
         <w:bCs/>
         <w:color w:themeColor="text2" w:val="1F497D"/>
@@ -8232,12 +8680,14 @@
     </w:tblStylePr>
     <w:tblStylePr w:type="firstCol">
       <w:rPr>
+        <w:rFonts w:eastAsia="黑体"/>
         <w:b/>
         <w:bCs/>
       </w:rPr>
     </w:tblStylePr>
     <w:tblStylePr w:type="lastCol">
       <w:rPr>
+        <w:rFonts w:eastAsia="黑体"/>
         <w:b/>
         <w:bCs/>
       </w:rPr>
@@ -8271,7 +8721,7 @@
       <w:spacing w:after="0" w:line="240" w:lineRule="auto"/>
     </w:pPr>
     <w:rPr>
-      <w:rFonts w:asciiTheme="majorHAnsi" w:cstheme="majorBidi" w:eastAsiaTheme="majorEastAsia" w:hAnsiTheme="majorHAnsi"/>
+      <w:rFonts w:asciiTheme="majorHAnsi" w:cstheme="majorBidi" w:hAnsiTheme="majorHAnsi" w:eastAsia="黑体"/>
       <w:color w:themeColor="text1" w:val="000000"/>
     </w:rPr>
     <w:tblPr>
@@ -8293,6 +8743,7 @@
     </w:tblPr>
     <w:tblStylePr w:type="firstRow">
       <w:rPr>
+        <w:rFonts w:eastAsia="黑体"/>
         <w:sz w:val="24"/>
         <w:szCs w:val="24"/>
       </w:rPr>
@@ -8399,7 +8850,7 @@
       <w:spacing w:after="0" w:line="240" w:lineRule="auto"/>
     </w:pPr>
     <w:rPr>
-      <w:rFonts w:asciiTheme="majorHAnsi" w:cstheme="majorBidi" w:eastAsiaTheme="majorEastAsia" w:hAnsiTheme="majorHAnsi"/>
+      <w:rFonts w:asciiTheme="majorHAnsi" w:cstheme="majorBidi" w:hAnsiTheme="majorHAnsi" w:eastAsia="黑体"/>
       <w:color w:themeColor="text1" w:val="000000"/>
     </w:rPr>
     <w:tblPr>
@@ -8421,6 +8872,7 @@
     </w:tblPr>
     <w:tblStylePr w:type="firstRow">
       <w:rPr>
+        <w:rFonts w:eastAsia="黑体"/>
         <w:sz w:val="24"/>
         <w:szCs w:val="24"/>
       </w:rPr>
@@ -8527,7 +8979,7 @@
       <w:spacing w:after="0" w:line="240" w:lineRule="auto"/>
     </w:pPr>
     <w:rPr>
-      <w:rFonts w:asciiTheme="majorHAnsi" w:cstheme="majorBidi" w:eastAsiaTheme="majorEastAsia" w:hAnsiTheme="majorHAnsi"/>
+      <w:rFonts w:asciiTheme="majorHAnsi" w:cstheme="majorBidi" w:hAnsiTheme="majorHAnsi" w:eastAsia="黑体"/>
       <w:color w:themeColor="text1" w:val="000000"/>
     </w:rPr>
     <w:tblPr>
@@ -8549,6 +9001,7 @@
     </w:tblPr>
     <w:tblStylePr w:type="firstRow">
       <w:rPr>
+        <w:rFonts w:eastAsia="黑体"/>
         <w:sz w:val="24"/>
         <w:szCs w:val="24"/>
       </w:rPr>
@@ -8655,7 +9108,7 @@
       <w:spacing w:after="0" w:line="240" w:lineRule="auto"/>
     </w:pPr>
     <w:rPr>
-      <w:rFonts w:asciiTheme="majorHAnsi" w:cstheme="majorBidi" w:eastAsiaTheme="majorEastAsia" w:hAnsiTheme="majorHAnsi"/>
+      <w:rFonts w:asciiTheme="majorHAnsi" w:cstheme="majorBidi" w:hAnsiTheme="majorHAnsi" w:eastAsia="黑体"/>
       <w:color w:themeColor="text1" w:val="000000"/>
     </w:rPr>
     <w:tblPr>
@@ -8677,6 +9130,7 @@
     </w:tblPr>
     <w:tblStylePr w:type="firstRow">
       <w:rPr>
+        <w:rFonts w:eastAsia="黑体"/>
         <w:sz w:val="24"/>
         <w:szCs w:val="24"/>
       </w:rPr>
@@ -8783,7 +9237,7 @@
       <w:spacing w:after="0" w:line="240" w:lineRule="auto"/>
     </w:pPr>
     <w:rPr>
-      <w:rFonts w:asciiTheme="majorHAnsi" w:cstheme="majorBidi" w:eastAsiaTheme="majorEastAsia" w:hAnsiTheme="majorHAnsi"/>
+      <w:rFonts w:asciiTheme="majorHAnsi" w:cstheme="majorBidi" w:hAnsiTheme="majorHAnsi" w:eastAsia="黑体"/>
       <w:color w:themeColor="text1" w:val="000000"/>
     </w:rPr>
     <w:tblPr>
@@ -8805,6 +9259,7 @@
     </w:tblPr>
     <w:tblStylePr w:type="firstRow">
       <w:rPr>
+        <w:rFonts w:eastAsia="黑体"/>
         <w:sz w:val="24"/>
         <w:szCs w:val="24"/>
       </w:rPr>
@@ -8911,7 +9366,7 @@
       <w:spacing w:after="0" w:line="240" w:lineRule="auto"/>
     </w:pPr>
     <w:rPr>
-      <w:rFonts w:asciiTheme="majorHAnsi" w:cstheme="majorBidi" w:eastAsiaTheme="majorEastAsia" w:hAnsiTheme="majorHAnsi"/>
+      <w:rFonts w:asciiTheme="majorHAnsi" w:cstheme="majorBidi" w:hAnsiTheme="majorHAnsi" w:eastAsia="黑体"/>
       <w:color w:themeColor="text1" w:val="000000"/>
     </w:rPr>
     <w:tblPr>
@@ -8933,6 +9388,7 @@
     </w:tblPr>
     <w:tblStylePr w:type="firstRow">
       <w:rPr>
+        <w:rFonts w:eastAsia="黑体"/>
         <w:sz w:val="24"/>
         <w:szCs w:val="24"/>
       </w:rPr>
@@ -9039,7 +9495,7 @@
       <w:spacing w:after="0" w:line="240" w:lineRule="auto"/>
     </w:pPr>
     <w:rPr>
-      <w:rFonts w:asciiTheme="majorHAnsi" w:cstheme="majorBidi" w:eastAsiaTheme="majorEastAsia" w:hAnsiTheme="majorHAnsi"/>
+      <w:rFonts w:asciiTheme="majorHAnsi" w:cstheme="majorBidi" w:hAnsiTheme="majorHAnsi" w:eastAsia="黑体"/>
       <w:color w:themeColor="text1" w:val="000000"/>
     </w:rPr>
     <w:tblPr>
@@ -9061,6 +9517,7 @@
     </w:tblPr>
     <w:tblStylePr w:type="firstRow">
       <w:rPr>
+        <w:rFonts w:eastAsia="黑体"/>
         <w:sz w:val="24"/>
         <w:szCs w:val="24"/>
       </w:rPr>
@@ -9190,12 +9647,14 @@
     </w:tcPr>
     <w:tblStylePr w:type="firstRow">
       <w:rPr>
+        <w:rFonts w:eastAsia="黑体"/>
         <w:b/>
         <w:bCs/>
       </w:rPr>
     </w:tblStylePr>
     <w:tblStylePr w:type="lastRow">
       <w:rPr>
+        <w:rFonts w:eastAsia="黑体"/>
         <w:b/>
         <w:bCs/>
       </w:rPr>
@@ -9208,12 +9667,14 @@
     </w:tblStylePr>
     <w:tblStylePr w:type="firstCol">
       <w:rPr>
+        <w:rFonts w:eastAsia="黑体"/>
         <w:b/>
         <w:bCs/>
       </w:rPr>
     </w:tblStylePr>
     <w:tblStylePr w:type="lastCol">
       <w:rPr>
+        <w:rFonts w:eastAsia="黑体"/>
         <w:b/>
         <w:bCs/>
       </w:rPr>
@@ -9263,12 +9724,14 @@
     </w:tcPr>
     <w:tblStylePr w:type="firstRow">
       <w:rPr>
+        <w:rFonts w:eastAsia="黑体"/>
         <w:b/>
         <w:bCs/>
       </w:rPr>
     </w:tblStylePr>
     <w:tblStylePr w:type="lastRow">
       <w:rPr>
+        <w:rFonts w:eastAsia="黑体"/>
         <w:b/>
         <w:bCs/>
       </w:rPr>
@@ -9281,12 +9744,14 @@
     </w:tblStylePr>
     <w:tblStylePr w:type="firstCol">
       <w:rPr>
+        <w:rFonts w:eastAsia="黑体"/>
         <w:b/>
         <w:bCs/>
       </w:rPr>
     </w:tblStylePr>
     <w:tblStylePr w:type="lastCol">
       <w:rPr>
+        <w:rFonts w:eastAsia="黑体"/>
         <w:b/>
         <w:bCs/>
       </w:rPr>
@@ -9336,12 +9801,14 @@
     </w:tcPr>
     <w:tblStylePr w:type="firstRow">
       <w:rPr>
+        <w:rFonts w:eastAsia="黑体"/>
         <w:b/>
         <w:bCs/>
       </w:rPr>
     </w:tblStylePr>
     <w:tblStylePr w:type="lastRow">
       <w:rPr>
+        <w:rFonts w:eastAsia="黑体"/>
         <w:b/>
         <w:bCs/>
       </w:rPr>
@@ -9354,12 +9821,14 @@
     </w:tblStylePr>
     <w:tblStylePr w:type="firstCol">
       <w:rPr>
+        <w:rFonts w:eastAsia="黑体"/>
         <w:b/>
         <w:bCs/>
       </w:rPr>
     </w:tblStylePr>
     <w:tblStylePr w:type="lastCol">
       <w:rPr>
+        <w:rFonts w:eastAsia="黑体"/>
         <w:b/>
         <w:bCs/>
       </w:rPr>
@@ -9409,12 +9878,14 @@
     </w:tcPr>
     <w:tblStylePr w:type="firstRow">
       <w:rPr>
+        <w:rFonts w:eastAsia="黑体"/>
         <w:b/>
         <w:bCs/>
       </w:rPr>
     </w:tblStylePr>
     <w:tblStylePr w:type="lastRow">
       <w:rPr>
+        <w:rFonts w:eastAsia="黑体"/>
         <w:b/>
         <w:bCs/>
       </w:rPr>
@@ -9427,12 +9898,14 @@
     </w:tblStylePr>
     <w:tblStylePr w:type="firstCol">
       <w:rPr>
+        <w:rFonts w:eastAsia="黑体"/>
         <w:b/>
         <w:bCs/>
       </w:rPr>
     </w:tblStylePr>
     <w:tblStylePr w:type="lastCol">
       <w:rPr>
+        <w:rFonts w:eastAsia="黑体"/>
         <w:b/>
         <w:bCs/>
       </w:rPr>
@@ -9482,12 +9955,14 @@
     </w:tcPr>
     <w:tblStylePr w:type="firstRow">
       <w:rPr>
+        <w:rFonts w:eastAsia="黑体"/>
         <w:b/>
         <w:bCs/>
       </w:rPr>
     </w:tblStylePr>
     <w:tblStylePr w:type="lastRow">
       <w:rPr>
+        <w:rFonts w:eastAsia="黑体"/>
         <w:b/>
         <w:bCs/>
       </w:rPr>
@@ -9500,12 +9975,14 @@
     </w:tblStylePr>
     <w:tblStylePr w:type="firstCol">
       <w:rPr>
+        <w:rFonts w:eastAsia="黑体"/>
         <w:b/>
         <w:bCs/>
       </w:rPr>
     </w:tblStylePr>
     <w:tblStylePr w:type="lastCol">
       <w:rPr>
+        <w:rFonts w:eastAsia="黑体"/>
         <w:b/>
         <w:bCs/>
       </w:rPr>
@@ -9555,12 +10032,14 @@
     </w:tcPr>
     <w:tblStylePr w:type="firstRow">
       <w:rPr>
+        <w:rFonts w:eastAsia="黑体"/>
         <w:b/>
         <w:bCs/>
       </w:rPr>
     </w:tblStylePr>
     <w:tblStylePr w:type="lastRow">
       <w:rPr>
+        <w:rFonts w:eastAsia="黑体"/>
         <w:b/>
         <w:bCs/>
       </w:rPr>
@@ -9573,12 +10052,14 @@
     </w:tblStylePr>
     <w:tblStylePr w:type="firstCol">
       <w:rPr>
+        <w:rFonts w:eastAsia="黑体"/>
         <w:b/>
         <w:bCs/>
       </w:rPr>
     </w:tblStylePr>
     <w:tblStylePr w:type="lastCol">
       <w:rPr>
+        <w:rFonts w:eastAsia="黑体"/>
         <w:b/>
         <w:bCs/>
       </w:rPr>
@@ -9628,12 +10109,14 @@
     </w:tcPr>
     <w:tblStylePr w:type="firstRow">
       <w:rPr>
+        <w:rFonts w:eastAsia="黑体"/>
         <w:b/>
         <w:bCs/>
       </w:rPr>
     </w:tblStylePr>
     <w:tblStylePr w:type="lastRow">
       <w:rPr>
+        <w:rFonts w:eastAsia="黑体"/>
         <w:b/>
         <w:bCs/>
       </w:rPr>
@@ -9646,12 +10129,14 @@
     </w:tblStylePr>
     <w:tblStylePr w:type="firstCol">
       <w:rPr>
+        <w:rFonts w:eastAsia="黑体"/>
         <w:b/>
         <w:bCs/>
       </w:rPr>
     </w:tblStylePr>
     <w:tblStylePr w:type="lastCol">
       <w:rPr>
+        <w:rFonts w:eastAsia="黑体"/>
         <w:b/>
         <w:bCs/>
       </w:rPr>
@@ -9678,7 +10163,7 @@
       <w:spacing w:after="0" w:line="240" w:lineRule="auto"/>
     </w:pPr>
     <w:rPr>
-      <w:rFonts w:asciiTheme="majorHAnsi" w:cstheme="majorBidi" w:eastAsiaTheme="majorEastAsia" w:hAnsiTheme="majorHAnsi"/>
+      <w:rFonts w:asciiTheme="majorHAnsi" w:cstheme="majorBidi" w:hAnsiTheme="majorHAnsi" w:eastAsia="黑体"/>
       <w:color w:themeColor="text1" w:val="000000"/>
     </w:rPr>
     <w:tblPr>
@@ -9705,6 +10190,7 @@
     </w:tcPr>
     <w:tblStylePr w:type="firstRow">
       <w:rPr>
+        <w:rFonts w:eastAsia="黑体"/>
         <w:b/>
         <w:bCs/>
         <w:color w:themeColor="text1" w:val="000000"/>
@@ -9716,6 +10202,7 @@
     </w:tblStylePr>
     <w:tblStylePr w:type="lastRow">
       <w:rPr>
+        <w:rFonts w:eastAsia="黑体"/>
         <w:b/>
         <w:bCs/>
         <w:color w:themeColor="text1" w:val="000000"/>
@@ -9735,6 +10222,7 @@
     </w:tblStylePr>
     <w:tblStylePr w:type="firstCol">
       <w:rPr>
+        <w:rFonts w:eastAsia="黑体"/>
         <w:b/>
         <w:bCs/>
         <w:color w:themeColor="text1" w:val="000000"/>
@@ -9754,6 +10242,7 @@
     </w:tblStylePr>
     <w:tblStylePr w:type="lastCol">
       <w:rPr>
+        <w:rFonts w:eastAsia="黑体"/>
         <w:b w:val="0"/>
         <w:bCs w:val="0"/>
         <w:color w:themeColor="text1" w:val="000000"/>
@@ -9803,7 +10292,7 @@
       <w:spacing w:after="0" w:line="240" w:lineRule="auto"/>
     </w:pPr>
     <w:rPr>
-      <w:rFonts w:asciiTheme="majorHAnsi" w:cstheme="majorBidi" w:eastAsiaTheme="majorEastAsia" w:hAnsiTheme="majorHAnsi"/>
+      <w:rFonts w:asciiTheme="majorHAnsi" w:cstheme="majorBidi" w:hAnsiTheme="majorHAnsi" w:eastAsia="黑体"/>
       <w:color w:themeColor="text1" w:val="000000"/>
     </w:rPr>
     <w:tblPr>
@@ -9830,6 +10319,7 @@
     </w:tcPr>
     <w:tblStylePr w:type="firstRow">
       <w:rPr>
+        <w:rFonts w:eastAsia="黑体"/>
         <w:b/>
         <w:bCs/>
         <w:color w:themeColor="text1" w:val="000000"/>
@@ -9841,6 +10331,7 @@
     </w:tblStylePr>
     <w:tblStylePr w:type="lastRow">
       <w:rPr>
+        <w:rFonts w:eastAsia="黑体"/>
         <w:b/>
         <w:bCs/>
         <w:color w:themeColor="text1" w:val="000000"/>
@@ -9860,6 +10351,7 @@
     </w:tblStylePr>
     <w:tblStylePr w:type="firstCol">
       <w:rPr>
+        <w:rFonts w:eastAsia="黑体"/>
         <w:b/>
         <w:bCs/>
         <w:color w:themeColor="text1" w:val="000000"/>
@@ -9879,6 +10371,7 @@
     </w:tblStylePr>
     <w:tblStylePr w:type="lastCol">
       <w:rPr>
+        <w:rFonts w:eastAsia="黑体"/>
         <w:b w:val="0"/>
         <w:bCs w:val="0"/>
         <w:color w:themeColor="text1" w:val="000000"/>
@@ -9928,7 +10421,7 @@
       <w:spacing w:after="0" w:line="240" w:lineRule="auto"/>
     </w:pPr>
     <w:rPr>
-      <w:rFonts w:asciiTheme="majorHAnsi" w:cstheme="majorBidi" w:eastAsiaTheme="majorEastAsia" w:hAnsiTheme="majorHAnsi"/>
+      <w:rFonts w:asciiTheme="majorHAnsi" w:cstheme="majorBidi" w:hAnsiTheme="majorHAnsi" w:eastAsia="黑体"/>
       <w:color w:themeColor="text1" w:val="000000"/>
     </w:rPr>
     <w:tblPr>
@@ -9955,6 +10448,7 @@
     </w:tcPr>
     <w:tblStylePr w:type="firstRow">
       <w:rPr>
+        <w:rFonts w:eastAsia="黑体"/>
         <w:b/>
         <w:bCs/>
         <w:color w:themeColor="text1" w:val="000000"/>
@@ -9966,6 +10460,7 @@
     </w:tblStylePr>
     <w:tblStylePr w:type="lastRow">
       <w:rPr>
+        <w:rFonts w:eastAsia="黑体"/>
         <w:b/>
         <w:bCs/>
         <w:color w:themeColor="text1" w:val="000000"/>
@@ -9985,6 +10480,7 @@
     </w:tblStylePr>
     <w:tblStylePr w:type="firstCol">
       <w:rPr>
+        <w:rFonts w:eastAsia="黑体"/>
         <w:b/>
         <w:bCs/>
         <w:color w:themeColor="text1" w:val="000000"/>
@@ -10004,6 +10500,7 @@
     </w:tblStylePr>
     <w:tblStylePr w:type="lastCol">
       <w:rPr>
+        <w:rFonts w:eastAsia="黑体"/>
         <w:b w:val="0"/>
         <w:bCs w:val="0"/>
         <w:color w:themeColor="text1" w:val="000000"/>
@@ -10053,7 +10550,7 @@
       <w:spacing w:after="0" w:line="240" w:lineRule="auto"/>
     </w:pPr>
     <w:rPr>
-      <w:rFonts w:asciiTheme="majorHAnsi" w:cstheme="majorBidi" w:eastAsiaTheme="majorEastAsia" w:hAnsiTheme="majorHAnsi"/>
+      <w:rFonts w:asciiTheme="majorHAnsi" w:cstheme="majorBidi" w:hAnsiTheme="majorHAnsi" w:eastAsia="黑体"/>
       <w:color w:themeColor="text1" w:val="000000"/>
     </w:rPr>
     <w:tblPr>
@@ -10080,6 +10577,7 @@
     </w:tcPr>
     <w:tblStylePr w:type="firstRow">
       <w:rPr>
+        <w:rFonts w:eastAsia="黑体"/>
         <w:b/>
         <w:bCs/>
         <w:color w:themeColor="text1" w:val="000000"/>
@@ -10091,6 +10589,7 @@
     </w:tblStylePr>
     <w:tblStylePr w:type="lastRow">
       <w:rPr>
+        <w:rFonts w:eastAsia="黑体"/>
         <w:b/>
         <w:bCs/>
         <w:color w:themeColor="text1" w:val="000000"/>
@@ -10110,6 +10609,7 @@
     </w:tblStylePr>
     <w:tblStylePr w:type="firstCol">
       <w:rPr>
+        <w:rFonts w:eastAsia="黑体"/>
         <w:b/>
         <w:bCs/>
         <w:color w:themeColor="text1" w:val="000000"/>
@@ -10129,6 +10629,7 @@
     </w:tblStylePr>
     <w:tblStylePr w:type="lastCol">
       <w:rPr>
+        <w:rFonts w:eastAsia="黑体"/>
         <w:b w:val="0"/>
         <w:bCs w:val="0"/>
         <w:color w:themeColor="text1" w:val="000000"/>
@@ -10178,7 +10679,7 @@
       <w:spacing w:after="0" w:line="240" w:lineRule="auto"/>
     </w:pPr>
     <w:rPr>
-      <w:rFonts w:asciiTheme="majorHAnsi" w:cstheme="majorBidi" w:eastAsiaTheme="majorEastAsia" w:hAnsiTheme="majorHAnsi"/>
+      <w:rFonts w:asciiTheme="majorHAnsi" w:cstheme="majorBidi" w:hAnsiTheme="majorHAnsi" w:eastAsia="黑体"/>
       <w:color w:themeColor="text1" w:val="000000"/>
     </w:rPr>
     <w:tblPr>
@@ -10205,6 +10706,7 @@
     </w:tcPr>
     <w:tblStylePr w:type="firstRow">
       <w:rPr>
+        <w:rFonts w:eastAsia="黑体"/>
         <w:b/>
         <w:bCs/>
         <w:color w:themeColor="text1" w:val="000000"/>
@@ -10216,6 +10718,7 @@
     </w:tblStylePr>
     <w:tblStylePr w:type="lastRow">
       <w:rPr>
+        <w:rFonts w:eastAsia="黑体"/>
         <w:b/>
         <w:bCs/>
         <w:color w:themeColor="text1" w:val="000000"/>
@@ -10235,6 +10738,7 @@
     </w:tblStylePr>
     <w:tblStylePr w:type="firstCol">
       <w:rPr>
+        <w:rFonts w:eastAsia="黑体"/>
         <w:b/>
         <w:bCs/>
         <w:color w:themeColor="text1" w:val="000000"/>
@@ -10254,6 +10758,7 @@
     </w:tblStylePr>
     <w:tblStylePr w:type="lastCol">
       <w:rPr>
+        <w:rFonts w:eastAsia="黑体"/>
         <w:b w:val="0"/>
         <w:bCs w:val="0"/>
         <w:color w:themeColor="text1" w:val="000000"/>
@@ -10303,7 +10808,7 @@
       <w:spacing w:after="0" w:line="240" w:lineRule="auto"/>
     </w:pPr>
     <w:rPr>
-      <w:rFonts w:asciiTheme="majorHAnsi" w:cstheme="majorBidi" w:eastAsiaTheme="majorEastAsia" w:hAnsiTheme="majorHAnsi"/>
+      <w:rFonts w:asciiTheme="majorHAnsi" w:cstheme="majorBidi" w:hAnsiTheme="majorHAnsi" w:eastAsia="黑体"/>
       <w:color w:themeColor="text1" w:val="000000"/>
     </w:rPr>
     <w:tblPr>
@@ -10330,6 +10835,7 @@
     </w:tcPr>
     <w:tblStylePr w:type="firstRow">
       <w:rPr>
+        <w:rFonts w:eastAsia="黑体"/>
         <w:b/>
         <w:bCs/>
         <w:color w:themeColor="text1" w:val="000000"/>
@@ -10341,6 +10847,7 @@
     </w:tblStylePr>
     <w:tblStylePr w:type="lastRow">
       <w:rPr>
+        <w:rFonts w:eastAsia="黑体"/>
         <w:b/>
         <w:bCs/>
         <w:color w:themeColor="text1" w:val="000000"/>
@@ -10360,6 +10867,7 @@
     </w:tblStylePr>
     <w:tblStylePr w:type="firstCol">
       <w:rPr>
+        <w:rFonts w:eastAsia="黑体"/>
         <w:b/>
         <w:bCs/>
         <w:color w:themeColor="text1" w:val="000000"/>
@@ -10379,6 +10887,7 @@
     </w:tblStylePr>
     <w:tblStylePr w:type="lastCol">
       <w:rPr>
+        <w:rFonts w:eastAsia="黑体"/>
         <w:b w:val="0"/>
         <w:bCs w:val="0"/>
         <w:color w:themeColor="text1" w:val="000000"/>
@@ -10428,7 +10937,7 @@
       <w:spacing w:after="0" w:line="240" w:lineRule="auto"/>
     </w:pPr>
     <w:rPr>
-      <w:rFonts w:asciiTheme="majorHAnsi" w:cstheme="majorBidi" w:eastAsiaTheme="majorEastAsia" w:hAnsiTheme="majorHAnsi"/>
+      <w:rFonts w:asciiTheme="majorHAnsi" w:cstheme="majorBidi" w:hAnsiTheme="majorHAnsi" w:eastAsia="黑体"/>
       <w:color w:themeColor="text1" w:val="000000"/>
     </w:rPr>
     <w:tblPr>
@@ -10455,6 +10964,7 @@
     </w:tcPr>
     <w:tblStylePr w:type="firstRow">
       <w:rPr>
+        <w:rFonts w:eastAsia="黑体"/>
         <w:b/>
         <w:bCs/>
         <w:color w:themeColor="text1" w:val="000000"/>
@@ -10466,6 +10976,7 @@
     </w:tblStylePr>
     <w:tblStylePr w:type="lastRow">
       <w:rPr>
+        <w:rFonts w:eastAsia="黑体"/>
         <w:b/>
         <w:bCs/>
         <w:color w:themeColor="text1" w:val="000000"/>
@@ -10485,6 +10996,7 @@
     </w:tblStylePr>
     <w:tblStylePr w:type="firstCol">
       <w:rPr>
+        <w:rFonts w:eastAsia="黑体"/>
         <w:b/>
         <w:bCs/>
         <w:color w:themeColor="text1" w:val="000000"/>
@@ -10504,6 +11016,7 @@
     </w:tblStylePr>
     <w:tblStylePr w:type="lastCol">
       <w:rPr>
+        <w:rFonts w:eastAsia="黑体"/>
         <w:b w:val="0"/>
         <w:bCs w:val="0"/>
         <w:color w:themeColor="text1" w:val="000000"/>
@@ -10576,6 +11089,7 @@
     </w:tcPr>
     <w:tblStylePr w:type="firstRow">
       <w:rPr>
+        <w:rFonts w:eastAsia="黑体"/>
         <w:b/>
         <w:bCs/>
         <w:i w:val="0"/>
@@ -10597,6 +11111,7 @@
     </w:tblStylePr>
     <w:tblStylePr w:type="lastRow">
       <w:rPr>
+        <w:rFonts w:eastAsia="黑体"/>
         <w:b/>
         <w:bCs/>
         <w:i w:val="0"/>
@@ -10618,6 +11133,7 @@
     </w:tblStylePr>
     <w:tblStylePr w:type="firstCol">
       <w:rPr>
+        <w:rFonts w:eastAsia="黑体"/>
         <w:b/>
         <w:bCs/>
         <w:i w:val="0"/>
@@ -10637,6 +11153,7 @@
     </w:tblStylePr>
     <w:tblStylePr w:type="lastCol">
       <w:rPr>
+        <w:rFonts w:eastAsia="黑体"/>
         <w:b/>
         <w:bCs/>
         <w:i w:val="0"/>
@@ -10717,6 +11234,7 @@
     </w:tcPr>
     <w:tblStylePr w:type="firstRow">
       <w:rPr>
+        <w:rFonts w:eastAsia="黑体"/>
         <w:b/>
         <w:bCs/>
         <w:i w:val="0"/>
@@ -10738,6 +11256,7 @@
     </w:tblStylePr>
     <w:tblStylePr w:type="lastRow">
       <w:rPr>
+        <w:rFonts w:eastAsia="黑体"/>
         <w:b/>
         <w:bCs/>
         <w:i w:val="0"/>
@@ -10759,6 +11278,7 @@
     </w:tblStylePr>
     <w:tblStylePr w:type="firstCol">
       <w:rPr>
+        <w:rFonts w:eastAsia="黑体"/>
         <w:b/>
         <w:bCs/>
         <w:i w:val="0"/>
@@ -10778,6 +11298,7 @@
     </w:tblStylePr>
     <w:tblStylePr w:type="lastCol">
       <w:rPr>
+        <w:rFonts w:eastAsia="黑体"/>
         <w:b/>
         <w:bCs/>
         <w:i w:val="0"/>
@@ -10858,6 +11379,7 @@
     </w:tcPr>
     <w:tblStylePr w:type="firstRow">
       <w:rPr>
+        <w:rFonts w:eastAsia="黑体"/>
         <w:b/>
         <w:bCs/>
         <w:i w:val="0"/>
@@ -10879,6 +11401,7 @@
     </w:tblStylePr>
     <w:tblStylePr w:type="lastRow">
       <w:rPr>
+        <w:rFonts w:eastAsia="黑体"/>
         <w:b/>
         <w:bCs/>
         <w:i w:val="0"/>
@@ -10900,6 +11423,7 @@
     </w:tblStylePr>
     <w:tblStylePr w:type="firstCol">
       <w:rPr>
+        <w:rFonts w:eastAsia="黑体"/>
         <w:b/>
         <w:bCs/>
         <w:i w:val="0"/>
@@ -10919,6 +11443,7 @@
     </w:tblStylePr>
     <w:tblStylePr w:type="lastCol">
       <w:rPr>
+        <w:rFonts w:eastAsia="黑体"/>
         <w:b/>
         <w:bCs/>
         <w:i w:val="0"/>
@@ -10999,6 +11524,7 @@
     </w:tcPr>
     <w:tblStylePr w:type="firstRow">
       <w:rPr>
+        <w:rFonts w:eastAsia="黑体"/>
         <w:b/>
         <w:bCs/>
         <w:i w:val="0"/>
@@ -11020,6 +11546,7 @@
     </w:tblStylePr>
     <w:tblStylePr w:type="lastRow">
       <w:rPr>
+        <w:rFonts w:eastAsia="黑体"/>
         <w:b/>
         <w:bCs/>
         <w:i w:val="0"/>
@@ -11041,6 +11568,7 @@
     </w:tblStylePr>
     <w:tblStylePr w:type="firstCol">
       <w:rPr>
+        <w:rFonts w:eastAsia="黑体"/>
         <w:b/>
         <w:bCs/>
         <w:i w:val="0"/>
@@ -11060,6 +11588,7 @@
     </w:tblStylePr>
     <w:tblStylePr w:type="lastCol">
       <w:rPr>
+        <w:rFonts w:eastAsia="黑体"/>
         <w:b/>
         <w:bCs/>
         <w:i w:val="0"/>
@@ -11140,6 +11669,7 @@
     </w:tcPr>
     <w:tblStylePr w:type="firstRow">
       <w:rPr>
+        <w:rFonts w:eastAsia="黑体"/>
         <w:b/>
         <w:bCs/>
         <w:i w:val="0"/>
@@ -11161,6 +11691,7 @@
     </w:tblStylePr>
     <w:tblStylePr w:type="lastRow">
       <w:rPr>
+        <w:rFonts w:eastAsia="黑体"/>
         <w:b/>
         <w:bCs/>
         <w:i w:val="0"/>
@@ -11182,6 +11713,7 @@
     </w:tblStylePr>
     <w:tblStylePr w:type="firstCol">
       <w:rPr>
+        <w:rFonts w:eastAsia="黑体"/>
         <w:b/>
         <w:bCs/>
         <w:i w:val="0"/>
@@ -11201,6 +11733,7 @@
     </w:tblStylePr>
     <w:tblStylePr w:type="lastCol">
       <w:rPr>
+        <w:rFonts w:eastAsia="黑体"/>
         <w:b/>
         <w:bCs/>
         <w:i w:val="0"/>
@@ -11281,6 +11814,7 @@
     </w:tcPr>
     <w:tblStylePr w:type="firstRow">
       <w:rPr>
+        <w:rFonts w:eastAsia="黑体"/>
         <w:b/>
         <w:bCs/>
         <w:i w:val="0"/>
@@ -11302,6 +11836,7 @@
     </w:tblStylePr>
     <w:tblStylePr w:type="lastRow">
       <w:rPr>
+        <w:rFonts w:eastAsia="黑体"/>
         <w:b/>
         <w:bCs/>
         <w:i w:val="0"/>
@@ -11323,6 +11858,7 @@
     </w:tblStylePr>
     <w:tblStylePr w:type="firstCol">
       <w:rPr>
+        <w:rFonts w:eastAsia="黑体"/>
         <w:b/>
         <w:bCs/>
         <w:i w:val="0"/>
@@ -11342,6 +11878,7 @@
     </w:tblStylePr>
     <w:tblStylePr w:type="lastCol">
       <w:rPr>
+        <w:rFonts w:eastAsia="黑体"/>
         <w:b/>
         <w:bCs/>
         <w:i w:val="0"/>
@@ -11422,6 +11959,7 @@
     </w:tcPr>
     <w:tblStylePr w:type="firstRow">
       <w:rPr>
+        <w:rFonts w:eastAsia="黑体"/>
         <w:b/>
         <w:bCs/>
         <w:i w:val="0"/>
@@ -11443,6 +11981,7 @@
     </w:tblStylePr>
     <w:tblStylePr w:type="lastRow">
       <w:rPr>
+        <w:rFonts w:eastAsia="黑体"/>
         <w:b/>
         <w:bCs/>
         <w:i w:val="0"/>
@@ -11464,6 +12003,7 @@
     </w:tblStylePr>
     <w:tblStylePr w:type="firstCol">
       <w:rPr>
+        <w:rFonts w:eastAsia="黑体"/>
         <w:b/>
         <w:bCs/>
         <w:i w:val="0"/>
@@ -11483,6 +12023,7 @@
     </w:tblStylePr>
     <w:tblStylePr w:type="lastCol">
       <w:rPr>
+        <w:rFonts w:eastAsia="黑体"/>
         <w:b/>
         <w:bCs/>
         <w:i w:val="0"/>
@@ -11540,6 +12081,7 @@
       <w:spacing w:after="0" w:line="240" w:lineRule="auto"/>
     </w:pPr>
     <w:rPr>
+      <w:rFonts w:eastAsia="黑体"/>
       <w:color w:themeColor="background1" w:val="FFFFFF"/>
     </w:rPr>
     <w:tblPr>
@@ -11558,6 +12100,7 @@
     </w:tcPr>
     <w:tblStylePr w:type="firstRow">
       <w:rPr>
+        <w:rFonts w:eastAsia="黑体"/>
         <w:b/>
         <w:bCs/>
       </w:rPr>
@@ -11654,6 +12197,7 @@
       <w:spacing w:after="0" w:line="240" w:lineRule="auto"/>
     </w:pPr>
     <w:rPr>
+      <w:rFonts w:eastAsia="黑体"/>
       <w:color w:themeColor="background1" w:val="FFFFFF"/>
     </w:rPr>
     <w:tblPr>
@@ -11672,6 +12216,7 @@
     </w:tcPr>
     <w:tblStylePr w:type="firstRow">
       <w:rPr>
+        <w:rFonts w:eastAsia="黑体"/>
         <w:b/>
         <w:bCs/>
       </w:rPr>
@@ -11768,6 +12313,7 @@
       <w:spacing w:after="0" w:line="240" w:lineRule="auto"/>
     </w:pPr>
     <w:rPr>
+      <w:rFonts w:eastAsia="黑体"/>
       <w:color w:themeColor="background1" w:val="FFFFFF"/>
     </w:rPr>
     <w:tblPr>
@@ -11786,6 +12332,7 @@
     </w:tcPr>
     <w:tblStylePr w:type="firstRow">
       <w:rPr>
+        <w:rFonts w:eastAsia="黑体"/>
         <w:b/>
         <w:bCs/>
       </w:rPr>
@@ -11882,6 +12429,7 @@
       <w:spacing w:after="0" w:line="240" w:lineRule="auto"/>
     </w:pPr>
     <w:rPr>
+      <w:rFonts w:eastAsia="黑体"/>
       <w:color w:themeColor="background1" w:val="FFFFFF"/>
     </w:rPr>
     <w:tblPr>
@@ -11900,6 +12448,7 @@
     </w:tcPr>
     <w:tblStylePr w:type="firstRow">
       <w:rPr>
+        <w:rFonts w:eastAsia="黑体"/>
         <w:b/>
         <w:bCs/>
       </w:rPr>
@@ -11996,6 +12545,7 @@
       <w:spacing w:after="0" w:line="240" w:lineRule="auto"/>
     </w:pPr>
     <w:rPr>
+      <w:rFonts w:eastAsia="黑体"/>
       <w:color w:themeColor="background1" w:val="FFFFFF"/>
     </w:rPr>
     <w:tblPr>
@@ -12014,6 +12564,7 @@
     </w:tcPr>
     <w:tblStylePr w:type="firstRow">
       <w:rPr>
+        <w:rFonts w:eastAsia="黑体"/>
         <w:b/>
         <w:bCs/>
       </w:rPr>
@@ -12110,6 +12661,7 @@
       <w:spacing w:after="0" w:line="240" w:lineRule="auto"/>
     </w:pPr>
     <w:rPr>
+      <w:rFonts w:eastAsia="黑体"/>
       <w:color w:themeColor="background1" w:val="FFFFFF"/>
     </w:rPr>
     <w:tblPr>
@@ -12128,6 +12680,7 @@
     </w:tcPr>
     <w:tblStylePr w:type="firstRow">
       <w:rPr>
+        <w:rFonts w:eastAsia="黑体"/>
         <w:b/>
         <w:bCs/>
       </w:rPr>
@@ -12224,6 +12777,7 @@
       <w:spacing w:after="0" w:line="240" w:lineRule="auto"/>
     </w:pPr>
     <w:rPr>
+      <w:rFonts w:eastAsia="黑体"/>
       <w:color w:themeColor="background1" w:val="FFFFFF"/>
     </w:rPr>
     <w:tblPr>
@@ -12242,6 +12796,7 @@
     </w:tcPr>
     <w:tblStylePr w:type="firstRow">
       <w:rPr>
+        <w:rFonts w:eastAsia="黑体"/>
         <w:b/>
         <w:bCs/>
       </w:rPr>
@@ -12338,6 +12893,7 @@
       <w:spacing w:after="0" w:line="240" w:lineRule="auto"/>
     </w:pPr>
     <w:rPr>
+      <w:rFonts w:eastAsia="黑体"/>
       <w:color w:themeColor="text1" w:val="000000"/>
     </w:rPr>
     <w:tblPr>
@@ -12364,6 +12920,7 @@
     </w:tcPr>
     <w:tblStylePr w:type="firstRow">
       <w:rPr>
+        <w:rFonts w:eastAsia="黑体"/>
         <w:b/>
         <w:bCs/>
       </w:rPr>
@@ -12382,6 +12939,7 @@
     </w:tblStylePr>
     <w:tblStylePr w:type="lastRow">
       <w:rPr>
+        <w:rFonts w:eastAsia="黑体"/>
         <w:b/>
         <w:bCs/>
         <w:color w:themeColor="background1" w:val="FFFFFF"/>
@@ -12396,6 +12954,7 @@
     </w:tblStylePr>
     <w:tblStylePr w:type="firstCol">
       <w:rPr>
+        <w:rFonts w:eastAsia="黑体"/>
         <w:color w:themeColor="background1" w:val="FFFFFF"/>
       </w:rPr>
       <w:tblPr/>
@@ -12413,6 +12972,7 @@
     </w:tblStylePr>
     <w:tblStylePr w:type="lastCol">
       <w:rPr>
+        <w:rFonts w:eastAsia="黑体"/>
         <w:color w:themeColor="background1" w:val="FFFFFF"/>
       </w:rPr>
       <w:tblPr/>
@@ -12442,11 +13002,13 @@
     </w:tblStylePr>
     <w:tblStylePr w:type="neCell">
       <w:rPr>
+        <w:rFonts w:eastAsia="黑体"/>
         <w:color w:themeColor="text1" w:val="000000"/>
       </w:rPr>
     </w:tblStylePr>
     <w:tblStylePr w:type="nwCell">
       <w:rPr>
+        <w:rFonts w:eastAsia="黑体"/>
         <w:color w:themeColor="text1" w:val="000000"/>
       </w:rPr>
     </w:tblStylePr>
@@ -12460,6 +13022,7 @@
       <w:spacing w:after="0" w:line="240" w:lineRule="auto"/>
     </w:pPr>
     <w:rPr>
+      <w:rFonts w:eastAsia="黑体"/>
       <w:color w:themeColor="text1" w:val="000000"/>
     </w:rPr>
     <w:tblPr>
@@ -12486,6 +13049,7 @@
     </w:tcPr>
     <w:tblStylePr w:type="firstRow">
       <w:rPr>
+        <w:rFonts w:eastAsia="黑体"/>
         <w:b/>
         <w:bCs/>
       </w:rPr>
@@ -12504,6 +13068,7 @@
     </w:tblStylePr>
     <w:tblStylePr w:type="lastRow">
       <w:rPr>
+        <w:rFonts w:eastAsia="黑体"/>
         <w:b/>
         <w:bCs/>
         <w:color w:themeColor="background1" w:val="FFFFFF"/>
@@ -12518,6 +13083,7 @@
     </w:tblStylePr>
     <w:tblStylePr w:type="firstCol">
       <w:rPr>
+        <w:rFonts w:eastAsia="黑体"/>
         <w:color w:themeColor="background1" w:val="FFFFFF"/>
       </w:rPr>
       <w:tblPr/>
@@ -12535,6 +13101,7 @@
     </w:tblStylePr>
     <w:tblStylePr w:type="lastCol">
       <w:rPr>
+        <w:rFonts w:eastAsia="黑体"/>
         <w:color w:themeColor="background1" w:val="FFFFFF"/>
       </w:rPr>
       <w:tblPr/>
@@ -12564,11 +13131,13 @@
     </w:tblStylePr>
     <w:tblStylePr w:type="neCell">
       <w:rPr>
+        <w:rFonts w:eastAsia="黑体"/>
         <w:color w:themeColor="text1" w:val="000000"/>
       </w:rPr>
     </w:tblStylePr>
     <w:tblStylePr w:type="nwCell">
       <w:rPr>
+        <w:rFonts w:eastAsia="黑体"/>
         <w:color w:themeColor="text1" w:val="000000"/>
       </w:rPr>
     </w:tblStylePr>
@@ -12582,6 +13151,7 @@
       <w:spacing w:after="0" w:line="240" w:lineRule="auto"/>
     </w:pPr>
     <w:rPr>
+      <w:rFonts w:eastAsia="黑体"/>
       <w:color w:themeColor="text1" w:val="000000"/>
     </w:rPr>
     <w:tblPr>
@@ -12608,6 +13178,7 @@
     </w:tcPr>
     <w:tblStylePr w:type="firstRow">
       <w:rPr>
+        <w:rFonts w:eastAsia="黑体"/>
         <w:b/>
         <w:bCs/>
       </w:rPr>
@@ -12626,6 +13197,7 @@
     </w:tblStylePr>
     <w:tblStylePr w:type="lastRow">
       <w:rPr>
+        <w:rFonts w:eastAsia="黑体"/>
         <w:b/>
         <w:bCs/>
         <w:color w:themeColor="background1" w:val="FFFFFF"/>
@@ -12640,6 +13212,7 @@
     </w:tblStylePr>
     <w:tblStylePr w:type="firstCol">
       <w:rPr>
+        <w:rFonts w:eastAsia="黑体"/>
         <w:color w:themeColor="background1" w:val="FFFFFF"/>
       </w:rPr>
       <w:tblPr/>
@@ -12657,6 +13230,7 @@
     </w:tblStylePr>
     <w:tblStylePr w:type="lastCol">
       <w:rPr>
+        <w:rFonts w:eastAsia="黑体"/>
         <w:color w:themeColor="background1" w:val="FFFFFF"/>
       </w:rPr>
       <w:tblPr/>
@@ -12686,11 +13260,13 @@
     </w:tblStylePr>
     <w:tblStylePr w:type="neCell">
       <w:rPr>
+        <w:rFonts w:eastAsia="黑体"/>
         <w:color w:themeColor="text1" w:val="000000"/>
       </w:rPr>
     </w:tblStylePr>
     <w:tblStylePr w:type="nwCell">
       <w:rPr>
+        <w:rFonts w:eastAsia="黑体"/>
         <w:color w:themeColor="text1" w:val="000000"/>
       </w:rPr>
     </w:tblStylePr>
@@ -12704,6 +13280,7 @@
       <w:spacing w:after="0" w:line="240" w:lineRule="auto"/>
     </w:pPr>
     <w:rPr>
+      <w:rFonts w:eastAsia="黑体"/>
       <w:color w:themeColor="text1" w:val="000000"/>
     </w:rPr>
     <w:tblPr>
@@ -12730,6 +13307,7 @@
     </w:tcPr>
     <w:tblStylePr w:type="firstRow">
       <w:rPr>
+        <w:rFonts w:eastAsia="黑体"/>
         <w:b/>
         <w:bCs/>
       </w:rPr>
@@ -12748,6 +13326,7 @@
     </w:tblStylePr>
     <w:tblStylePr w:type="lastRow">
       <w:rPr>
+        <w:rFonts w:eastAsia="黑体"/>
         <w:b/>
         <w:bCs/>
         <w:color w:themeColor="background1" w:val="FFFFFF"/>
@@ -12762,6 +13341,7 @@
     </w:tblStylePr>
     <w:tblStylePr w:type="firstCol">
       <w:rPr>
+        <w:rFonts w:eastAsia="黑体"/>
         <w:color w:themeColor="background1" w:val="FFFFFF"/>
       </w:rPr>
       <w:tblPr/>
@@ -12779,6 +13359,7 @@
     </w:tblStylePr>
     <w:tblStylePr w:type="lastCol">
       <w:rPr>
+        <w:rFonts w:eastAsia="黑体"/>
         <w:color w:themeColor="background1" w:val="FFFFFF"/>
       </w:rPr>
       <w:tblPr/>
@@ -12816,6 +13397,7 @@
       <w:spacing w:after="0" w:line="240" w:lineRule="auto"/>
     </w:pPr>
     <w:rPr>
+      <w:rFonts w:eastAsia="黑体"/>
       <w:color w:themeColor="text1" w:val="000000"/>
     </w:rPr>
     <w:tblPr>
@@ -12842,6 +13424,7 @@
     </w:tcPr>
     <w:tblStylePr w:type="firstRow">
       <w:rPr>
+        <w:rFonts w:eastAsia="黑体"/>
         <w:b/>
         <w:bCs/>
       </w:rPr>
@@ -12860,6 +13443,7 @@
     </w:tblStylePr>
     <w:tblStylePr w:type="lastRow">
       <w:rPr>
+        <w:rFonts w:eastAsia="黑体"/>
         <w:b/>
         <w:bCs/>
         <w:color w:themeColor="background1" w:val="FFFFFF"/>
@@ -12874,6 +13458,7 @@
     </w:tblStylePr>
     <w:tblStylePr w:type="firstCol">
       <w:rPr>
+        <w:rFonts w:eastAsia="黑体"/>
         <w:color w:themeColor="background1" w:val="FFFFFF"/>
       </w:rPr>
       <w:tblPr/>
@@ -12891,6 +13476,7 @@
     </w:tblStylePr>
     <w:tblStylePr w:type="lastCol">
       <w:rPr>
+        <w:rFonts w:eastAsia="黑体"/>
         <w:color w:themeColor="background1" w:val="FFFFFF"/>
       </w:rPr>
       <w:tblPr/>
@@ -12920,11 +13506,13 @@
     </w:tblStylePr>
     <w:tblStylePr w:type="neCell">
       <w:rPr>
+        <w:rFonts w:eastAsia="黑体"/>
         <w:color w:themeColor="text1" w:val="000000"/>
       </w:rPr>
     </w:tblStylePr>
     <w:tblStylePr w:type="nwCell">
       <w:rPr>
+        <w:rFonts w:eastAsia="黑体"/>
         <w:color w:themeColor="text1" w:val="000000"/>
       </w:rPr>
     </w:tblStylePr>
@@ -12938,6 +13526,7 @@
       <w:spacing w:after="0" w:line="240" w:lineRule="auto"/>
     </w:pPr>
     <w:rPr>
+      <w:rFonts w:eastAsia="黑体"/>
       <w:color w:themeColor="text1" w:val="000000"/>
     </w:rPr>
     <w:tblPr>
@@ -12964,6 +13553,7 @@
     </w:tcPr>
     <w:tblStylePr w:type="firstRow">
       <w:rPr>
+        <w:rFonts w:eastAsia="黑体"/>
         <w:b/>
         <w:bCs/>
       </w:rPr>
@@ -12982,6 +13572,7 @@
     </w:tblStylePr>
     <w:tblStylePr w:type="lastRow">
       <w:rPr>
+        <w:rFonts w:eastAsia="黑体"/>
         <w:b/>
         <w:bCs/>
         <w:color w:themeColor="background1" w:val="FFFFFF"/>
@@ -12996,6 +13587,7 @@
     </w:tblStylePr>
     <w:tblStylePr w:type="firstCol">
       <w:rPr>
+        <w:rFonts w:eastAsia="黑体"/>
         <w:color w:themeColor="background1" w:val="FFFFFF"/>
       </w:rPr>
       <w:tblPr/>
@@ -13013,6 +13605,7 @@
     </w:tblStylePr>
     <w:tblStylePr w:type="lastCol">
       <w:rPr>
+        <w:rFonts w:eastAsia="黑体"/>
         <w:color w:themeColor="background1" w:val="FFFFFF"/>
       </w:rPr>
       <w:tblPr/>
@@ -13042,11 +13635,13 @@
     </w:tblStylePr>
     <w:tblStylePr w:type="neCell">
       <w:rPr>
+        <w:rFonts w:eastAsia="黑体"/>
         <w:color w:themeColor="text1" w:val="000000"/>
       </w:rPr>
     </w:tblStylePr>
     <w:tblStylePr w:type="nwCell">
       <w:rPr>
+        <w:rFonts w:eastAsia="黑体"/>
         <w:color w:themeColor="text1" w:val="000000"/>
       </w:rPr>
     </w:tblStylePr>
@@ -13060,6 +13655,7 @@
       <w:spacing w:after="0" w:line="240" w:lineRule="auto"/>
     </w:pPr>
     <w:rPr>
+      <w:rFonts w:eastAsia="黑体"/>
       <w:color w:themeColor="text1" w:val="000000"/>
     </w:rPr>
     <w:tblPr>
@@ -13086,6 +13682,7 @@
     </w:tcPr>
     <w:tblStylePr w:type="firstRow">
       <w:rPr>
+        <w:rFonts w:eastAsia="黑体"/>
         <w:b/>
         <w:bCs/>
       </w:rPr>
@@ -13104,6 +13701,7 @@
     </w:tblStylePr>
     <w:tblStylePr w:type="lastRow">
       <w:rPr>
+        <w:rFonts w:eastAsia="黑体"/>
         <w:b/>
         <w:bCs/>
         <w:color w:themeColor="background1" w:val="FFFFFF"/>
@@ -13118,6 +13716,7 @@
     </w:tblStylePr>
     <w:tblStylePr w:type="firstCol">
       <w:rPr>
+        <w:rFonts w:eastAsia="黑体"/>
         <w:color w:themeColor="background1" w:val="FFFFFF"/>
       </w:rPr>
       <w:tblPr/>
@@ -13135,6 +13734,7 @@
     </w:tblStylePr>
     <w:tblStylePr w:type="lastCol">
       <w:rPr>
+        <w:rFonts w:eastAsia="黑体"/>
         <w:color w:themeColor="background1" w:val="FFFFFF"/>
       </w:rPr>
       <w:tblPr/>
@@ -13164,11 +13764,13 @@
     </w:tblStylePr>
     <w:tblStylePr w:type="neCell">
       <w:rPr>
+        <w:rFonts w:eastAsia="黑体"/>
         <w:color w:themeColor="text1" w:val="000000"/>
       </w:rPr>
     </w:tblStylePr>
     <w:tblStylePr w:type="nwCell">
       <w:rPr>
+        <w:rFonts w:eastAsia="黑体"/>
         <w:color w:themeColor="text1" w:val="000000"/>
       </w:rPr>
     </w:tblStylePr>
@@ -13182,6 +13784,7 @@
       <w:spacing w:after="0" w:line="240" w:lineRule="auto"/>
     </w:pPr>
     <w:rPr>
+      <w:rFonts w:eastAsia="黑体"/>
       <w:color w:themeColor="text1" w:val="000000"/>
     </w:rPr>
     <w:tblPr>
@@ -13200,6 +13803,7 @@
     </w:tcPr>
     <w:tblStylePr w:type="firstRow">
       <w:rPr>
+        <w:rFonts w:eastAsia="黑体"/>
         <w:b/>
         <w:bCs/>
         <w:color w:themeColor="background1" w:val="FFFFFF"/>
@@ -13214,6 +13818,7 @@
     </w:tblStylePr>
     <w:tblStylePr w:type="lastRow">
       <w:rPr>
+        <w:rFonts w:eastAsia="黑体"/>
         <w:b/>
         <w:bCs/>
         <w:color w:themeColor="accent2" w:themeShade="CC" w:val="9E3A38"/>
@@ -13228,12 +13833,14 @@
     </w:tblStylePr>
     <w:tblStylePr w:type="firstCol">
       <w:rPr>
+        <w:rFonts w:eastAsia="黑体"/>
         <w:b/>
         <w:bCs/>
       </w:rPr>
     </w:tblStylePr>
     <w:tblStylePr w:type="lastCol">
       <w:rPr>
+        <w:rFonts w:eastAsia="黑体"/>
         <w:b/>
         <w:bCs/>
       </w:rPr>
@@ -13268,6 +13875,7 @@
       <w:spacing w:after="0" w:line="240" w:lineRule="auto"/>
     </w:pPr>
     <w:rPr>
+      <w:rFonts w:eastAsia="黑体"/>
       <w:color w:themeColor="text1" w:val="000000"/>
     </w:rPr>
     <w:tblPr>
@@ -13286,6 +13894,7 @@
     </w:tcPr>
     <w:tblStylePr w:type="firstRow">
       <w:rPr>
+        <w:rFonts w:eastAsia="黑体"/>
         <w:b/>
         <w:bCs/>
         <w:color w:themeColor="background1" w:val="FFFFFF"/>
@@ -13300,6 +13909,7 @@
     </w:tblStylePr>
     <w:tblStylePr w:type="lastRow">
       <w:rPr>
+        <w:rFonts w:eastAsia="黑体"/>
         <w:b/>
         <w:bCs/>
         <w:color w:themeColor="accent2" w:themeShade="CC" w:val="9E3A38"/>
@@ -13314,12 +13924,14 @@
     </w:tblStylePr>
     <w:tblStylePr w:type="firstCol">
       <w:rPr>
+        <w:rFonts w:eastAsia="黑体"/>
         <w:b/>
         <w:bCs/>
       </w:rPr>
     </w:tblStylePr>
     <w:tblStylePr w:type="lastCol">
       <w:rPr>
+        <w:rFonts w:eastAsia="黑体"/>
         <w:b/>
         <w:bCs/>
       </w:rPr>
@@ -13354,6 +13966,7 @@
       <w:spacing w:after="0" w:line="240" w:lineRule="auto"/>
     </w:pPr>
     <w:rPr>
+      <w:rFonts w:eastAsia="黑体"/>
       <w:color w:themeColor="text1" w:val="000000"/>
     </w:rPr>
     <w:tblPr>
@@ -13372,6 +13985,7 @@
     </w:tcPr>
     <w:tblStylePr w:type="firstRow">
       <w:rPr>
+        <w:rFonts w:eastAsia="黑体"/>
         <w:b/>
         <w:bCs/>
         <w:color w:themeColor="background1" w:val="FFFFFF"/>
@@ -13386,6 +14000,7 @@
     </w:tblStylePr>
     <w:tblStylePr w:type="lastRow">
       <w:rPr>
+        <w:rFonts w:eastAsia="黑体"/>
         <w:b/>
         <w:bCs/>
         <w:color w:themeColor="accent2" w:themeShade="CC" w:val="9E3A38"/>
@@ -13400,12 +14015,14 @@
     </w:tblStylePr>
     <w:tblStylePr w:type="firstCol">
       <w:rPr>
+        <w:rFonts w:eastAsia="黑体"/>
         <w:b/>
         <w:bCs/>
       </w:rPr>
     </w:tblStylePr>
     <w:tblStylePr w:type="lastCol">
       <w:rPr>
+        <w:rFonts w:eastAsia="黑体"/>
         <w:b/>
         <w:bCs/>
       </w:rPr>
@@ -13440,6 +14057,7 @@
       <w:spacing w:after="0" w:line="240" w:lineRule="auto"/>
     </w:pPr>
     <w:rPr>
+      <w:rFonts w:eastAsia="黑体"/>
       <w:color w:themeColor="text1" w:val="000000"/>
     </w:rPr>
     <w:tblPr>
@@ -13458,6 +14076,7 @@
     </w:tcPr>
     <w:tblStylePr w:type="firstRow">
       <w:rPr>
+        <w:rFonts w:eastAsia="黑体"/>
         <w:b/>
         <w:bCs/>
         <w:color w:themeColor="background1" w:val="FFFFFF"/>
@@ -13472,6 +14091,7 @@
     </w:tblStylePr>
     <w:tblStylePr w:type="lastRow">
       <w:rPr>
+        <w:rFonts w:eastAsia="黑体"/>
         <w:b/>
         <w:bCs/>
         <w:color w:themeColor="accent4" w:themeShade="CC" w:val="664E82"/>
@@ -13486,12 +14106,14 @@
     </w:tblStylePr>
     <w:tblStylePr w:type="firstCol">
       <w:rPr>
+        <w:rFonts w:eastAsia="黑体"/>
         <w:b/>
         <w:bCs/>
       </w:rPr>
     </w:tblStylePr>
     <w:tblStylePr w:type="lastCol">
       <w:rPr>
+        <w:rFonts w:eastAsia="黑体"/>
         <w:b/>
         <w:bCs/>
       </w:rPr>
@@ -13526,6 +14148,7 @@
       <w:spacing w:after="0" w:line="240" w:lineRule="auto"/>
     </w:pPr>
     <w:rPr>
+      <w:rFonts w:eastAsia="黑体"/>
       <w:color w:themeColor="text1" w:val="000000"/>
     </w:rPr>
     <w:tblPr>
@@ -13544,6 +14167,7 @@
     </w:tcPr>
     <w:tblStylePr w:type="firstRow">
       <w:rPr>
+        <w:rFonts w:eastAsia="黑体"/>
         <w:b/>
         <w:bCs/>
         <w:color w:themeColor="background1" w:val="FFFFFF"/>
@@ -13558,6 +14182,7 @@
     </w:tblStylePr>
     <w:tblStylePr w:type="lastRow">
       <w:rPr>
+        <w:rFonts w:eastAsia="黑体"/>
         <w:b/>
         <w:bCs/>
         <w:color w:themeColor="accent3" w:themeShade="CC" w:val="7E9C40"/>
@@ -13572,12 +14197,14 @@
     </w:tblStylePr>
     <w:tblStylePr w:type="firstCol">
       <w:rPr>
+        <w:rFonts w:eastAsia="黑体"/>
         <w:b/>
         <w:bCs/>
       </w:rPr>
     </w:tblStylePr>
     <w:tblStylePr w:type="lastCol">
       <w:rPr>
+        <w:rFonts w:eastAsia="黑体"/>
         <w:b/>
         <w:bCs/>
       </w:rPr>
@@ -13612,6 +14239,7 @@
       <w:spacing w:after="0" w:line="240" w:lineRule="auto"/>
     </w:pPr>
     <w:rPr>
+      <w:rFonts w:eastAsia="黑体"/>
       <w:color w:themeColor="text1" w:val="000000"/>
     </w:rPr>
     <w:tblPr>
@@ -13630,6 +14258,7 @@
     </w:tcPr>
     <w:tblStylePr w:type="firstRow">
       <w:rPr>
+        <w:rFonts w:eastAsia="黑体"/>
         <w:b/>
         <w:bCs/>
         <w:color w:themeColor="background1" w:val="FFFFFF"/>
@@ -13644,6 +14273,7 @@
     </w:tblStylePr>
     <w:tblStylePr w:type="lastRow">
       <w:rPr>
+        <w:rFonts w:eastAsia="黑体"/>
         <w:b/>
         <w:bCs/>
         <w:color w:themeColor="accent6" w:themeShade="CC" w:val="F2730A"/>
@@ -13658,12 +14288,14 @@
     </w:tblStylePr>
     <w:tblStylePr w:type="firstCol">
       <w:rPr>
+        <w:rFonts w:eastAsia="黑体"/>
         <w:b/>
         <w:bCs/>
       </w:rPr>
     </w:tblStylePr>
     <w:tblStylePr w:type="lastCol">
       <w:rPr>
+        <w:rFonts w:eastAsia="黑体"/>
         <w:b/>
         <w:bCs/>
       </w:rPr>
@@ -13698,6 +14330,7 @@
       <w:spacing w:after="0" w:line="240" w:lineRule="auto"/>
     </w:pPr>
     <w:rPr>
+      <w:rFonts w:eastAsia="黑体"/>
       <w:color w:themeColor="text1" w:val="000000"/>
     </w:rPr>
     <w:tblPr>
@@ -13716,6 +14349,7 @@
     </w:tcPr>
     <w:tblStylePr w:type="firstRow">
       <w:rPr>
+        <w:rFonts w:eastAsia="黑体"/>
         <w:b/>
         <w:bCs/>
         <w:color w:themeColor="background1" w:val="FFFFFF"/>
@@ -13730,6 +14364,7 @@
     </w:tblStylePr>
     <w:tblStylePr w:type="lastRow">
       <w:rPr>
+        <w:rFonts w:eastAsia="黑体"/>
         <w:b/>
         <w:bCs/>
         <w:color w:themeColor="accent5" w:themeShade="CC" w:val="348DA5"/>
@@ -13744,12 +14379,14 @@
     </w:tblStylePr>
     <w:tblStylePr w:type="firstCol">
       <w:rPr>
+        <w:rFonts w:eastAsia="黑体"/>
         <w:b/>
         <w:bCs/>
       </w:rPr>
     </w:tblStylePr>
     <w:tblStylePr w:type="lastCol">
       <w:rPr>
+        <w:rFonts w:eastAsia="黑体"/>
         <w:b/>
         <w:bCs/>
       </w:rPr>
@@ -13784,6 +14421,7 @@
       <w:spacing w:after="0" w:line="240" w:lineRule="auto"/>
     </w:pPr>
     <w:rPr>
+      <w:rFonts w:eastAsia="黑体"/>
       <w:color w:themeColor="text1" w:val="000000"/>
     </w:rPr>
     <w:tblPr>
@@ -13805,6 +14443,7 @@
     </w:tcPr>
     <w:tblStylePr w:type="firstRow">
       <w:rPr>
+        <w:rFonts w:eastAsia="黑体"/>
         <w:b/>
         <w:bCs/>
       </w:rPr>
@@ -13815,6 +14454,7 @@
     </w:tblStylePr>
     <w:tblStylePr w:type="lastRow">
       <w:rPr>
+        <w:rFonts w:eastAsia="黑体"/>
         <w:b/>
         <w:bCs/>
         <w:color w:themeColor="text1" w:val="000000"/>
@@ -13826,6 +14466,7 @@
     </w:tblStylePr>
     <w:tblStylePr w:type="firstCol">
       <w:rPr>
+        <w:rFonts w:eastAsia="黑体"/>
         <w:color w:themeColor="background1" w:val="FFFFFF"/>
       </w:rPr>
       <w:tblPr/>
@@ -13835,6 +14476,7 @@
     </w:tblStylePr>
     <w:tblStylePr w:type="lastCol">
       <w:rPr>
+        <w:rFonts w:eastAsia="黑体"/>
         <w:color w:themeColor="background1" w:val="FFFFFF"/>
       </w:rPr>
       <w:tblPr/>
@@ -13864,6 +14506,7 @@
       <w:spacing w:after="0" w:line="240" w:lineRule="auto"/>
     </w:pPr>
     <w:rPr>
+      <w:rFonts w:eastAsia="黑体"/>
       <w:color w:themeColor="text1" w:val="000000"/>
     </w:rPr>
     <w:tblPr>
@@ -13885,6 +14528,7 @@
     </w:tcPr>
     <w:tblStylePr w:type="firstRow">
       <w:rPr>
+        <w:rFonts w:eastAsia="黑体"/>
         <w:b/>
         <w:bCs/>
       </w:rPr>
@@ -13895,6 +14539,7 @@
     </w:tblStylePr>
     <w:tblStylePr w:type="lastRow">
       <w:rPr>
+        <w:rFonts w:eastAsia="黑体"/>
         <w:b/>
         <w:bCs/>
         <w:color w:themeColor="text1" w:val="000000"/>
@@ -13906,6 +14551,7 @@
     </w:tblStylePr>
     <w:tblStylePr w:type="firstCol">
       <w:rPr>
+        <w:rFonts w:eastAsia="黑体"/>
         <w:color w:themeColor="background1" w:val="FFFFFF"/>
       </w:rPr>
       <w:tblPr/>
@@ -13915,6 +14561,7 @@
     </w:tblStylePr>
     <w:tblStylePr w:type="lastCol">
       <w:rPr>
+        <w:rFonts w:eastAsia="黑体"/>
         <w:color w:themeColor="background1" w:val="FFFFFF"/>
       </w:rPr>
       <w:tblPr/>
@@ -13944,6 +14591,7 @@
       <w:spacing w:after="0" w:line="240" w:lineRule="auto"/>
     </w:pPr>
     <w:rPr>
+      <w:rFonts w:eastAsia="黑体"/>
       <w:color w:themeColor="text1" w:val="000000"/>
     </w:rPr>
     <w:tblPr>
@@ -13965,6 +14613,7 @@
     </w:tcPr>
     <w:tblStylePr w:type="firstRow">
       <w:rPr>
+        <w:rFonts w:eastAsia="黑体"/>
         <w:b/>
         <w:bCs/>
       </w:rPr>
@@ -13975,6 +14624,7 @@
     </w:tblStylePr>
     <w:tblStylePr w:type="lastRow">
       <w:rPr>
+        <w:rFonts w:eastAsia="黑体"/>
         <w:b/>
         <w:bCs/>
         <w:color w:themeColor="text1" w:val="000000"/>
@@ -13986,6 +14636,7 @@
     </w:tblStylePr>
     <w:tblStylePr w:type="firstCol">
       <w:rPr>
+        <w:rFonts w:eastAsia="黑体"/>
         <w:color w:themeColor="background1" w:val="FFFFFF"/>
       </w:rPr>
       <w:tblPr/>
@@ -13995,6 +14646,7 @@
     </w:tblStylePr>
     <w:tblStylePr w:type="lastCol">
       <w:rPr>
+        <w:rFonts w:eastAsia="黑体"/>
         <w:color w:themeColor="background1" w:val="FFFFFF"/>
       </w:rPr>
       <w:tblPr/>
@@ -14024,6 +14676,7 @@
       <w:spacing w:after="0" w:line="240" w:lineRule="auto"/>
     </w:pPr>
     <w:rPr>
+      <w:rFonts w:eastAsia="黑体"/>
       <w:color w:themeColor="text1" w:val="000000"/>
     </w:rPr>
     <w:tblPr>
@@ -14045,6 +14698,7 @@
     </w:tcPr>
     <w:tblStylePr w:type="firstRow">
       <w:rPr>
+        <w:rFonts w:eastAsia="黑体"/>
         <w:b/>
         <w:bCs/>
       </w:rPr>
@@ -14055,6 +14709,7 @@
     </w:tblStylePr>
     <w:tblStylePr w:type="lastRow">
       <w:rPr>
+        <w:rFonts w:eastAsia="黑体"/>
         <w:b/>
         <w:bCs/>
         <w:color w:themeColor="text1" w:val="000000"/>
@@ -14066,6 +14721,7 @@
     </w:tblStylePr>
     <w:tblStylePr w:type="firstCol">
       <w:rPr>
+        <w:rFonts w:eastAsia="黑体"/>
         <w:color w:themeColor="background1" w:val="FFFFFF"/>
       </w:rPr>
       <w:tblPr/>
@@ -14075,6 +14731,7 @@
     </w:tblStylePr>
     <w:tblStylePr w:type="lastCol">
       <w:rPr>
+        <w:rFonts w:eastAsia="黑体"/>
         <w:color w:themeColor="background1" w:val="FFFFFF"/>
       </w:rPr>
       <w:tblPr/>
@@ -14104,6 +14761,7 @@
       <w:spacing w:after="0" w:line="240" w:lineRule="auto"/>
     </w:pPr>
     <w:rPr>
+      <w:rFonts w:eastAsia="黑体"/>
       <w:color w:themeColor="text1" w:val="000000"/>
     </w:rPr>
     <w:tblPr>
@@ -14125,6 +14783,7 @@
     </w:tcPr>
     <w:tblStylePr w:type="firstRow">
       <w:rPr>
+        <w:rFonts w:eastAsia="黑体"/>
         <w:b/>
         <w:bCs/>
       </w:rPr>
@@ -14135,6 +14794,7 @@
     </w:tblStylePr>
     <w:tblStylePr w:type="lastRow">
       <w:rPr>
+        <w:rFonts w:eastAsia="黑体"/>
         <w:b/>
         <w:bCs/>
         <w:color w:themeColor="text1" w:val="000000"/>
@@ -14146,6 +14806,7 @@
     </w:tblStylePr>
     <w:tblStylePr w:type="firstCol">
       <w:rPr>
+        <w:rFonts w:eastAsia="黑体"/>
         <w:color w:themeColor="background1" w:val="FFFFFF"/>
       </w:rPr>
       <w:tblPr/>
@@ -14155,6 +14816,7 @@
     </w:tblStylePr>
     <w:tblStylePr w:type="lastCol">
       <w:rPr>
+        <w:rFonts w:eastAsia="黑体"/>
         <w:color w:themeColor="background1" w:val="FFFFFF"/>
       </w:rPr>
       <w:tblPr/>
@@ -14184,6 +14846,7 @@
       <w:spacing w:after="0" w:line="240" w:lineRule="auto"/>
     </w:pPr>
     <w:rPr>
+      <w:rFonts w:eastAsia="黑体"/>
       <w:color w:themeColor="text1" w:val="000000"/>
     </w:rPr>
     <w:tblPr>
@@ -14205,6 +14868,7 @@
     </w:tcPr>
     <w:tblStylePr w:type="firstRow">
       <w:rPr>
+        <w:rFonts w:eastAsia="黑体"/>
         <w:b/>
         <w:bCs/>
       </w:rPr>
@@ -14215,6 +14879,7 @@
     </w:tblStylePr>
     <w:tblStylePr w:type="lastRow">
       <w:rPr>
+        <w:rFonts w:eastAsia="黑体"/>
         <w:b/>
         <w:bCs/>
         <w:color w:themeColor="text1" w:val="000000"/>
@@ -14226,6 +14891,7 @@
     </w:tblStylePr>
     <w:tblStylePr w:type="firstCol">
       <w:rPr>
+        <w:rFonts w:eastAsia="黑体"/>
         <w:color w:themeColor="background1" w:val="FFFFFF"/>
       </w:rPr>
       <w:tblPr/>
@@ -14235,6 +14901,7 @@
     </w:tblStylePr>
     <w:tblStylePr w:type="lastCol">
       <w:rPr>
+        <w:rFonts w:eastAsia="黑体"/>
         <w:color w:themeColor="background1" w:val="FFFFFF"/>
       </w:rPr>
       <w:tblPr/>
@@ -14264,6 +14931,7 @@
       <w:spacing w:after="0" w:line="240" w:lineRule="auto"/>
     </w:pPr>
     <w:rPr>
+      <w:rFonts w:eastAsia="黑体"/>
       <w:color w:themeColor="text1" w:val="000000"/>
     </w:rPr>
     <w:tblPr>
@@ -14285,6 +14953,7 @@
     </w:tcPr>
     <w:tblStylePr w:type="firstRow">
       <w:rPr>
+        <w:rFonts w:eastAsia="黑体"/>
         <w:b/>
         <w:bCs/>
       </w:rPr>
@@ -14295,6 +14964,7 @@
     </w:tblStylePr>
     <w:tblStylePr w:type="lastRow">
       <w:rPr>
+        <w:rFonts w:eastAsia="黑体"/>
         <w:b/>
         <w:bCs/>
         <w:color w:themeColor="text1" w:val="000000"/>
@@ -14306,6 +14976,7 @@
     </w:tblStylePr>
     <w:tblStylePr w:type="firstCol">
       <w:rPr>
+        <w:rFonts w:eastAsia="黑体"/>
         <w:color w:themeColor="background1" w:val="FFFFFF"/>
       </w:rPr>
       <w:tblPr/>
@@ -14315,6 +14986,7 @@
     </w:tblStylePr>
     <w:tblStylePr w:type="lastCol">
       <w:rPr>
+        <w:rFonts w:eastAsia="黑体"/>
         <w:color w:themeColor="background1" w:val="FFFFFF"/>
       </w:rPr>
       <w:tblPr/>
@@ -14347,6 +15019,7 @@
     <w:name w:val="KeywordTok"/>
     <w:basedOn w:val="VerbatimChar"/>
     <w:rPr>
+      <w:rFonts w:eastAsia="黑体"/>
       <w:b/>
       <w:color w:val="007020"/>
     </w:rPr>
@@ -14355,6 +15028,7 @@
     <w:name w:val="DataTypeTok"/>
     <w:basedOn w:val="VerbatimChar"/>
     <w:rPr>
+      <w:rFonts w:eastAsia="黑体"/>
       <w:color w:val="902000"/>
     </w:rPr>
   </w:style>
@@ -14362,6 +15036,7 @@
     <w:name w:val="DecValTok"/>
     <w:basedOn w:val="VerbatimChar"/>
     <w:rPr>
+      <w:rFonts w:eastAsia="黑体"/>
       <w:color w:val="40a070"/>
     </w:rPr>
   </w:style>
@@ -14369,6 +15044,7 @@
     <w:name w:val="BaseNTok"/>
     <w:basedOn w:val="VerbatimChar"/>
     <w:rPr>
+      <w:rFonts w:eastAsia="黑体"/>
       <w:color w:val="40a070"/>
     </w:rPr>
   </w:style>
@@ -14376,6 +15052,7 @@
     <w:name w:val="FloatTok"/>
     <w:basedOn w:val="VerbatimChar"/>
     <w:rPr>
+      <w:rFonts w:eastAsia="黑体"/>
       <w:color w:val="40a070"/>
     </w:rPr>
   </w:style>
@@ -14383,6 +15060,7 @@
     <w:name w:val="ConstantTok"/>
     <w:basedOn w:val="VerbatimChar"/>
     <w:rPr>
+      <w:rFonts w:eastAsia="黑体"/>
       <w:color w:val="880000"/>
     </w:rPr>
   </w:style>
@@ -14390,6 +15068,7 @@
     <w:name w:val="CharTok"/>
     <w:basedOn w:val="VerbatimChar"/>
     <w:rPr>
+      <w:rFonts w:eastAsia="黑体"/>
       <w:color w:val="4070a0"/>
     </w:rPr>
   </w:style>
@@ -14397,6 +15076,7 @@
     <w:name w:val="SpecialCharTok"/>
     <w:basedOn w:val="VerbatimChar"/>
     <w:rPr>
+      <w:rFonts w:eastAsia="黑体"/>
       <w:color w:val="4070a0"/>
     </w:rPr>
   </w:style>
@@ -14404,6 +15084,7 @@
     <w:name w:val="StringTok"/>
     <w:basedOn w:val="VerbatimChar"/>
     <w:rPr>
+      <w:rFonts w:eastAsia="黑体"/>
       <w:color w:val="4070a0"/>
     </w:rPr>
   </w:style>
@@ -14411,6 +15092,7 @@
     <w:name w:val="VerbatimStringTok"/>
     <w:basedOn w:val="VerbatimChar"/>
     <w:rPr>
+      <w:rFonts w:eastAsia="黑体"/>
       <w:color w:val="4070a0"/>
     </w:rPr>
   </w:style>
@@ -14418,6 +15100,7 @@
     <w:name w:val="SpecialStringTok"/>
     <w:basedOn w:val="VerbatimChar"/>
     <w:rPr>
+      <w:rFonts w:eastAsia="黑体"/>
       <w:color w:val="bb6688"/>
     </w:rPr>
   </w:style>
@@ -14425,6 +15108,7 @@
     <w:name w:val="ImportTok"/>
     <w:basedOn w:val="VerbatimChar"/>
     <w:rPr>
+      <w:rFonts w:eastAsia="黑体"/>
       <w:b/>
       <w:color w:val="008000"/>
     </w:rPr>
@@ -14433,6 +15117,7 @@
     <w:name w:val="CommentTok"/>
     <w:basedOn w:val="VerbatimChar"/>
     <w:rPr>
+      <w:rFonts w:eastAsia="黑体"/>
       <w:i/>
       <w:color w:val="60a0b0"/>
     </w:rPr>
@@ -14441,6 +15126,7 @@
     <w:name w:val="DocumentationTok"/>
     <w:basedOn w:val="VerbatimChar"/>
     <w:rPr>
+      <w:rFonts w:eastAsia="黑体"/>
       <w:i/>
       <w:color w:val="ba2121"/>
     </w:rPr>
@@ -14449,6 +15135,7 @@
     <w:name w:val="AnnotationTok"/>
     <w:basedOn w:val="VerbatimChar"/>
     <w:rPr>
+      <w:rFonts w:eastAsia="黑体"/>
       <w:b/>
       <w:i/>
       <w:color w:val="60a0b0"/>
@@ -14458,6 +15145,7 @@
     <w:name w:val="CommentVarTok"/>
     <w:basedOn w:val="VerbatimChar"/>
     <w:rPr>
+      <w:rFonts w:eastAsia="黑体"/>
       <w:b/>
       <w:i/>
       <w:color w:val="60a0b0"/>
@@ -14467,6 +15155,7 @@
     <w:name w:val="OtherTok"/>
     <w:basedOn w:val="VerbatimChar"/>
     <w:rPr>
+      <w:rFonts w:eastAsia="黑体"/>
       <w:color w:val="007020"/>
     </w:rPr>
   </w:style>
@@ -14474,6 +15163,7 @@
     <w:name w:val="FunctionTok"/>
     <w:basedOn w:val="VerbatimChar"/>
     <w:rPr>
+      <w:rFonts w:eastAsia="黑体"/>
       <w:color w:val="06287e"/>
     </w:rPr>
   </w:style>
@@ -14481,6 +15171,7 @@
     <w:name w:val="VariableTok"/>
     <w:basedOn w:val="VerbatimChar"/>
     <w:rPr>
+      <w:rFonts w:eastAsia="黑体"/>
       <w:color w:val="19177c"/>
     </w:rPr>
   </w:style>
@@ -14488,6 +15179,7 @@
     <w:name w:val="ControlFlowTok"/>
     <w:basedOn w:val="VerbatimChar"/>
     <w:rPr>
+      <w:rFonts w:eastAsia="黑体"/>
       <w:b/>
       <w:color w:val="007020"/>
     </w:rPr>
@@ -14496,6 +15188,7 @@
     <w:name w:val="OperatorTok"/>
     <w:basedOn w:val="VerbatimChar"/>
     <w:rPr>
+      <w:rFonts w:eastAsia="黑体"/>
       <w:color w:val="666666"/>
     </w:rPr>
   </w:style>
@@ -14503,18 +15196,22 @@
     <w:name w:val="BuiltInTok"/>
     <w:basedOn w:val="VerbatimChar"/>
     <w:rPr>
+      <w:rFonts w:eastAsia="黑体"/>
       <w:color w:val="008000"/>
     </w:rPr>
   </w:style>
   <w:style w:type="character" w:customStyle="1" w:styleId="ExtensionTok">
     <w:name w:val="ExtensionTok"/>
     <w:basedOn w:val="VerbatimChar"/>
-    <w:rPr/>
+    <w:rPr>
+      <w:rFonts w:eastAsia="黑体"/>
+    </w:rPr>
   </w:style>
   <w:style w:type="character" w:customStyle="1" w:styleId="PreprocessorTok">
     <w:name w:val="PreprocessorTok"/>
     <w:basedOn w:val="VerbatimChar"/>
     <w:rPr>
+      <w:rFonts w:eastAsia="黑体"/>
       <w:color w:val="bc7a00"/>
     </w:rPr>
   </w:style>
@@ -14522,18 +15219,22 @@
     <w:name w:val="AttributeTok"/>
     <w:basedOn w:val="VerbatimChar"/>
     <w:rPr>
+      <w:rFonts w:eastAsia="黑体"/>
       <w:color w:val="7d9029"/>
     </w:rPr>
   </w:style>
   <w:style w:type="character" w:customStyle="1" w:styleId="RegionMarkerTok">
     <w:name w:val="RegionMarkerTok"/>
     <w:basedOn w:val="VerbatimChar"/>
-    <w:rPr/>
+    <w:rPr>
+      <w:rFonts w:eastAsia="黑体"/>
+    </w:rPr>
   </w:style>
   <w:style w:type="character" w:customStyle="1" w:styleId="InformationTok">
     <w:name w:val="InformationTok"/>
     <w:basedOn w:val="VerbatimChar"/>
     <w:rPr>
+      <w:rFonts w:eastAsia="黑体"/>
       <w:b/>
       <w:i/>
       <w:color w:val="60a0b0"/>
@@ -14543,6 +15244,7 @@
     <w:name w:val="WarningTok"/>
     <w:basedOn w:val="VerbatimChar"/>
     <w:rPr>
+      <w:rFonts w:eastAsia="黑体"/>
       <w:b/>
       <w:i/>
       <w:color w:val="60a0b0"/>
@@ -14552,6 +15254,7 @@
     <w:name w:val="AlertTok"/>
     <w:basedOn w:val="VerbatimChar"/>
     <w:rPr>
+      <w:rFonts w:eastAsia="黑体"/>
       <w:b/>
       <w:color w:val="ff0000"/>
     </w:rPr>
@@ -14560,6 +15263,7 @@
     <w:name w:val="ErrorTok"/>
     <w:basedOn w:val="VerbatimChar"/>
     <w:rPr>
+      <w:rFonts w:eastAsia="黑体"/>
       <w:b/>
       <w:color w:val="ff0000"/>
     </w:rPr>
@@ -14567,7 +15271,9 @@
   <w:style w:type="character" w:customStyle="1" w:styleId="NormalTok">
     <w:name w:val="NormalTok"/>
     <w:basedOn w:val="VerbatimChar"/>
-    <w:rPr/>
+    <w:rPr>
+      <w:rFonts w:eastAsia="黑体"/>
+    </w:rPr>
   </w:style>
 </w:styles>
 </file>
@@ -14616,12 +15322,12 @@
     <a:fontScheme name="Office">
       <a:majorFont>
         <a:latin typeface="Calibri"/>
-        <a:ea typeface=""/>
+        <a:ea typeface="黑体"/>
         <a:cs typeface=""/>
         <a:font script="Jpan" typeface="ＭＳ ゴシック"/>
         <a:font script="Hang" typeface="맑은 고딕"/>
-        <a:font script="Hans" typeface="宋体"/>
-        <a:font script="Hant" typeface="新細明體"/>
+        <a:font script="Hans" typeface="黑体"/>
+        <a:font script="Hant" typeface="黑体"/>
         <a:font script="Arab" typeface="Times New Roman"/>
         <a:font script="Hebr" typeface="Times New Roman"/>
         <a:font script="Thai" typeface="Angsana New"/>
@@ -14651,12 +15357,12 @@
       </a:majorFont>
       <a:minorFont>
         <a:latin typeface="Cambria"/>
-        <a:ea typeface=""/>
+        <a:ea typeface="黑体"/>
         <a:cs typeface=""/>
         <a:font script="Jpan" typeface="ＭＳ 明朝"/>
         <a:font script="Hang" typeface="맑은 고딕"/>
-        <a:font script="Hans" typeface="宋体"/>
-        <a:font script="Hant" typeface="新細明體"/>
+        <a:font script="Hans" typeface="黑体"/>
+        <a:font script="Hant" typeface="黑体"/>
         <a:font script="Arab" typeface="Arial"/>
         <a:font script="Hebr" typeface="Arial"/>
         <a:font script="Thai" typeface="Cordia New"/>

--- a/05-数字电路/01-组合逻辑电路/或非门电路/或非门电路.docx
+++ b/05-数字电路/01-组合逻辑电路/或非门电路/或非门电路.docx
@@ -2251,7 +2251,7 @@
           <w:color w:val="555555"/>
           <w:sz w:val="21"/>
         </w:rPr>
-        <w:t>材料收集者：杜文杰，WX手机：19519196569，QQ:3478827729</w:t>
+        <w:t>材料收集者：杜文杰，微信/手机：19519196569，QQ:3478827729</w:t>
       </w:r>
     </w:p>
     <w:sectPr>
